--- a/kit_workshop/resultados_de_referencia/Caso_A_baja_agua_enfriamiento_mariposa_resultados_N25.docx
+++ b/kit_workshop/resultados_de_referencia/Caso_A_baja_agua_enfriamiento_mariposa_resultados_N25.docx
@@ -3001,6 +3001,84 @@
               <w:rPr>
                 <w:sz w:val="18"/>
               </w:rPr>
+              <w:t>Rotación = apertura × 90° (rotación nominal)</w:t>
+            </w:r>
+          </w:p>
+        </w:tc>
+        <w:tc>
+          <w:tcPr>
+            <w:tcW w:type="dxa" w:w="986"/>
+          </w:tcPr>
+          <w:p>
+            <w:r>
+              <w:rPr>
+                <w:sz w:val="18"/>
+              </w:rPr>
+            </w:r>
+          </w:p>
+        </w:tc>
+        <w:tc>
+          <w:tcPr>
+            <w:tcW w:type="dxa" w:w="1710"/>
+            <w:shd w:val="clear" w:color="auto" w:fill="E3F1E6"/>
+          </w:tcPr>
+          <w:p>
+            <w:pPr>
+              <w:jc w:val="right"/>
+            </w:pPr>
+            <w:r>
+              <w:rPr>
+                <w:sz w:val="18"/>
+              </w:rPr>
+              <w:t>19° de 90°</w:t>
+            </w:r>
+          </w:p>
+        </w:tc>
+        <w:tc>
+          <w:tcPr>
+            <w:tcW w:type="dxa" w:w="1710"/>
+            <w:shd w:val="clear" w:color="auto" w:fill="E3F1E6"/>
+          </w:tcPr>
+          <w:p>
+            <w:pPr>
+              <w:jc w:val="right"/>
+            </w:pPr>
+            <w:r>
+              <w:rPr>
+                <w:sz w:val="18"/>
+              </w:rPr>
+              <w:t>30° de 90°</w:t>
+            </w:r>
+          </w:p>
+        </w:tc>
+        <w:tc>
+          <w:tcPr>
+            <w:tcW w:type="dxa" w:w="1710"/>
+            <w:shd w:val="clear" w:color="auto" w:fill="E3F1E6"/>
+          </w:tcPr>
+          <w:p>
+            <w:pPr>
+              <w:jc w:val="right"/>
+            </w:pPr>
+            <w:r>
+              <w:rPr>
+                <w:sz w:val="18"/>
+              </w:rPr>
+              <w:t>48° de 90°</w:t>
+            </w:r>
+          </w:p>
+        </w:tc>
+      </w:tr>
+      <w:tr>
+        <w:tc>
+          <w:tcPr>
+            <w:tcW w:type="dxa" w:w="3749"/>
+          </w:tcPr>
+          <w:p>
+            <w:r>
+              <w:rPr>
+                <w:sz w:val="18"/>
+              </w:rPr>
               <w:t>LpAe,1m (IEC 60534-8-4)</w:t>
             </w:r>
           </w:p>
@@ -3341,6 +3419,84 @@
                 <w:sz w:val="18"/>
               </w:rPr>
               <w:t>52,9</w:t>
+            </w:r>
+          </w:p>
+        </w:tc>
+      </w:tr>
+      <w:tr>
+        <w:tc>
+          <w:tcPr>
+            <w:tcW w:type="dxa" w:w="3749"/>
+          </w:tcPr>
+          <w:p>
+            <w:r>
+              <w:rPr>
+                <w:sz w:val="18"/>
+              </w:rPr>
+              <w:t>Carrera de operación</w:t>
+            </w:r>
+          </w:p>
+        </w:tc>
+        <w:tc>
+          <w:tcPr>
+            <w:tcW w:type="dxa" w:w="986"/>
+          </w:tcPr>
+          <w:p>
+            <w:r>
+              <w:rPr>
+                <w:sz w:val="18"/>
+              </w:rPr>
+            </w:r>
+          </w:p>
+        </w:tc>
+        <w:tc>
+          <w:tcPr>
+            <w:tcW w:type="dxa" w:w="1710"/>
+            <w:shd w:val="clear" w:color="auto" w:fill="E3F1E6"/>
+          </w:tcPr>
+          <w:p>
+            <w:pPr>
+              <w:jc w:val="right"/>
+            </w:pPr>
+            <w:r>
+              <w:rPr>
+                <w:sz w:val="18"/>
+              </w:rPr>
+              <w:t>19° de 90°</w:t>
+            </w:r>
+          </w:p>
+        </w:tc>
+        <w:tc>
+          <w:tcPr>
+            <w:tcW w:type="dxa" w:w="1710"/>
+            <w:shd w:val="clear" w:color="auto" w:fill="E3F1E6"/>
+          </w:tcPr>
+          <w:p>
+            <w:pPr>
+              <w:jc w:val="right"/>
+            </w:pPr>
+            <w:r>
+              <w:rPr>
+                <w:sz w:val="18"/>
+              </w:rPr>
+              <w:t>30° de 90°</w:t>
+            </w:r>
+          </w:p>
+        </w:tc>
+        <w:tc>
+          <w:tcPr>
+            <w:tcW w:type="dxa" w:w="1710"/>
+            <w:shd w:val="clear" w:color="auto" w:fill="E3F1E6"/>
+          </w:tcPr>
+          <w:p>
+            <w:pPr>
+              <w:jc w:val="right"/>
+            </w:pPr>
+            <w:r>
+              <w:rPr>
+                <w:sz w:val="18"/>
+              </w:rPr>
+              <w:t>48° de 90°</w:t>
             </w:r>
           </w:p>
         </w:tc>
@@ -5816,7 +5972,7 @@
         <w:pStyle w:val="ListBullet"/>
       </w:pPr>
       <w:r>
-        <w:t>Materiales descartados: 18 (detalle en la solapa 3-Materiales, botón Análisis).</w:t>
+        <w:t>Materiales descartados: 21 (detalle en la solapa 3-Materiales, botón Análisis).</w:t>
       </w:r>
     </w:p>
     <w:p>
@@ -5914,7 +6070,7 @@
         <w:pStyle w:val="ListBullet"/>
       </w:pPr>
       <w:r>
-        <w:t>Materiales descartados: 19 (detalle en la solapa 3-Materiales, botón Análisis).</w:t>
+        <w:t>Materiales descartados: 24 (detalle en la solapa 3-Materiales, botón Análisis).</w:t>
       </w:r>
     </w:p>
     <w:p>
@@ -6015,7 +6171,7 @@
         <w:pStyle w:val="ListBullet"/>
       </w:pPr>
       <w:r>
-        <w:t>Materiales descartados: 21 (detalle en la solapa 3-Materiales, botón Análisis).</w:t>
+        <w:t>Materiales descartados: 24 (detalle en la solapa 3-Materiales, botón Análisis).</w:t>
       </w:r>
     </w:p>
     <w:p>
@@ -6108,7 +6264,7 @@
         <w:pStyle w:val="ListBullet"/>
       </w:pPr>
       <w:r>
-        <w:t>Materiales descartados: 4 (detalle en la solapa 3-Materiales, botón Análisis).</w:t>
+        <w:t>Materiales descartados: 6 (detalle en la solapa 3-Materiales, botón Análisis).</w:t>
       </w:r>
     </w:p>
     <w:p>
@@ -6448,7 +6604,7 @@
         <w:pStyle w:val="Heading3"/>
       </w:pPr>
       <w:r>
-        <w:t>5.8 Empaquetadura y bonete</w:t>
+        <w:t>5.9 Empaquetadura y bonete</w:t>
       </w:r>
     </w:p>
     <w:p>
@@ -6546,7 +6702,15 @@
         <w:pStyle w:val="ListBullet"/>
       </w:pPr>
       <w:r>
-        <w:t>Alternativas aptas: Anillos en V de PTFE, doble (opuestos) (índice 1,30); Grafito flexible (anillos laminados + trenzas de carbono antiextrusión) (índice 1,49); PTFE con carga viva (resortes Belleville), baja emisión (índice 2,50); Grafito con carga viva (resortes Belleville), baja emisión (índice 3,45)</w:t>
+        <w:t>Alternativas aptas: PTFE trenzado (empaquetadura de compresión) (índice 1,10); PTFE doble en V, para presión (dos juegos en serie) (índice 1,20); PTFE doble en V, para presión y vacío (juegos opuestos) (índice 1,30); PTFE trenzado con lubricador y válvula de aislamiento (índice 1,40)</w:t>
+      </w:r>
+    </w:p>
+    <w:p>
+      <w:pPr>
+        <w:pStyle w:val="ListBullet"/>
+      </w:pPr>
+      <w:r>
+        <w:t>Descartada: PTFE doble en V, para vacío (juegos invertidos). Presión de diseño 10,0 bar g mayor que su límite típico de 4 bar.</w:t>
       </w:r>
     </w:p>
     <w:p>
@@ -6555,6 +6719,14 @@
       </w:pPr>
       <w:r>
         <w:t>Descartada: Anillos de PTFE con carbono / grafito (relleno). El relleno de carbono no es apto con oxidantes fuertes.</w:t>
+      </w:r>
+    </w:p>
+    <w:p>
+      <w:pPr>
+        <w:pStyle w:val="ListBullet"/>
+      </w:pPr>
+      <w:r>
+        <w:t>Descartada: PTFE/carbono con carga viva, doble juego, baja emisión. El relleno de carbono no es apto con oxidantes fuertes.</w:t>
       </w:r>
     </w:p>
     <w:p>
@@ -8183,6 +8355,81 @@
               <w:rPr>
                 <w:sz w:val="18"/>
               </w:rPr>
+              <w:t>Carrera de operación</w:t>
+            </w:r>
+          </w:p>
+        </w:tc>
+        <w:tc>
+          <w:tcPr>
+            <w:tcW w:type="dxa" w:w="986"/>
+          </w:tcPr>
+          <w:p>
+            <w:r>
+              <w:rPr>
+                <w:sz w:val="18"/>
+              </w:rPr>
+            </w:r>
+          </w:p>
+        </w:tc>
+        <w:tc>
+          <w:tcPr>
+            <w:tcW w:type="dxa" w:w="1710"/>
+          </w:tcPr>
+          <w:p>
+            <w:pPr>
+              <w:jc w:val="right"/>
+            </w:pPr>
+            <w:r>
+              <w:rPr>
+                <w:sz w:val="18"/>
+              </w:rPr>
+              <w:t>19° de 90°</w:t>
+            </w:r>
+          </w:p>
+        </w:tc>
+        <w:tc>
+          <w:tcPr>
+            <w:tcW w:type="dxa" w:w="1710"/>
+          </w:tcPr>
+          <w:p>
+            <w:pPr>
+              <w:jc w:val="right"/>
+            </w:pPr>
+            <w:r>
+              <w:rPr>
+                <w:sz w:val="18"/>
+              </w:rPr>
+              <w:t>30° de 90°</w:t>
+            </w:r>
+          </w:p>
+        </w:tc>
+        <w:tc>
+          <w:tcPr>
+            <w:tcW w:type="dxa" w:w="1710"/>
+          </w:tcPr>
+          <w:p>
+            <w:pPr>
+              <w:jc w:val="right"/>
+            </w:pPr>
+            <w:r>
+              <w:rPr>
+                <w:sz w:val="18"/>
+              </w:rPr>
+              <w:t>48° de 90°</w:t>
+            </w:r>
+          </w:p>
+        </w:tc>
+      </w:tr>
+      <w:tr>
+        <w:tc>
+          <w:tcPr>
+            <w:tcW w:type="dxa" w:w="3749"/>
+          </w:tcPr>
+          <w:p>
+            <w:r>
+              <w:rPr>
+                <w:sz w:val="18"/>
+              </w:rPr>
               <w:t>Kapp / Kc</w:t>
             </w:r>
           </w:p>
@@ -9382,7 +9629,7 @@
                 <w:b/>
                 <w:sz w:val="18"/>
               </w:rPr>
-              <w:t>Guía y obturador</w:t>
+              <w:t>Diámetro del orificio / disco</w:t>
             </w:r>
           </w:p>
         </w:tc>
@@ -9395,7 +9642,7 @@
               <w:rPr>
                 <w:sz w:val="18"/>
               </w:rPr>
-              <w:t>Eje guiado por cojinetes. Disco o bola con eje de diámetro suficiente para el par de cierre a ΔP máxima.</w:t>
+              <w:t>8 in (202,7 mm) estimado</w:t>
             </w:r>
           </w:p>
         </w:tc>
@@ -9412,7 +9659,7 @@
                 <w:b/>
                 <w:sz w:val="18"/>
               </w:rPr>
-              <w:t>Clase de cierre</w:t>
+              <w:t>Rotación nominal del eje</w:t>
             </w:r>
           </w:p>
         </w:tc>
@@ -9425,7 +9672,7 @@
               <w:rPr>
                 <w:sz w:val="18"/>
               </w:rPr>
-              <w:t>ANSI Clase IV (ANSI/FCI 70-2 / IEC 60534-4)</w:t>
+              <w:t>Rotación nominal 90°</w:t>
             </w:r>
           </w:p>
         </w:tc>
@@ -9442,7 +9689,7 @@
                 <w:b/>
                 <w:sz w:val="18"/>
               </w:rPr>
-              <w:t>Fuga admisible</w:t>
+              <w:t>Rotación de operación</w:t>
             </w:r>
           </w:p>
         </w:tc>
@@ -9455,7 +9702,7 @@
               <w:rPr>
                 <w:sz w:val="18"/>
               </w:rPr>
-              <w:t>0,01 % de la capacidad nominal.</w:t>
+              <w:t>Mínimo: 19° de 90° · Normal: 30° de 90° · Máximo: 48° de 90°</w:t>
             </w:r>
           </w:p>
         </w:tc>
@@ -9472,7 +9719,7 @@
                 <w:b/>
                 <w:sz w:val="18"/>
               </w:rPr>
-              <w:t>Material bola / disco / obturador</w:t>
+              <w:t>Guía y obturador</w:t>
             </w:r>
           </w:p>
         </w:tc>
@@ -9485,7 +9732,7 @@
               <w:rPr>
                 <w:sz w:val="18"/>
               </w:rPr>
-              <w:t>Inconel 718 (N07718) envejecido · 38 HRC (≈ 353 HB) · ASTM B637 N07718 / API 6A718</w:t>
+              <w:t>Eje guiado por cojinetes. Disco o bola con eje de diámetro suficiente para el par de cierre a ΔP máxima.</w:t>
             </w:r>
           </w:p>
         </w:tc>
@@ -9502,7 +9749,7 @@
                 <w:b/>
                 <w:sz w:val="18"/>
               </w:rPr>
-              <w:t>Material anillo de asiento</w:t>
+              <w:t>Clase de cierre</w:t>
             </w:r>
           </w:p>
         </w:tc>
@@ -9515,7 +9762,7 @@
               <w:rPr>
                 <w:sz w:val="18"/>
               </w:rPr>
-              <w:t>Stellite 6 macizo (Co-Cr-W, fundido o forjado 6B) · 40 HRC (≈ 371 HB) · AMS 5387 / AMS 5894 (6B)</w:t>
+              <w:t>ANSI Clase IV (ANSI/FCI 70-2 / IEC 60534-4)</w:t>
             </w:r>
           </w:p>
         </w:tc>
@@ -9532,7 +9779,7 @@
                 <w:b/>
                 <w:sz w:val="18"/>
               </w:rPr>
-              <w:t>Material cojinetes del eje</w:t>
+              <w:t>Fuga admisible</w:t>
             </w:r>
           </w:p>
         </w:tc>
@@ -9545,7 +9792,7 @@
               <w:rPr>
                 <w:sz w:val="18"/>
               </w:rPr>
-              <w:t>Inconel 718 (N07718) envejecido · 38 HRC (≈ 353 HB) · ASTM B637 N07718 / API 6A718</w:t>
+              <w:t>0,01 % de la capacidad nominal.</w:t>
             </w:r>
           </w:p>
         </w:tc>
@@ -9562,7 +9809,7 @@
                 <w:b/>
                 <w:sz w:val="18"/>
               </w:rPr>
-              <w:t>Material eje</w:t>
+              <w:t>Material bola / disco / obturador</w:t>
             </w:r>
           </w:p>
         </w:tc>
@@ -9575,7 +9822,7 @@
               <w:rPr>
                 <w:sz w:val="18"/>
               </w:rPr>
-              <w:t>Dúplex 2205 (S31803 / S32205) barra · 250 HB · ASTM A479 / A276 S32205</w:t>
+              <w:t>Inconel 718 (N07718) envejecido · 38 HRC (≈ 353 HB) · ASTM B637 N07718 / API 6A718</w:t>
             </w:r>
           </w:p>
         </w:tc>
@@ -9592,6 +9839,96 @@
                 <w:b/>
                 <w:sz w:val="18"/>
               </w:rPr>
+              <w:t>Material anillo de asiento</w:t>
+            </w:r>
+          </w:p>
+        </w:tc>
+        <w:tc>
+          <w:tcPr>
+            <w:tcW w:type="dxa" w:w="6412"/>
+          </w:tcPr>
+          <w:p>
+            <w:r>
+              <w:rPr>
+                <w:sz w:val="18"/>
+              </w:rPr>
+              <w:t>Stellite 6 macizo (Co-Cr-W, fundido o forjado 6B) · 40 HRC (≈ 371 HB) · AMS 5387 / AMS 5894 (6B)</w:t>
+            </w:r>
+          </w:p>
+        </w:tc>
+      </w:tr>
+      <w:tr>
+        <w:tc>
+          <w:tcPr>
+            <w:tcW w:type="dxa" w:w="3453"/>
+            <w:shd w:val="clear" w:color="auto" w:fill="EEF2F6"/>
+          </w:tcPr>
+          <w:p>
+            <w:r>
+              <w:rPr>
+                <w:b/>
+                <w:sz w:val="18"/>
+              </w:rPr>
+              <w:t>Material cojinetes del eje</w:t>
+            </w:r>
+          </w:p>
+        </w:tc>
+        <w:tc>
+          <w:tcPr>
+            <w:tcW w:type="dxa" w:w="6412"/>
+          </w:tcPr>
+          <w:p>
+            <w:r>
+              <w:rPr>
+                <w:sz w:val="18"/>
+              </w:rPr>
+              <w:t>Inconel 718 (N07718) envejecido · 38 HRC (≈ 353 HB) · ASTM B637 N07718 / API 6A718</w:t>
+            </w:r>
+          </w:p>
+        </w:tc>
+      </w:tr>
+      <w:tr>
+        <w:tc>
+          <w:tcPr>
+            <w:tcW w:type="dxa" w:w="3453"/>
+            <w:shd w:val="clear" w:color="auto" w:fill="EEF2F6"/>
+          </w:tcPr>
+          <w:p>
+            <w:r>
+              <w:rPr>
+                <w:b/>
+                <w:sz w:val="18"/>
+              </w:rPr>
+              <w:t>Material eje</w:t>
+            </w:r>
+          </w:p>
+        </w:tc>
+        <w:tc>
+          <w:tcPr>
+            <w:tcW w:type="dxa" w:w="6412"/>
+          </w:tcPr>
+          <w:p>
+            <w:r>
+              <w:rPr>
+                <w:sz w:val="18"/>
+              </w:rPr>
+              <w:t>Dúplex 2205 (S31803 / S32205) barra · 250 HB · ASTM A479 / A276 S32205</w:t>
+            </w:r>
+          </w:p>
+        </w:tc>
+      </w:tr>
+      <w:tr>
+        <w:tc>
+          <w:tcPr>
+            <w:tcW w:type="dxa" w:w="3453"/>
+            <w:shd w:val="clear" w:color="auto" w:fill="EEF2F6"/>
+          </w:tcPr>
+          <w:p>
+            <w:r>
+              <w:rPr>
+                <w:b/>
+                <w:sz w:val="18"/>
+              </w:rPr>
               <w:t>Empaquetadura</w:t>
             </w:r>
           </w:p>
@@ -9606,6 +9943,36 @@
                 <w:sz w:val="18"/>
               </w:rPr>
               <w:t>Anillos en V de PTFE, simple, con resorte</w:t>
+            </w:r>
+          </w:p>
+        </w:tc>
+      </w:tr>
+      <w:tr>
+        <w:tc>
+          <w:tcPr>
+            <w:tcW w:type="dxa" w:w="3453"/>
+            <w:shd w:val="clear" w:color="auto" w:fill="EEF2F6"/>
+          </w:tcPr>
+          <w:p>
+            <w:r>
+              <w:rPr>
+                <w:b/>
+                <w:sz w:val="18"/>
+              </w:rPr>
+              <w:t>Tipo de empaquetadura</w:t>
+            </w:r>
+          </w:p>
+        </w:tc>
+        <w:tc>
+          <w:tcPr>
+            <w:tcW w:type="dxa" w:w="6412"/>
+          </w:tcPr>
+          <w:p>
+            <w:r>
+              <w:rPr>
+                <w:sz w:val="18"/>
+              </w:rPr>
+              <w:t>Anillos en V con resorte · carga viva: no · Hasta 232 °C (450 °F)</w:t>
             </w:r>
           </w:p>
         </w:tc>
@@ -11920,6 +12287,84 @@
                 <w:sz w:val="18"/>
               </w:rPr>
               <w:t>52,9</w:t>
+            </w:r>
+          </w:p>
+        </w:tc>
+      </w:tr>
+      <w:tr>
+        <w:tc>
+          <w:tcPr>
+            <w:tcW w:type="dxa" w:w="3749"/>
+          </w:tcPr>
+          <w:p>
+            <w:r>
+              <w:rPr>
+                <w:sz w:val="18"/>
+              </w:rPr>
+              <w:t>Carrera de operación</w:t>
+            </w:r>
+          </w:p>
+        </w:tc>
+        <w:tc>
+          <w:tcPr>
+            <w:tcW w:type="dxa" w:w="986"/>
+          </w:tcPr>
+          <w:p>
+            <w:r>
+              <w:rPr>
+                <w:sz w:val="18"/>
+              </w:rPr>
+            </w:r>
+          </w:p>
+        </w:tc>
+        <w:tc>
+          <w:tcPr>
+            <w:tcW w:type="dxa" w:w="1710"/>
+            <w:shd w:val="clear" w:color="auto" w:fill="E3F1E6"/>
+          </w:tcPr>
+          <w:p>
+            <w:pPr>
+              <w:jc w:val="right"/>
+            </w:pPr>
+            <w:r>
+              <w:rPr>
+                <w:sz w:val="18"/>
+              </w:rPr>
+              <w:t>19° de 90°</w:t>
+            </w:r>
+          </w:p>
+        </w:tc>
+        <w:tc>
+          <w:tcPr>
+            <w:tcW w:type="dxa" w:w="1710"/>
+            <w:shd w:val="clear" w:color="auto" w:fill="E3F1E6"/>
+          </w:tcPr>
+          <w:p>
+            <w:pPr>
+              <w:jc w:val="right"/>
+            </w:pPr>
+            <w:r>
+              <w:rPr>
+                <w:sz w:val="18"/>
+              </w:rPr>
+              <w:t>30° de 90°</w:t>
+            </w:r>
+          </w:p>
+        </w:tc>
+        <w:tc>
+          <w:tcPr>
+            <w:tcW w:type="dxa" w:w="1710"/>
+            <w:shd w:val="clear" w:color="auto" w:fill="E3F1E6"/>
+          </w:tcPr>
+          <w:p>
+            <w:pPr>
+              <w:jc w:val="right"/>
+            </w:pPr>
+            <w:r>
+              <w:rPr>
+                <w:sz w:val="18"/>
+              </w:rPr>
+              <w:t>48° de 90°</w:t>
             </w:r>
           </w:p>
         </w:tc>
@@ -14832,6 +15277,36 @@
                 <w:b/>
                 <w:sz w:val="18"/>
               </w:rPr>
+              <w:t>Tipo de empaquetadura</w:t>
+            </w:r>
+          </w:p>
+        </w:tc>
+        <w:tc>
+          <w:tcPr>
+            <w:tcW w:type="dxa" w:w="7398"/>
+          </w:tcPr>
+          <w:p>
+            <w:r>
+              <w:rPr>
+                <w:sz w:val="18"/>
+              </w:rPr>
+              <w:t>Anillos en V con resorte; carga viva: no; Hasta 232 °C (450 °F)</w:t>
+            </w:r>
+          </w:p>
+        </w:tc>
+      </w:tr>
+      <w:tr>
+        <w:tc>
+          <w:tcPr>
+            <w:tcW w:type="dxa" w:w="2466"/>
+            <w:shd w:val="clear" w:color="auto" w:fill="EEF2F6"/>
+          </w:tcPr>
+          <w:p>
+            <w:r>
+              <w:rPr>
+                <w:b/>
+                <w:sz w:val="18"/>
+              </w:rPr>
               <w:t>Tipo de bonete</w:t>
             </w:r>
           </w:p>
@@ -15039,7 +15514,7 @@
         <w:pStyle w:val="ListBullet"/>
       </w:pPr>
       <w:r>
-        <w:t>Calculado con N25 Valves Sizing 0.8.1 de INSTRUMATIK S.A.S.. Software independiente de fabricantes.</w:t>
+        <w:t>Calculado con N25 Valves Sizing 0.8.2 de INSTRUMATIK S.A.S.. Software independiente de fabricantes.</w:t>
       </w:r>
     </w:p>
     <w:sectPr>
@@ -15065,7 +15540,7 @@
       <w:rPr>
         <w:sz w:val="16"/>
       </w:rPr>
-      <w:t xml:space="preserve">N25 Valves Sizing 0.8.1 · Página </w:t>
+      <w:t xml:space="preserve">N25 Valves Sizing 0.8.2 · Página </w:t>
     </w:r>
     <w:r>
       <w:fldChar w:fldCharType="begin"/>

--- a/kit_workshop/resultados_de_referencia/Caso_A_baja_agua_enfriamiento_mariposa_resultados_N25.docx
+++ b/kit_workshop/resultados_de_referencia/Caso_A_baja_agua_enfriamiento_mariposa_resultados_N25.docx
@@ -6752,7 +6752,1141 @@
         <w:pStyle w:val="Heading2"/>
       </w:pPr>
       <w:r>
-        <w:t>6. Conclusión</w:t>
+        <w:t>6. Actuador, posicionador y accesorios</w:t>
+      </w:r>
+    </w:p>
+    <w:p>
+      <w:r>
+        <w:t>Método de pares para válvulas rotativas: par de arranque TB = A·ΔP_cierre + B y par dinámico TD = C(θ)·ΔPef, con ΔPef = mín(ΔP, ΔP bloqueada) de cada caso y C interpolado en el ángulo de apertura. Se dimensiona con el mayor de ambos por un margen de 1,25.</w:t>
+      </w:r>
+    </w:p>
+    <w:tbl>
+      <w:tblPr>
+        <w:tblStyle w:val="TableGrid"/>
+        <w:tblW w:type="auto" w:w="0"/>
+        <w:jc w:val="center"/>
+        <w:tblLayout w:type="fixed"/>
+        <w:tblLook w:firstColumn="1" w:firstRow="1" w:lastColumn="0" w:lastRow="0" w:noHBand="0" w:noVBand="1" w:val="04A0"/>
+      </w:tblPr>
+      <w:tblGrid>
+        <w:gridCol w:w="3289"/>
+        <w:gridCol w:w="3289"/>
+        <w:gridCol w:w="3289"/>
+      </w:tblGrid>
+      <w:tr>
+        <w:tc>
+          <w:tcPr>
+            <w:tcW w:type="dxa" w:w="2959"/>
+            <w:shd w:val="clear" w:color="auto" w:fill="0D3B66"/>
+          </w:tcPr>
+          <w:p>
+            <w:r>
+              <w:rPr>
+                <w:b/>
+                <w:color w:val="FFFFFF"/>
+                <w:sz w:val="18"/>
+              </w:rPr>
+              <w:t>Componente</w:t>
+            </w:r>
+          </w:p>
+        </w:tc>
+        <w:tc>
+          <w:tcPr>
+            <w:tcW w:type="dxa" w:w="2466"/>
+            <w:shd w:val="clear" w:color="auto" w:fill="0D3B66"/>
+          </w:tcPr>
+          <w:p>
+            <w:r>
+              <w:rPr>
+                <w:b/>
+                <w:color w:val="FFFFFF"/>
+                <w:sz w:val="18"/>
+              </w:rPr>
+              <w:t>Valor</w:t>
+            </w:r>
+          </w:p>
+        </w:tc>
+        <w:tc>
+          <w:tcPr>
+            <w:tcW w:type="dxa" w:w="4439"/>
+            <w:shd w:val="clear" w:color="auto" w:fill="0D3B66"/>
+          </w:tcPr>
+          <w:p>
+            <w:r>
+              <w:rPr>
+                <w:b/>
+                <w:color w:val="FFFFFF"/>
+                <w:sz w:val="18"/>
+              </w:rPr>
+              <w:t>Fórmula / base</w:t>
+            </w:r>
+          </w:p>
+        </w:tc>
+      </w:tr>
+      <w:tr>
+        <w:tc>
+          <w:tcPr>
+            <w:tcW w:type="dxa" w:w="2959"/>
+          </w:tcPr>
+          <w:p>
+            <w:r>
+              <w:rPr>
+                <w:sz w:val="18"/>
+              </w:rPr>
+              <w:t>A (factor de presión)</w:t>
+            </w:r>
+          </w:p>
+        </w:tc>
+        <w:tc>
+          <w:tcPr>
+            <w:tcW w:type="dxa" w:w="2466"/>
+          </w:tcPr>
+          <w:p>
+            <w:r>
+              <w:rPr>
+                <w:sz w:val="18"/>
+              </w:rPr>
+              <w:t>4,200 lbf·in/psi</w:t>
+            </w:r>
+          </w:p>
+        </w:tc>
+        <w:tc>
+          <w:tcPr>
+            <w:tcW w:type="dxa" w:w="4439"/>
+          </w:tcPr>
+          <w:p>
+            <w:pPr>
+              <w:jc w:val="right"/>
+            </w:pPr>
+            <w:r>
+              <w:rPr>
+                <w:sz w:val="18"/>
+              </w:rPr>
+              <w:t>Mariposa triple excéntrica, asiento metálico</w:t>
+            </w:r>
+          </w:p>
+        </w:tc>
+      </w:tr>
+      <w:tr>
+        <w:tc>
+          <w:tcPr>
+            <w:tcW w:type="dxa" w:w="2959"/>
+          </w:tcPr>
+          <w:p>
+            <w:r>
+              <w:rPr>
+                <w:sz w:val="18"/>
+              </w:rPr>
+              <w:t>B (fricción de asientos, cojinetes y empaquetadura)</w:t>
+            </w:r>
+          </w:p>
+        </w:tc>
+        <w:tc>
+          <w:tcPr>
+            <w:tcW w:type="dxa" w:w="2466"/>
+          </w:tcPr>
+          <w:p>
+            <w:r>
+              <w:rPr>
+                <w:sz w:val="18"/>
+              </w:rPr>
+              <w:t>113 N·m (998 lbf·in)</w:t>
+            </w:r>
+          </w:p>
+        </w:tc>
+        <w:tc>
+          <w:tcPr>
+            <w:tcW w:type="dxa" w:w="4439"/>
+          </w:tcPr>
+          <w:p>
+            <w:pPr>
+              <w:jc w:val="right"/>
+            </w:pPr>
+            <w:r>
+              <w:rPr>
+                <w:sz w:val="18"/>
+              </w:rPr>
+            </w:r>
+          </w:p>
+        </w:tc>
+      </w:tr>
+      <w:tr>
+        <w:tc>
+          <w:tcPr>
+            <w:tcW w:type="dxa" w:w="2959"/>
+          </w:tcPr>
+          <w:p>
+            <w:r>
+              <w:rPr>
+                <w:sz w:val="18"/>
+              </w:rPr>
+              <w:t>TB, par de arranque</w:t>
+            </w:r>
+          </w:p>
+        </w:tc>
+        <w:tc>
+          <w:tcPr>
+            <w:tcW w:type="dxa" w:w="2466"/>
+          </w:tcPr>
+          <w:p>
+            <w:r>
+              <w:rPr>
+                <w:sz w:val="18"/>
+              </w:rPr>
+              <w:t>160 N·m (1.412 lbf·in)</w:t>
+            </w:r>
+          </w:p>
+        </w:tc>
+        <w:tc>
+          <w:tcPr>
+            <w:tcW w:type="dxa" w:w="4439"/>
+          </w:tcPr>
+          <w:p>
+            <w:pPr>
+              <w:jc w:val="right"/>
+            </w:pPr>
+            <w:r>
+              <w:rPr>
+                <w:sz w:val="18"/>
+              </w:rPr>
+              <w:t>A·ΔP_cierre + B = 4,200·98,6 + 998</w:t>
+            </w:r>
+          </w:p>
+        </w:tc>
+      </w:tr>
+      <w:tr>
+        <w:tc>
+          <w:tcPr>
+            <w:tcW w:type="dxa" w:w="2959"/>
+          </w:tcPr>
+          <w:p>
+            <w:r>
+              <w:rPr>
+                <w:sz w:val="18"/>
+              </w:rPr>
+              <w:t>TD, par dinámico máximo</w:t>
+            </w:r>
+          </w:p>
+        </w:tc>
+        <w:tc>
+          <w:tcPr>
+            <w:tcW w:type="dxa" w:w="2466"/>
+          </w:tcPr>
+          <w:p>
+            <w:r>
+              <w:rPr>
+                <w:sz w:val="18"/>
+              </w:rPr>
+              <w:t>85 N·m (748 lbf·in)</w:t>
+            </w:r>
+          </w:p>
+        </w:tc>
+        <w:tc>
+          <w:tcPr>
+            <w:tcW w:type="dxa" w:w="4439"/>
+          </w:tcPr>
+          <w:p>
+            <w:pPr>
+              <w:jc w:val="right"/>
+            </w:pPr>
+            <w:r>
+              <w:rPr>
+                <w:sz w:val="18"/>
+              </w:rPr>
+              <w:t>C(θ)·ΔPef, caso Máximo (48°, ΔPef 14,5 psi)</w:t>
+            </w:r>
+          </w:p>
+        </w:tc>
+      </w:tr>
+      <w:tr>
+        <w:tc>
+          <w:tcPr>
+            <w:tcW w:type="dxa" w:w="2959"/>
+          </w:tcPr>
+          <w:p>
+            <w:r>
+              <w:rPr>
+                <w:sz w:val="18"/>
+              </w:rPr>
+              <w:t>Par requerido con margen 1,25</w:t>
+            </w:r>
+          </w:p>
+        </w:tc>
+        <w:tc>
+          <w:tcPr>
+            <w:tcW w:type="dxa" w:w="2466"/>
+          </w:tcPr>
+          <w:p>
+            <w:r>
+              <w:rPr>
+                <w:sz w:val="18"/>
+              </w:rPr>
+              <w:t>199 N·m (1.765 lbf·in)</w:t>
+            </w:r>
+          </w:p>
+        </w:tc>
+        <w:tc>
+          <w:tcPr>
+            <w:tcW w:type="dxa" w:w="4439"/>
+          </w:tcPr>
+          <w:p>
+            <w:pPr>
+              <w:jc w:val="right"/>
+            </w:pPr>
+            <w:r>
+              <w:rPr>
+                <w:sz w:val="18"/>
+              </w:rPr>
+              <w:t>máx(TB, TD) × 1,25</w:t>
+            </w:r>
+          </w:p>
+        </w:tc>
+      </w:tr>
+    </w:tbl>
+    <w:p/>
+    <w:tbl>
+      <w:tblPr>
+        <w:tblStyle w:val="TableGrid"/>
+        <w:tblW w:type="auto" w:w="0"/>
+        <w:jc w:val="center"/>
+        <w:tblLayout w:type="fixed"/>
+        <w:tblLook w:firstColumn="1" w:firstRow="1" w:lastColumn="0" w:lastRow="0" w:noHBand="0" w:noVBand="1" w:val="04A0"/>
+      </w:tblPr>
+      <w:tblGrid>
+        <w:gridCol w:w="3289"/>
+        <w:gridCol w:w="3289"/>
+        <w:gridCol w:w="3289"/>
+      </w:tblGrid>
+      <w:tr>
+        <w:tc>
+          <w:tcPr>
+            <w:tcW w:type="dxa" w:w="2762"/>
+            <w:shd w:val="clear" w:color="auto" w:fill="0D3B66"/>
+          </w:tcPr>
+          <w:p>
+            <w:r>
+              <w:rPr>
+                <w:b/>
+                <w:color w:val="FFFFFF"/>
+                <w:sz w:val="18"/>
+              </w:rPr>
+              <w:t>Paso</w:t>
+            </w:r>
+          </w:p>
+        </w:tc>
+        <w:tc>
+          <w:tcPr>
+            <w:tcW w:type="dxa" w:w="4636"/>
+            <w:shd w:val="clear" w:color="auto" w:fill="0D3B66"/>
+          </w:tcPr>
+          <w:p>
+            <w:r>
+              <w:rPr>
+                <w:b/>
+                <w:color w:val="FFFFFF"/>
+                <w:sz w:val="18"/>
+              </w:rPr>
+              <w:t>Ecuación</w:t>
+            </w:r>
+          </w:p>
+        </w:tc>
+        <w:tc>
+          <w:tcPr>
+            <w:tcW w:type="dxa" w:w="2466"/>
+            <w:shd w:val="clear" w:color="auto" w:fill="0D3B66"/>
+          </w:tcPr>
+          <w:p>
+            <w:r>
+              <w:rPr>
+                <w:b/>
+                <w:color w:val="FFFFFF"/>
+                <w:sz w:val="18"/>
+              </w:rPr>
+              <w:t>Resultado</w:t>
+            </w:r>
+          </w:p>
+        </w:tc>
+      </w:tr>
+      <w:tr>
+        <w:tc>
+          <w:tcPr>
+            <w:tcW w:type="dxa" w:w="2762"/>
+          </w:tcPr>
+          <w:p>
+            <w:r>
+              <w:rPr>
+                <w:sz w:val="18"/>
+              </w:rPr>
+              <w:t>Par de arranque</w:t>
+            </w:r>
+          </w:p>
+        </w:tc>
+        <w:tc>
+          <w:tcPr>
+            <w:tcW w:type="dxa" w:w="4636"/>
+          </w:tcPr>
+          <w:p>
+            <w:r>
+              <w:rPr>
+                <w:sz w:val="18"/>
+              </w:rPr>
+              <w:t>TB = A·ΔP_cierre + B</w:t>
+            </w:r>
+          </w:p>
+        </w:tc>
+        <w:tc>
+          <w:tcPr>
+            <w:tcW w:type="dxa" w:w="2466"/>
+          </w:tcPr>
+          <w:p>
+            <w:pPr>
+              <w:jc w:val="right"/>
+            </w:pPr>
+            <w:r>
+              <w:rPr>
+                <w:sz w:val="18"/>
+              </w:rPr>
+              <w:t>160 N·m (1.412 lbf·in)</w:t>
+            </w:r>
+          </w:p>
+        </w:tc>
+      </w:tr>
+      <w:tr>
+        <w:tc>
+          <w:tcPr>
+            <w:tcW w:type="dxa" w:w="2762"/>
+          </w:tcPr>
+          <w:p>
+            <w:r>
+              <w:rPr>
+                <w:sz w:val="18"/>
+              </w:rPr>
+              <w:t>Par dinámico</w:t>
+            </w:r>
+          </w:p>
+        </w:tc>
+        <w:tc>
+          <w:tcPr>
+            <w:tcW w:type="dxa" w:w="4636"/>
+          </w:tcPr>
+          <w:p>
+            <w:r>
+              <w:rPr>
+                <w:sz w:val="18"/>
+              </w:rPr>
+              <w:t>TD = C(θ)·ΔPef (ΔPef = mín(ΔP, ΔP bloqueada))</w:t>
+            </w:r>
+          </w:p>
+        </w:tc>
+        <w:tc>
+          <w:tcPr>
+            <w:tcW w:type="dxa" w:w="2466"/>
+          </w:tcPr>
+          <w:p>
+            <w:pPr>
+              <w:jc w:val="right"/>
+            </w:pPr>
+            <w:r>
+              <w:rPr>
+                <w:sz w:val="18"/>
+              </w:rPr>
+              <w:t>85 N·m (748 lbf·in)</w:t>
+            </w:r>
+          </w:p>
+        </w:tc>
+      </w:tr>
+      <w:tr>
+        <w:tc>
+          <w:tcPr>
+            <w:tcW w:type="dxa" w:w="2762"/>
+          </w:tcPr>
+          <w:p>
+            <w:r>
+              <w:rPr>
+                <w:sz w:val="18"/>
+              </w:rPr>
+              <w:t>Par requerido</w:t>
+            </w:r>
+          </w:p>
+        </w:tc>
+        <w:tc>
+          <w:tcPr>
+            <w:tcW w:type="dxa" w:w="4636"/>
+          </w:tcPr>
+          <w:p>
+            <w:r>
+              <w:rPr>
+                <w:sz w:val="18"/>
+              </w:rPr>
+              <w:t>T = máx(TB, TD) × 1,25</w:t>
+            </w:r>
+          </w:p>
+        </w:tc>
+        <w:tc>
+          <w:tcPr>
+            <w:tcW w:type="dxa" w:w="2466"/>
+          </w:tcPr>
+          <w:p>
+            <w:pPr>
+              <w:jc w:val="right"/>
+            </w:pPr>
+            <w:r>
+              <w:rPr>
+                <w:sz w:val="18"/>
+              </w:rPr>
+              <w:t>199 N·m (1.765 lbf·in)</w:t>
+            </w:r>
+          </w:p>
+        </w:tc>
+      </w:tr>
+    </w:tbl>
+    <w:p/>
+    <w:tbl>
+      <w:tblPr>
+        <w:tblStyle w:val="TableGrid"/>
+        <w:tblW w:type="auto" w:w="0"/>
+        <w:jc w:val="center"/>
+        <w:tblLayout w:type="fixed"/>
+        <w:tblLook w:firstColumn="1" w:firstRow="1" w:lastColumn="0" w:lastRow="0" w:noHBand="0" w:noVBand="1" w:val="04A0"/>
+      </w:tblPr>
+      <w:tblGrid>
+        <w:gridCol w:w="4933"/>
+        <w:gridCol w:w="4933"/>
+      </w:tblGrid>
+      <w:tr>
+        <w:tc>
+          <w:tcPr>
+            <w:tcW w:type="dxa" w:w="3453"/>
+            <w:shd w:val="clear" w:color="auto" w:fill="0D3B66"/>
+          </w:tcPr>
+          <w:p>
+            <w:r>
+              <w:rPr>
+                <w:b/>
+                <w:color w:val="FFFFFF"/>
+                <w:sz w:val="18"/>
+              </w:rPr>
+              <w:t>Dato / resultado</w:t>
+            </w:r>
+          </w:p>
+        </w:tc>
+        <w:tc>
+          <w:tcPr>
+            <w:tcW w:type="dxa" w:w="6412"/>
+            <w:shd w:val="clear" w:color="auto" w:fill="0D3B66"/>
+          </w:tcPr>
+          <w:p>
+            <w:r>
+              <w:rPr>
+                <w:b/>
+                <w:color w:val="FFFFFF"/>
+                <w:sz w:val="18"/>
+              </w:rPr>
+              <w:t>Valor</w:t>
+            </w:r>
+          </w:p>
+        </w:tc>
+      </w:tr>
+      <w:tr>
+        <w:tc>
+          <w:tcPr>
+            <w:tcW w:type="dxa" w:w="3453"/>
+          </w:tcPr>
+          <w:p>
+            <w:r>
+              <w:rPr>
+                <w:sz w:val="18"/>
+              </w:rPr>
+              <w:t>Tipo de actuador</w:t>
+            </w:r>
+          </w:p>
+        </w:tc>
+        <w:tc>
+          <w:tcPr>
+            <w:tcW w:type="dxa" w:w="6412"/>
+          </w:tcPr>
+          <w:p>
+            <w:r>
+              <w:rPr>
+                <w:sz w:val="18"/>
+              </w:rPr>
+              <w:t>Diafragma y resorte</w:t>
+            </w:r>
+          </w:p>
+        </w:tc>
+      </w:tr>
+      <w:tr>
+        <w:tc>
+          <w:tcPr>
+            <w:tcW w:type="dxa" w:w="3453"/>
+          </w:tcPr>
+          <w:p>
+            <w:r>
+              <w:rPr>
+                <w:sz w:val="18"/>
+              </w:rPr>
+              <w:t>Modo de falla</w:t>
+            </w:r>
+          </w:p>
+        </w:tc>
+        <w:tc>
+          <w:tcPr>
+            <w:tcW w:type="dxa" w:w="6412"/>
+          </w:tcPr>
+          <w:p>
+            <w:r>
+              <w:rPr>
+                <w:sz w:val="18"/>
+              </w:rPr>
+              <w:t>Cierra (FC)</w:t>
+            </w:r>
+          </w:p>
+        </w:tc>
+      </w:tr>
+      <w:tr>
+        <w:tc>
+          <w:tcPr>
+            <w:tcW w:type="dxa" w:w="3453"/>
+          </w:tcPr>
+          <w:p>
+            <w:r>
+              <w:rPr>
+                <w:sz w:val="18"/>
+              </w:rPr>
+              <w:t>Volante (mando manual)</w:t>
+            </w:r>
+          </w:p>
+        </w:tc>
+        <w:tc>
+          <w:tcPr>
+            <w:tcW w:type="dxa" w:w="6412"/>
+          </w:tcPr>
+          <w:p>
+            <w:r>
+              <w:rPr>
+                <w:sz w:val="18"/>
+              </w:rPr>
+              <w:t>No</w:t>
+            </w:r>
+          </w:p>
+        </w:tc>
+      </w:tr>
+      <w:tr>
+        <w:tc>
+          <w:tcPr>
+            <w:tcW w:type="dxa" w:w="3453"/>
+          </w:tcPr>
+          <w:p>
+            <w:r>
+              <w:rPr>
+                <w:sz w:val="18"/>
+              </w:rPr>
+              <w:t>Aire de instrumentos disponible</w:t>
+            </w:r>
+          </w:p>
+        </w:tc>
+        <w:tc>
+          <w:tcPr>
+            <w:tcW w:type="dxa" w:w="6412"/>
+          </w:tcPr>
+          <w:p>
+            <w:r>
+              <w:rPr>
+                <w:sz w:val="18"/>
+              </w:rPr>
+              <w:t>4,00 a 7,00 bar g (mínimo a máximo)</w:t>
+            </w:r>
+          </w:p>
+        </w:tc>
+      </w:tr>
+      <w:tr>
+        <w:tc>
+          <w:tcPr>
+            <w:tcW w:type="dxa" w:w="3453"/>
+          </w:tcPr>
+          <w:p>
+            <w:r>
+              <w:rPr>
+                <w:sz w:val="18"/>
+              </w:rPr>
+              <w:t>Selección</w:t>
+            </w:r>
+          </w:p>
+        </w:tc>
+        <w:tc>
+          <w:tcPr>
+            <w:tcW w:type="dxa" w:w="6412"/>
+          </w:tcPr>
+          <w:p>
+            <w:r>
+              <w:rPr>
+                <w:sz w:val="18"/>
+              </w:rPr>
+              <w:t>Diafragma y resorte D-069 con palanca de 50,8 mm (2,000 in): área 445 cm² (69,0 in²)</w:t>
+            </w:r>
+          </w:p>
+        </w:tc>
+      </w:tr>
+      <w:tr>
+        <w:tc>
+          <w:tcPr>
+            <w:tcW w:type="dxa" w:w="3453"/>
+          </w:tcPr>
+          <w:p>
+            <w:r>
+              <w:rPr>
+                <w:sz w:val="18"/>
+              </w:rPr>
+              <w:t>Método</w:t>
+            </w:r>
+          </w:p>
+        </w:tc>
+        <w:tc>
+          <w:tcPr>
+            <w:tcW w:type="dxa" w:w="6412"/>
+          </w:tcPr>
+          <w:p>
+            <w:r>
+              <w:rPr>
+                <w:sz w:val="18"/>
+              </w:rPr>
+              <w:t>Pares de arranque y dinámico de válvula rotativa</w:t>
+            </w:r>
+          </w:p>
+        </w:tc>
+      </w:tr>
+      <w:tr>
+        <w:tc>
+          <w:tcPr>
+            <w:tcW w:type="dxa" w:w="3453"/>
+          </w:tcPr>
+          <w:p>
+            <w:r>
+              <w:rPr>
+                <w:sz w:val="18"/>
+              </w:rPr>
+              <w:t>Ajuste de banco (bench set)</w:t>
+            </w:r>
+          </w:p>
+        </w:tc>
+        <w:tc>
+          <w:tcPr>
+            <w:tcW w:type="dxa" w:w="6412"/>
+          </w:tcPr>
+          <w:p>
+            <w:r>
+              <w:rPr>
+                <w:sz w:val="18"/>
+              </w:rPr>
+              <w:t>15,5 – 32,5 psig (1,07 – 2,24 bar g)</w:t>
+            </w:r>
+          </w:p>
+        </w:tc>
+      </w:tr>
+      <w:tr>
+        <w:tc>
+          <w:tcPr>
+            <w:tcW w:type="dxa" w:w="3453"/>
+          </w:tcPr>
+          <w:p>
+            <w:r>
+              <w:rPr>
+                <w:sz w:val="18"/>
+              </w:rPr>
+              <w:t>Constante del resorte</w:t>
+            </w:r>
+          </w:p>
+        </w:tc>
+        <w:tc>
+          <w:tcPr>
+            <w:tcW w:type="dxa" w:w="6412"/>
+          </w:tcPr>
+          <w:p>
+            <w:r>
+              <w:rPr>
+                <w:sz w:val="18"/>
+              </w:rPr>
+              <w:t>72,6 N/mm (415 lbf/in)</w:t>
+            </w:r>
+          </w:p>
+        </w:tc>
+      </w:tr>
+      <w:tr>
+        <w:tc>
+          <w:tcPr>
+            <w:tcW w:type="dxa" w:w="3453"/>
+          </w:tcPr>
+          <w:p>
+            <w:r>
+              <w:rPr>
+                <w:sz w:val="18"/>
+              </w:rPr>
+              <w:t>Par de falla del resorte en el asiento</w:t>
+            </w:r>
+          </w:p>
+        </w:tc>
+        <w:tc>
+          <w:tcPr>
+            <w:tcW w:type="dxa" w:w="6412"/>
+          </w:tcPr>
+          <w:p>
+            <w:r>
+              <w:rPr>
+                <w:sz w:val="18"/>
+              </w:rPr>
+              <w:t>205 N·m (1.818 lbf·in)</w:t>
+            </w:r>
+          </w:p>
+        </w:tc>
+      </w:tr>
+      <w:tr>
+        <w:tc>
+          <w:tcPr>
+            <w:tcW w:type="dxa" w:w="3453"/>
+          </w:tcPr>
+          <w:p>
+            <w:r>
+              <w:rPr>
+                <w:sz w:val="18"/>
+              </w:rPr>
+              <w:t>Presión de aire requerida</w:t>
+            </w:r>
+          </w:p>
+        </w:tc>
+        <w:tc>
+          <w:tcPr>
+            <w:tcW w:type="dxa" w:w="6412"/>
+          </w:tcPr>
+          <w:p>
+            <w:r>
+              <w:rPr>
+                <w:sz w:val="18"/>
+              </w:rPr>
+              <w:t>3,28 bar g (47,5 psig)</w:t>
+            </w:r>
+          </w:p>
+        </w:tc>
+      </w:tr>
+    </w:tbl>
+    <w:p/>
+    <w:p>
+      <w:pPr>
+        <w:pStyle w:val="Heading3"/>
+      </w:pPr>
+      <w:r>
+        <w:t>Posicionador</w:t>
+      </w:r>
+    </w:p>
+    <w:tbl>
+      <w:tblPr>
+        <w:tblStyle w:val="TableGrid"/>
+        <w:tblW w:type="auto" w:w="0"/>
+        <w:jc w:val="center"/>
+        <w:tblLayout w:type="fixed"/>
+        <w:tblLook w:firstColumn="1" w:firstRow="1" w:lastColumn="0" w:lastRow="0" w:noHBand="0" w:noVBand="1" w:val="04A0"/>
+      </w:tblPr>
+      <w:tblGrid>
+        <w:gridCol w:w="4933"/>
+        <w:gridCol w:w="4933"/>
+      </w:tblGrid>
+      <w:tr>
+        <w:tc>
+          <w:tcPr>
+            <w:tcW w:type="dxa" w:w="3453"/>
+            <w:shd w:val="clear" w:color="auto" w:fill="EEF2F6"/>
+          </w:tcPr>
+          <w:p>
+            <w:r>
+              <w:rPr>
+                <w:b/>
+                <w:sz w:val="18"/>
+              </w:rPr>
+              <w:t>Tag</w:t>
+            </w:r>
+          </w:p>
+        </w:tc>
+        <w:tc>
+          <w:tcPr>
+            <w:tcW w:type="dxa" w:w="6412"/>
+          </w:tcPr>
+          <w:p>
+            <w:r>
+              <w:rPr>
+                <w:sz w:val="18"/>
+              </w:rPr>
+              <w:t>—</w:t>
+            </w:r>
+          </w:p>
+        </w:tc>
+      </w:tr>
+      <w:tr>
+        <w:tc>
+          <w:tcPr>
+            <w:tcW w:type="dxa" w:w="3453"/>
+            <w:shd w:val="clear" w:color="auto" w:fill="EEF2F6"/>
+          </w:tcPr>
+          <w:p>
+            <w:r>
+              <w:rPr>
+                <w:b/>
+                <w:sz w:val="18"/>
+              </w:rPr>
+              <w:t>Tipo</w:t>
+            </w:r>
+          </w:p>
+        </w:tc>
+        <w:tc>
+          <w:tcPr>
+            <w:tcW w:type="dxa" w:w="6412"/>
+          </w:tcPr>
+          <w:p>
+            <w:r>
+              <w:rPr>
+                <w:sz w:val="18"/>
+              </w:rPr>
+              <w:t>Digital-HART</w:t>
+            </w:r>
+          </w:p>
+        </w:tc>
+      </w:tr>
+      <w:tr>
+        <w:tc>
+          <w:tcPr>
+            <w:tcW w:type="dxa" w:w="3453"/>
+            <w:shd w:val="clear" w:color="auto" w:fill="EEF2F6"/>
+          </w:tcPr>
+          <w:p>
+            <w:r>
+              <w:rPr>
+                <w:b/>
+                <w:sz w:val="18"/>
+              </w:rPr>
+              <w:t>Señal de entrada</w:t>
+            </w:r>
+          </w:p>
+        </w:tc>
+        <w:tc>
+          <w:tcPr>
+            <w:tcW w:type="dxa" w:w="6412"/>
+          </w:tcPr>
+          <w:p>
+            <w:r>
+              <w:rPr>
+                <w:sz w:val="18"/>
+              </w:rPr>
+              <w:t>4-20mA dc</w:t>
+            </w:r>
+          </w:p>
+        </w:tc>
+      </w:tr>
+      <w:tr>
+        <w:tc>
+          <w:tcPr>
+            <w:tcW w:type="dxa" w:w="3453"/>
+            <w:shd w:val="clear" w:color="auto" w:fill="EEF2F6"/>
+          </w:tcPr>
+          <w:p>
+            <w:r>
+              <w:rPr>
+                <w:b/>
+                <w:sz w:val="18"/>
+              </w:rPr>
+              <w:t>Acción</w:t>
+            </w:r>
+          </w:p>
+        </w:tc>
+        <w:tc>
+          <w:tcPr>
+            <w:tcW w:type="dxa" w:w="6412"/>
+          </w:tcPr>
+          <w:p>
+            <w:r>
+              <w:rPr>
+                <w:sz w:val="18"/>
+              </w:rPr>
+              <w:t>Configurable</w:t>
+            </w:r>
+          </w:p>
+        </w:tc>
+      </w:tr>
+      <w:tr>
+        <w:tc>
+          <w:tcPr>
+            <w:tcW w:type="dxa" w:w="3453"/>
+            <w:shd w:val="clear" w:color="auto" w:fill="EEF2F6"/>
+          </w:tcPr>
+          <w:p>
+            <w:r>
+              <w:rPr>
+                <w:b/>
+                <w:sz w:val="18"/>
+              </w:rPr>
+              <w:t>Manómetros</w:t>
+            </w:r>
+          </w:p>
+        </w:tc>
+        <w:tc>
+          <w:tcPr>
+            <w:tcW w:type="dxa" w:w="6412"/>
+          </w:tcPr>
+          <w:p>
+            <w:r>
+              <w:rPr>
+                <w:sz w:val="18"/>
+              </w:rPr>
+              <w:t>Sí</w:t>
+            </w:r>
+          </w:p>
+        </w:tc>
+      </w:tr>
+      <w:tr>
+        <w:tc>
+          <w:tcPr>
+            <w:tcW w:type="dxa" w:w="3453"/>
+            <w:shd w:val="clear" w:color="auto" w:fill="EEF2F6"/>
+          </w:tcPr>
+          <w:p>
+            <w:r>
+              <w:rPr>
+                <w:b/>
+                <w:sz w:val="18"/>
+              </w:rPr>
+              <w:t>Set de aire de instrumentos</w:t>
+            </w:r>
+          </w:p>
+        </w:tc>
+        <w:tc>
+          <w:tcPr>
+            <w:tcW w:type="dxa" w:w="6412"/>
+          </w:tcPr>
+          <w:p>
+            <w:r>
+              <w:rPr>
+                <w:sz w:val="18"/>
+              </w:rPr>
+              <w:t>Sí</w:t>
+            </w:r>
+          </w:p>
+        </w:tc>
+      </w:tr>
+      <w:tr>
+        <w:tc>
+          <w:tcPr>
+            <w:tcW w:type="dxa" w:w="3453"/>
+            <w:shd w:val="clear" w:color="auto" w:fill="EEF2F6"/>
+          </w:tcPr>
+          <w:p>
+            <w:r>
+              <w:rPr>
+                <w:b/>
+                <w:sz w:val="18"/>
+              </w:rPr>
+              <w:t>Salida del set de aire</w:t>
+            </w:r>
+          </w:p>
+        </w:tc>
+        <w:tc>
+          <w:tcPr>
+            <w:tcW w:type="dxa" w:w="6412"/>
+          </w:tcPr>
+          <w:p>
+            <w:r>
+              <w:rPr>
+                <w:sz w:val="18"/>
+              </w:rPr>
+              <w:t>Ajustable 0-80 psi</w:t>
+            </w:r>
+          </w:p>
+        </w:tc>
+      </w:tr>
+      <w:tr>
+        <w:tc>
+          <w:tcPr>
+            <w:tcW w:type="dxa" w:w="3453"/>
+            <w:shd w:val="clear" w:color="auto" w:fill="EEF2F6"/>
+          </w:tcPr>
+          <w:p>
+            <w:r>
+              <w:rPr>
+                <w:b/>
+                <w:sz w:val="18"/>
+              </w:rPr>
+              <w:t>Señales habilitadas</w:t>
+            </w:r>
+          </w:p>
+        </w:tc>
+        <w:tc>
+          <w:tcPr>
+            <w:tcW w:type="dxa" w:w="6412"/>
+          </w:tcPr>
+          <w:p>
+            <w:r>
+              <w:rPr>
+                <w:sz w:val="18"/>
+              </w:rPr>
+              <w:t>4-20mA dc, 4-12mA dc, 12-20mA dc</w:t>
+            </w:r>
+          </w:p>
+        </w:tc>
+      </w:tr>
+    </w:tbl>
+    <w:p/>
+    <w:p>
+      <w:pPr>
+        <w:pStyle w:val="ListBullet"/>
+      </w:pPr>
+      <w:r>
+        <w:t>Foundation FieldBus: no corresponde a un posicionador digital-hart.</w:t>
+      </w:r>
+    </w:p>
+    <w:p>
+      <w:pPr>
+        <w:pStyle w:val="ListBullet"/>
+      </w:pPr>
+      <w:r>
+        <w:t>3-15 psi: no corresponde a un posicionador digital-hart.</w:t>
+      </w:r>
+    </w:p>
+    <w:p>
+      <w:pPr>
+        <w:pStyle w:val="ListBullet"/>
+      </w:pPr>
+      <w:r>
+        <w:t>3-9 psi: no corresponde a un posicionador digital-hart.</w:t>
+      </w:r>
+    </w:p>
+    <w:p>
+      <w:pPr>
+        <w:pStyle w:val="ListBullet"/>
+      </w:pPr>
+      <w:r>
+        <w:t>9-15 psi: no corresponde a un posicionador digital-hart.</w:t>
+      </w:r>
+    </w:p>
+    <w:p>
+      <w:pPr>
+        <w:pStyle w:val="ListBullet"/>
+      </w:pPr>
+      <w:r>
+        <w:t>6-30 psi: no corresponde a un posicionador digital-hart.</w:t>
+      </w:r>
+    </w:p>
+    <w:p>
+      <w:r>
+        <w:rPr>
+          <w:i/>
+          <w:color w:val="55606D"/>
+          <w:sz w:val="17"/>
+        </w:rPr>
+        <w:t>Tamaños de actuador de series genéricas (no corresponden a ningún fabricante). El fabricante confirma el modelo, el resorte y el ajuste de banco.</w:t>
+      </w:r>
+    </w:p>
+    <w:p>
+      <w:pPr>
+        <w:pStyle w:val="Heading2"/>
+      </w:pPr>
+      <w:r>
+        <w:t>7. Conclusión</w:t>
       </w:r>
     </w:p>
     <w:p>
@@ -10044,7 +11178,7 @@
         <w:pStyle w:val="Heading2"/>
       </w:pPr>
       <w:r>
-        <w:t>Actuador y accesorios</w:t>
+        <w:t>Actuador</w:t>
       </w:r>
     </w:p>
     <w:tbl>
@@ -10071,7 +11205,7 @@
                 <w:b/>
                 <w:sz w:val="18"/>
               </w:rPr>
-              <w:t>Actuador</w:t>
+              <w:t>Tipo de actuador</w:t>
             </w:r>
           </w:p>
         </w:tc>
@@ -10084,7 +11218,7 @@
               <w:rPr>
                 <w:sz w:val="18"/>
               </w:rPr>
-              <w:t>A definir (próxima versión: fuerza / par)</w:t>
+              <w:t>Diafragma y resorte</w:t>
             </w:r>
           </w:p>
         </w:tc>
@@ -10101,7 +11235,7 @@
                 <w:b/>
                 <w:sz w:val="18"/>
               </w:rPr>
-              <w:t>Posicionador y accesorios</w:t>
+              <w:t>Modo de falla</w:t>
             </w:r>
           </w:p>
         </w:tc>
@@ -10114,7 +11248,591 @@
               <w:rPr>
                 <w:sz w:val="18"/>
               </w:rPr>
-              <w:t>A definir</w:t>
+              <w:t>Cierra (FC)</w:t>
+            </w:r>
+          </w:p>
+        </w:tc>
+      </w:tr>
+      <w:tr>
+        <w:tc>
+          <w:tcPr>
+            <w:tcW w:type="dxa" w:w="3453"/>
+            <w:shd w:val="clear" w:color="auto" w:fill="EEF2F6"/>
+          </w:tcPr>
+          <w:p>
+            <w:r>
+              <w:rPr>
+                <w:b/>
+                <w:sz w:val="18"/>
+              </w:rPr>
+              <w:t>Volante (mando manual)</w:t>
+            </w:r>
+          </w:p>
+        </w:tc>
+        <w:tc>
+          <w:tcPr>
+            <w:tcW w:type="dxa" w:w="6412"/>
+          </w:tcPr>
+          <w:p>
+            <w:r>
+              <w:rPr>
+                <w:sz w:val="18"/>
+              </w:rPr>
+              <w:t>No</w:t>
+            </w:r>
+          </w:p>
+        </w:tc>
+      </w:tr>
+      <w:tr>
+        <w:tc>
+          <w:tcPr>
+            <w:tcW w:type="dxa" w:w="3453"/>
+            <w:shd w:val="clear" w:color="auto" w:fill="EEF2F6"/>
+          </w:tcPr>
+          <w:p>
+            <w:r>
+              <w:rPr>
+                <w:b/>
+                <w:sz w:val="18"/>
+              </w:rPr>
+              <w:t>Aire de instrumentos disponible</w:t>
+            </w:r>
+          </w:p>
+        </w:tc>
+        <w:tc>
+          <w:tcPr>
+            <w:tcW w:type="dxa" w:w="6412"/>
+          </w:tcPr>
+          <w:p>
+            <w:r>
+              <w:rPr>
+                <w:sz w:val="18"/>
+              </w:rPr>
+              <w:t>4,00 a 7,00 bar g (mínimo a máximo)</w:t>
+            </w:r>
+          </w:p>
+        </w:tc>
+      </w:tr>
+      <w:tr>
+        <w:tc>
+          <w:tcPr>
+            <w:tcW w:type="dxa" w:w="3453"/>
+            <w:shd w:val="clear" w:color="auto" w:fill="EEF2F6"/>
+          </w:tcPr>
+          <w:p>
+            <w:r>
+              <w:rPr>
+                <w:b/>
+                <w:sz w:val="18"/>
+              </w:rPr>
+              <w:t>Selección</w:t>
+            </w:r>
+          </w:p>
+        </w:tc>
+        <w:tc>
+          <w:tcPr>
+            <w:tcW w:type="dxa" w:w="6412"/>
+          </w:tcPr>
+          <w:p>
+            <w:r>
+              <w:rPr>
+                <w:sz w:val="18"/>
+              </w:rPr>
+              <w:t>Diafragma y resorte D-069 con palanca de 50,8 mm (2,000 in): área 445 cm² (69,0 in²)</w:t>
+            </w:r>
+          </w:p>
+        </w:tc>
+      </w:tr>
+      <w:tr>
+        <w:tc>
+          <w:tcPr>
+            <w:tcW w:type="dxa" w:w="3453"/>
+            <w:shd w:val="clear" w:color="auto" w:fill="EEF2F6"/>
+          </w:tcPr>
+          <w:p>
+            <w:r>
+              <w:rPr>
+                <w:b/>
+                <w:sz w:val="18"/>
+              </w:rPr>
+              <w:t>Par requerido (con margen 1,25)</w:t>
+            </w:r>
+          </w:p>
+        </w:tc>
+        <w:tc>
+          <w:tcPr>
+            <w:tcW w:type="dxa" w:w="6412"/>
+          </w:tcPr>
+          <w:p>
+            <w:r>
+              <w:rPr>
+                <w:sz w:val="18"/>
+              </w:rPr>
+              <w:t>199 N·m (1.765 lbf·in)</w:t>
+            </w:r>
+          </w:p>
+        </w:tc>
+      </w:tr>
+      <w:tr>
+        <w:tc>
+          <w:tcPr>
+            <w:tcW w:type="dxa" w:w="3453"/>
+            <w:shd w:val="clear" w:color="auto" w:fill="EEF2F6"/>
+          </w:tcPr>
+          <w:p>
+            <w:r>
+              <w:rPr>
+                <w:b/>
+                <w:sz w:val="18"/>
+              </w:rPr>
+              <w:t>Método</w:t>
+            </w:r>
+          </w:p>
+        </w:tc>
+        <w:tc>
+          <w:tcPr>
+            <w:tcW w:type="dxa" w:w="6412"/>
+          </w:tcPr>
+          <w:p>
+            <w:r>
+              <w:rPr>
+                <w:sz w:val="18"/>
+              </w:rPr>
+              <w:t>Pares de arranque y dinámico de válvula rotativa</w:t>
+            </w:r>
+          </w:p>
+        </w:tc>
+      </w:tr>
+      <w:tr>
+        <w:tc>
+          <w:tcPr>
+            <w:tcW w:type="dxa" w:w="3453"/>
+            <w:shd w:val="clear" w:color="auto" w:fill="EEF2F6"/>
+          </w:tcPr>
+          <w:p>
+            <w:r>
+              <w:rPr>
+                <w:b/>
+                <w:sz w:val="18"/>
+              </w:rPr>
+              <w:t>Ajuste de banco (bench set)</w:t>
+            </w:r>
+          </w:p>
+        </w:tc>
+        <w:tc>
+          <w:tcPr>
+            <w:tcW w:type="dxa" w:w="6412"/>
+          </w:tcPr>
+          <w:p>
+            <w:r>
+              <w:rPr>
+                <w:sz w:val="18"/>
+              </w:rPr>
+              <w:t>15,5 – 32,5 psig (1,07 – 2,24 bar g)</w:t>
+            </w:r>
+          </w:p>
+        </w:tc>
+      </w:tr>
+      <w:tr>
+        <w:tc>
+          <w:tcPr>
+            <w:tcW w:type="dxa" w:w="3453"/>
+            <w:shd w:val="clear" w:color="auto" w:fill="EEF2F6"/>
+          </w:tcPr>
+          <w:p>
+            <w:r>
+              <w:rPr>
+                <w:b/>
+                <w:sz w:val="18"/>
+              </w:rPr>
+              <w:t>Constante del resorte</w:t>
+            </w:r>
+          </w:p>
+        </w:tc>
+        <w:tc>
+          <w:tcPr>
+            <w:tcW w:type="dxa" w:w="6412"/>
+          </w:tcPr>
+          <w:p>
+            <w:r>
+              <w:rPr>
+                <w:sz w:val="18"/>
+              </w:rPr>
+              <w:t>72,6 N/mm (415 lbf/in)</w:t>
+            </w:r>
+          </w:p>
+        </w:tc>
+      </w:tr>
+      <w:tr>
+        <w:tc>
+          <w:tcPr>
+            <w:tcW w:type="dxa" w:w="3453"/>
+            <w:shd w:val="clear" w:color="auto" w:fill="EEF2F6"/>
+          </w:tcPr>
+          <w:p>
+            <w:r>
+              <w:rPr>
+                <w:b/>
+                <w:sz w:val="18"/>
+              </w:rPr>
+              <w:t>Par de falla del resorte en el asiento</w:t>
+            </w:r>
+          </w:p>
+        </w:tc>
+        <w:tc>
+          <w:tcPr>
+            <w:tcW w:type="dxa" w:w="6412"/>
+          </w:tcPr>
+          <w:p>
+            <w:r>
+              <w:rPr>
+                <w:sz w:val="18"/>
+              </w:rPr>
+              <w:t>205 N·m (1.818 lbf·in)</w:t>
+            </w:r>
+          </w:p>
+        </w:tc>
+      </w:tr>
+      <w:tr>
+        <w:tc>
+          <w:tcPr>
+            <w:tcW w:type="dxa" w:w="3453"/>
+            <w:shd w:val="clear" w:color="auto" w:fill="EEF2F6"/>
+          </w:tcPr>
+          <w:p>
+            <w:r>
+              <w:rPr>
+                <w:b/>
+                <w:sz w:val="18"/>
+              </w:rPr>
+              <w:t>Presión de aire requerida</w:t>
+            </w:r>
+          </w:p>
+        </w:tc>
+        <w:tc>
+          <w:tcPr>
+            <w:tcW w:type="dxa" w:w="6412"/>
+          </w:tcPr>
+          <w:p>
+            <w:r>
+              <w:rPr>
+                <w:sz w:val="18"/>
+              </w:rPr>
+              <w:t>3,28 bar g (47,5 psig)</w:t>
+            </w:r>
+          </w:p>
+        </w:tc>
+      </w:tr>
+    </w:tbl>
+    <w:p/>
+    <w:p>
+      <w:pPr>
+        <w:pStyle w:val="Heading2"/>
+      </w:pPr>
+      <w:r>
+        <w:t>Posicionador</w:t>
+      </w:r>
+    </w:p>
+    <w:tbl>
+      <w:tblPr>
+        <w:tblStyle w:val="TableGrid"/>
+        <w:tblW w:type="auto" w:w="0"/>
+        <w:jc w:val="center"/>
+        <w:tblLayout w:type="fixed"/>
+        <w:tblLook w:firstColumn="1" w:firstRow="1" w:lastColumn="0" w:lastRow="0" w:noHBand="0" w:noVBand="1" w:val="04A0"/>
+      </w:tblPr>
+      <w:tblGrid>
+        <w:gridCol w:w="4933"/>
+        <w:gridCol w:w="4933"/>
+      </w:tblGrid>
+      <w:tr>
+        <w:tc>
+          <w:tcPr>
+            <w:tcW w:type="dxa" w:w="3453"/>
+            <w:shd w:val="clear" w:color="auto" w:fill="EEF2F6"/>
+          </w:tcPr>
+          <w:p>
+            <w:r>
+              <w:rPr>
+                <w:b/>
+                <w:sz w:val="18"/>
+              </w:rPr>
+              <w:t>Tag</w:t>
+            </w:r>
+          </w:p>
+        </w:tc>
+        <w:tc>
+          <w:tcPr>
+            <w:tcW w:type="dxa" w:w="6412"/>
+          </w:tcPr>
+          <w:p>
+            <w:r>
+              <w:rPr>
+                <w:sz w:val="18"/>
+              </w:rPr>
+              <w:t>—</w:t>
+            </w:r>
+          </w:p>
+        </w:tc>
+      </w:tr>
+      <w:tr>
+        <w:tc>
+          <w:tcPr>
+            <w:tcW w:type="dxa" w:w="3453"/>
+            <w:shd w:val="clear" w:color="auto" w:fill="EEF2F6"/>
+          </w:tcPr>
+          <w:p>
+            <w:r>
+              <w:rPr>
+                <w:b/>
+                <w:sz w:val="18"/>
+              </w:rPr>
+              <w:t>Tipo</w:t>
+            </w:r>
+          </w:p>
+        </w:tc>
+        <w:tc>
+          <w:tcPr>
+            <w:tcW w:type="dxa" w:w="6412"/>
+          </w:tcPr>
+          <w:p>
+            <w:r>
+              <w:rPr>
+                <w:sz w:val="18"/>
+              </w:rPr>
+              <w:t>Digital-HART</w:t>
+            </w:r>
+          </w:p>
+        </w:tc>
+      </w:tr>
+      <w:tr>
+        <w:tc>
+          <w:tcPr>
+            <w:tcW w:type="dxa" w:w="3453"/>
+            <w:shd w:val="clear" w:color="auto" w:fill="EEF2F6"/>
+          </w:tcPr>
+          <w:p>
+            <w:r>
+              <w:rPr>
+                <w:b/>
+                <w:sz w:val="18"/>
+              </w:rPr>
+              <w:t>Señal de entrada</w:t>
+            </w:r>
+          </w:p>
+        </w:tc>
+        <w:tc>
+          <w:tcPr>
+            <w:tcW w:type="dxa" w:w="6412"/>
+          </w:tcPr>
+          <w:p>
+            <w:r>
+              <w:rPr>
+                <w:sz w:val="18"/>
+              </w:rPr>
+              <w:t>4-20mA dc</w:t>
+            </w:r>
+          </w:p>
+        </w:tc>
+      </w:tr>
+      <w:tr>
+        <w:tc>
+          <w:tcPr>
+            <w:tcW w:type="dxa" w:w="3453"/>
+            <w:shd w:val="clear" w:color="auto" w:fill="EEF2F6"/>
+          </w:tcPr>
+          <w:p>
+            <w:r>
+              <w:rPr>
+                <w:b/>
+                <w:sz w:val="18"/>
+              </w:rPr>
+              <w:t>Acción</w:t>
+            </w:r>
+          </w:p>
+        </w:tc>
+        <w:tc>
+          <w:tcPr>
+            <w:tcW w:type="dxa" w:w="6412"/>
+          </w:tcPr>
+          <w:p>
+            <w:r>
+              <w:rPr>
+                <w:sz w:val="18"/>
+              </w:rPr>
+              <w:t>Configurable</w:t>
+            </w:r>
+          </w:p>
+        </w:tc>
+      </w:tr>
+      <w:tr>
+        <w:tc>
+          <w:tcPr>
+            <w:tcW w:type="dxa" w:w="3453"/>
+            <w:shd w:val="clear" w:color="auto" w:fill="EEF2F6"/>
+          </w:tcPr>
+          <w:p>
+            <w:r>
+              <w:rPr>
+                <w:b/>
+                <w:sz w:val="18"/>
+              </w:rPr>
+              <w:t>Manómetros</w:t>
+            </w:r>
+          </w:p>
+        </w:tc>
+        <w:tc>
+          <w:tcPr>
+            <w:tcW w:type="dxa" w:w="6412"/>
+          </w:tcPr>
+          <w:p>
+            <w:r>
+              <w:rPr>
+                <w:sz w:val="18"/>
+              </w:rPr>
+              <w:t>Sí</w:t>
+            </w:r>
+          </w:p>
+        </w:tc>
+      </w:tr>
+      <w:tr>
+        <w:tc>
+          <w:tcPr>
+            <w:tcW w:type="dxa" w:w="3453"/>
+            <w:shd w:val="clear" w:color="auto" w:fill="EEF2F6"/>
+          </w:tcPr>
+          <w:p>
+            <w:r>
+              <w:rPr>
+                <w:b/>
+                <w:sz w:val="18"/>
+              </w:rPr>
+              <w:t>Set de aire de instrumentos</w:t>
+            </w:r>
+          </w:p>
+        </w:tc>
+        <w:tc>
+          <w:tcPr>
+            <w:tcW w:type="dxa" w:w="6412"/>
+          </w:tcPr>
+          <w:p>
+            <w:r>
+              <w:rPr>
+                <w:sz w:val="18"/>
+              </w:rPr>
+              <w:t>Sí</w:t>
+            </w:r>
+          </w:p>
+        </w:tc>
+      </w:tr>
+      <w:tr>
+        <w:tc>
+          <w:tcPr>
+            <w:tcW w:type="dxa" w:w="3453"/>
+            <w:shd w:val="clear" w:color="auto" w:fill="EEF2F6"/>
+          </w:tcPr>
+          <w:p>
+            <w:r>
+              <w:rPr>
+                <w:b/>
+                <w:sz w:val="18"/>
+              </w:rPr>
+              <w:t>Salida del set de aire</w:t>
+            </w:r>
+          </w:p>
+        </w:tc>
+        <w:tc>
+          <w:tcPr>
+            <w:tcW w:type="dxa" w:w="6412"/>
+          </w:tcPr>
+          <w:p>
+            <w:r>
+              <w:rPr>
+                <w:sz w:val="18"/>
+              </w:rPr>
+              <w:t>Ajustable 0-80 psi</w:t>
+            </w:r>
+          </w:p>
+        </w:tc>
+      </w:tr>
+      <w:tr>
+        <w:tc>
+          <w:tcPr>
+            <w:tcW w:type="dxa" w:w="3453"/>
+            <w:shd w:val="clear" w:color="auto" w:fill="EEF2F6"/>
+          </w:tcPr>
+          <w:p>
+            <w:r>
+              <w:rPr>
+                <w:b/>
+                <w:sz w:val="18"/>
+              </w:rPr>
+              <w:t>Señales habilitadas</w:t>
+            </w:r>
+          </w:p>
+        </w:tc>
+        <w:tc>
+          <w:tcPr>
+            <w:tcW w:type="dxa" w:w="6412"/>
+          </w:tcPr>
+          <w:p>
+            <w:r>
+              <w:rPr>
+                <w:sz w:val="18"/>
+              </w:rPr>
+              <w:t>4-20mA dc, 4-12mA dc, 12-20mA dc</w:t>
+            </w:r>
+          </w:p>
+        </w:tc>
+      </w:tr>
+    </w:tbl>
+    <w:p/>
+    <w:p>
+      <w:pPr>
+        <w:pStyle w:val="Heading2"/>
+      </w:pPr>
+      <w:r>
+        <w:t>Accesorios</w:t>
+      </w:r>
+    </w:p>
+    <w:tbl>
+      <w:tblPr>
+        <w:tblStyle w:val="TableGrid"/>
+        <w:tblW w:type="auto" w:w="0"/>
+        <w:jc w:val="center"/>
+        <w:tblLayout w:type="fixed"/>
+        <w:tblLook w:firstColumn="1" w:firstRow="1" w:lastColumn="0" w:lastRow="0" w:noHBand="0" w:noVBand="1" w:val="04A0"/>
+      </w:tblPr>
+      <w:tblGrid>
+        <w:gridCol w:w="4933"/>
+        <w:gridCol w:w="4933"/>
+      </w:tblGrid>
+      <w:tr>
+        <w:tc>
+          <w:tcPr>
+            <w:tcW w:type="dxa" w:w="3453"/>
+            <w:shd w:val="clear" w:color="auto" w:fill="EEF2F6"/>
+          </w:tcPr>
+          <w:p>
+            <w:r>
+              <w:rPr>
+                <w:b/>
+                <w:sz w:val="18"/>
+              </w:rPr>
+              <w:t>Accesorios</w:t>
+            </w:r>
+          </w:p>
+        </w:tc>
+        <w:tc>
+          <w:tcPr>
+            <w:tcW w:type="dxa" w:w="6412"/>
+          </w:tcPr>
+          <w:p>
+            <w:r>
+              <w:rPr>
+                <w:sz w:val="18"/>
+              </w:rPr>
+              <w:t>No requeridos</w:t>
             </w:r>
           </w:p>
         </w:tc>
@@ -13986,6 +15704,68 @@
       </w:r>
     </w:p>
     <w:p>
+      <w:r>
+        <w:rPr>
+          <w:b/>
+          <w:color w:val="2F6FB0"/>
+        </w:rPr>
+        <w:t>[Información] Actuador: Factores de par estimados</w:t>
+      </w:r>
+    </w:p>
+    <w:p>
+      <w:r>
+        <w:t>El asiento metálico laminado de la triple excéntrica se cierra por par: se toma 1,5 veces el término B de la doble excéntrica. Confirmar el par de asentamiento con el fabricante.</w:t>
+      </w:r>
+    </w:p>
+    <w:p>
+      <w:r>
+        <w:rPr>
+          <w:i/>
+          <w:sz w:val="17"/>
+        </w:rPr>
+        <w:t>Referencia: Método de pares TB = A·ΔP + B y TD = C·ΔPef para válvulas rotativas, práctica de la industria</w:t>
+      </w:r>
+    </w:p>
+    <w:p>
+      <w:r>
+        <w:rPr>
+          <w:b/>
+          <w:color w:val="2F6FB0"/>
+        </w:rPr>
+        <w:t>[Información] Actuador: Aire máximo sobre el límite del actuador</w:t>
+      </w:r>
+    </w:p>
+    <w:p>
+      <w:r>
+        <w:t>El aire máximo (7,00 bar g (101,5 psig)) supera la presión máxima del actuador (3,45 bar g (50,0 psig)): el set de aire de la solapa 5 debe regularse por debajo de ese límite.</w:t>
+      </w:r>
+    </w:p>
+    <w:p>
+      <w:r>
+        <w:rPr>
+          <w:b/>
+        </w:rPr>
+        <w:t>Soluciones posibles:</w:t>
+      </w:r>
+    </w:p>
+    <w:p>
+      <w:pPr>
+        <w:pStyle w:val="ListBullet"/>
+      </w:pPr>
+      <w:r>
+        <w:t>Regular la alimentación entre 3,28 bar g (47,5 psig) y 3,45 bar g (50,0 psig) con el set de aire (solapa 5).</w:t>
+      </w:r>
+    </w:p>
+    <w:p>
+      <w:r>
+        <w:rPr>
+          <w:i/>
+          <w:sz w:val="17"/>
+        </w:rPr>
+        <w:t>Referencia: Práctica de la industria de válvulas de control (dimensionamiento de actuadores)</w:t>
+      </w:r>
+    </w:p>
+    <w:p>
       <w:pPr>
         <w:pStyle w:val="Heading2"/>
       </w:pPr>
@@ -15426,7 +17206,789 @@
         <w:pStyle w:val="Heading2"/>
       </w:pPr>
       <w:r>
-        <w:t>9. Recomendaciones finales</w:t>
+        <w:t>9. Actuador, posicionador y accesorios</w:t>
+      </w:r>
+    </w:p>
+    <w:p>
+      <w:r>
+        <w:t>Actuador apto: Diafragma y resorte D-069 con palanca de 50,8 mm (2,000 in): área 445 cm² (69,0 in²).</w:t>
+      </w:r>
+    </w:p>
+    <w:tbl>
+      <w:tblPr>
+        <w:tblStyle w:val="TableGrid"/>
+        <w:tblW w:type="auto" w:w="0"/>
+        <w:jc w:val="center"/>
+        <w:tblLayout w:type="fixed"/>
+        <w:tblLook w:firstColumn="1" w:firstRow="1" w:lastColumn="0" w:lastRow="0" w:noHBand="0" w:noVBand="1" w:val="04A0"/>
+      </w:tblPr>
+      <w:tblGrid>
+        <w:gridCol w:w="4933"/>
+        <w:gridCol w:w="4933"/>
+      </w:tblGrid>
+      <w:tr>
+        <w:tc>
+          <w:tcPr>
+            <w:tcW w:type="dxa" w:w="4439"/>
+            <w:shd w:val="clear" w:color="auto" w:fill="0D3B66"/>
+          </w:tcPr>
+          <w:p>
+            <w:r>
+              <w:rPr>
+                <w:b/>
+                <w:color w:val="FFFFFF"/>
+                <w:sz w:val="18"/>
+              </w:rPr>
+              <w:t>Componente</w:t>
+            </w:r>
+          </w:p>
+        </w:tc>
+        <w:tc>
+          <w:tcPr>
+            <w:tcW w:type="dxa" w:w="5426"/>
+            <w:shd w:val="clear" w:color="auto" w:fill="0D3B66"/>
+          </w:tcPr>
+          <w:p>
+            <w:r>
+              <w:rPr>
+                <w:b/>
+                <w:color w:val="FFFFFF"/>
+                <w:sz w:val="18"/>
+              </w:rPr>
+              <w:t>Valor</w:t>
+            </w:r>
+          </w:p>
+        </w:tc>
+      </w:tr>
+      <w:tr>
+        <w:tc>
+          <w:tcPr>
+            <w:tcW w:type="dxa" w:w="4439"/>
+          </w:tcPr>
+          <w:p>
+            <w:r>
+              <w:rPr>
+                <w:sz w:val="18"/>
+              </w:rPr>
+              <w:t>A (factor de presión)</w:t>
+            </w:r>
+          </w:p>
+        </w:tc>
+        <w:tc>
+          <w:tcPr>
+            <w:tcW w:type="dxa" w:w="5426"/>
+          </w:tcPr>
+          <w:p>
+            <w:r>
+              <w:rPr>
+                <w:sz w:val="18"/>
+              </w:rPr>
+              <w:t>4,200 lbf·in/psi</w:t>
+            </w:r>
+          </w:p>
+        </w:tc>
+      </w:tr>
+      <w:tr>
+        <w:tc>
+          <w:tcPr>
+            <w:tcW w:type="dxa" w:w="4439"/>
+          </w:tcPr>
+          <w:p>
+            <w:r>
+              <w:rPr>
+                <w:sz w:val="18"/>
+              </w:rPr>
+              <w:t>B (fricción de asientos, cojinetes y empaquetadura)</w:t>
+            </w:r>
+          </w:p>
+        </w:tc>
+        <w:tc>
+          <w:tcPr>
+            <w:tcW w:type="dxa" w:w="5426"/>
+          </w:tcPr>
+          <w:p>
+            <w:r>
+              <w:rPr>
+                <w:sz w:val="18"/>
+              </w:rPr>
+              <w:t>113 N·m (998 lbf·in)</w:t>
+            </w:r>
+          </w:p>
+        </w:tc>
+      </w:tr>
+      <w:tr>
+        <w:tc>
+          <w:tcPr>
+            <w:tcW w:type="dxa" w:w="4439"/>
+          </w:tcPr>
+          <w:p>
+            <w:r>
+              <w:rPr>
+                <w:sz w:val="18"/>
+              </w:rPr>
+              <w:t>TB, par de arranque</w:t>
+            </w:r>
+          </w:p>
+        </w:tc>
+        <w:tc>
+          <w:tcPr>
+            <w:tcW w:type="dxa" w:w="5426"/>
+          </w:tcPr>
+          <w:p>
+            <w:r>
+              <w:rPr>
+                <w:sz w:val="18"/>
+              </w:rPr>
+              <w:t>160 N·m (1.412 lbf·in)</w:t>
+            </w:r>
+          </w:p>
+        </w:tc>
+      </w:tr>
+      <w:tr>
+        <w:tc>
+          <w:tcPr>
+            <w:tcW w:type="dxa" w:w="4439"/>
+          </w:tcPr>
+          <w:p>
+            <w:r>
+              <w:rPr>
+                <w:sz w:val="18"/>
+              </w:rPr>
+              <w:t>TD, par dinámico máximo</w:t>
+            </w:r>
+          </w:p>
+        </w:tc>
+        <w:tc>
+          <w:tcPr>
+            <w:tcW w:type="dxa" w:w="5426"/>
+          </w:tcPr>
+          <w:p>
+            <w:r>
+              <w:rPr>
+                <w:sz w:val="18"/>
+              </w:rPr>
+              <w:t>85 N·m (748 lbf·in)</w:t>
+            </w:r>
+          </w:p>
+        </w:tc>
+      </w:tr>
+      <w:tr>
+        <w:tc>
+          <w:tcPr>
+            <w:tcW w:type="dxa" w:w="4439"/>
+          </w:tcPr>
+          <w:p>
+            <w:r>
+              <w:rPr>
+                <w:sz w:val="18"/>
+              </w:rPr>
+              <w:t>Par requerido con margen 1,25</w:t>
+            </w:r>
+          </w:p>
+        </w:tc>
+        <w:tc>
+          <w:tcPr>
+            <w:tcW w:type="dxa" w:w="5426"/>
+          </w:tcPr>
+          <w:p>
+            <w:r>
+              <w:rPr>
+                <w:sz w:val="18"/>
+              </w:rPr>
+              <w:t>199 N·m (1.765 lbf·in)</w:t>
+            </w:r>
+          </w:p>
+        </w:tc>
+      </w:tr>
+    </w:tbl>
+    <w:p/>
+    <w:tbl>
+      <w:tblPr>
+        <w:tblStyle w:val="TableGrid"/>
+        <w:tblW w:type="auto" w:w="0"/>
+        <w:jc w:val="center"/>
+        <w:tblLayout w:type="fixed"/>
+        <w:tblLook w:firstColumn="1" w:firstRow="1" w:lastColumn="0" w:lastRow="0" w:noHBand="0" w:noVBand="1" w:val="04A0"/>
+      </w:tblPr>
+      <w:tblGrid>
+        <w:gridCol w:w="4933"/>
+        <w:gridCol w:w="4933"/>
+      </w:tblGrid>
+      <w:tr>
+        <w:tc>
+          <w:tcPr>
+            <w:tcW w:type="dxa" w:w="3453"/>
+            <w:shd w:val="clear" w:color="auto" w:fill="EEF2F6"/>
+          </w:tcPr>
+          <w:p>
+            <w:r>
+              <w:rPr>
+                <w:b/>
+                <w:sz w:val="18"/>
+              </w:rPr>
+              <w:t>Tipo de actuador</w:t>
+            </w:r>
+          </w:p>
+        </w:tc>
+        <w:tc>
+          <w:tcPr>
+            <w:tcW w:type="dxa" w:w="6412"/>
+          </w:tcPr>
+          <w:p>
+            <w:r>
+              <w:rPr>
+                <w:sz w:val="18"/>
+              </w:rPr>
+              <w:t>Diafragma y resorte</w:t>
+            </w:r>
+          </w:p>
+        </w:tc>
+      </w:tr>
+      <w:tr>
+        <w:tc>
+          <w:tcPr>
+            <w:tcW w:type="dxa" w:w="3453"/>
+            <w:shd w:val="clear" w:color="auto" w:fill="EEF2F6"/>
+          </w:tcPr>
+          <w:p>
+            <w:r>
+              <w:rPr>
+                <w:b/>
+                <w:sz w:val="18"/>
+              </w:rPr>
+              <w:t>Modo de falla</w:t>
+            </w:r>
+          </w:p>
+        </w:tc>
+        <w:tc>
+          <w:tcPr>
+            <w:tcW w:type="dxa" w:w="6412"/>
+          </w:tcPr>
+          <w:p>
+            <w:r>
+              <w:rPr>
+                <w:sz w:val="18"/>
+              </w:rPr>
+              <w:t>Cierra (FC)</w:t>
+            </w:r>
+          </w:p>
+        </w:tc>
+      </w:tr>
+      <w:tr>
+        <w:tc>
+          <w:tcPr>
+            <w:tcW w:type="dxa" w:w="3453"/>
+            <w:shd w:val="clear" w:color="auto" w:fill="EEF2F6"/>
+          </w:tcPr>
+          <w:p>
+            <w:r>
+              <w:rPr>
+                <w:b/>
+                <w:sz w:val="18"/>
+              </w:rPr>
+              <w:t>Volante (mando manual)</w:t>
+            </w:r>
+          </w:p>
+        </w:tc>
+        <w:tc>
+          <w:tcPr>
+            <w:tcW w:type="dxa" w:w="6412"/>
+          </w:tcPr>
+          <w:p>
+            <w:r>
+              <w:rPr>
+                <w:sz w:val="18"/>
+              </w:rPr>
+              <w:t>No</w:t>
+            </w:r>
+          </w:p>
+        </w:tc>
+      </w:tr>
+      <w:tr>
+        <w:tc>
+          <w:tcPr>
+            <w:tcW w:type="dxa" w:w="3453"/>
+            <w:shd w:val="clear" w:color="auto" w:fill="EEF2F6"/>
+          </w:tcPr>
+          <w:p>
+            <w:r>
+              <w:rPr>
+                <w:b/>
+                <w:sz w:val="18"/>
+              </w:rPr>
+              <w:t>Aire de instrumentos disponible</w:t>
+            </w:r>
+          </w:p>
+        </w:tc>
+        <w:tc>
+          <w:tcPr>
+            <w:tcW w:type="dxa" w:w="6412"/>
+          </w:tcPr>
+          <w:p>
+            <w:r>
+              <w:rPr>
+                <w:sz w:val="18"/>
+              </w:rPr>
+              <w:t>4,00 a 7,00 bar g (mínimo a máximo)</w:t>
+            </w:r>
+          </w:p>
+        </w:tc>
+      </w:tr>
+      <w:tr>
+        <w:tc>
+          <w:tcPr>
+            <w:tcW w:type="dxa" w:w="3453"/>
+            <w:shd w:val="clear" w:color="auto" w:fill="EEF2F6"/>
+          </w:tcPr>
+          <w:p>
+            <w:r>
+              <w:rPr>
+                <w:b/>
+                <w:sz w:val="18"/>
+              </w:rPr>
+              <w:t>Selección</w:t>
+            </w:r>
+          </w:p>
+        </w:tc>
+        <w:tc>
+          <w:tcPr>
+            <w:tcW w:type="dxa" w:w="6412"/>
+          </w:tcPr>
+          <w:p>
+            <w:r>
+              <w:rPr>
+                <w:sz w:val="18"/>
+              </w:rPr>
+              <w:t>Diafragma y resorte D-069 con palanca de 50,8 mm (2,000 in): área 445 cm² (69,0 in²)</w:t>
+            </w:r>
+          </w:p>
+        </w:tc>
+      </w:tr>
+      <w:tr>
+        <w:tc>
+          <w:tcPr>
+            <w:tcW w:type="dxa" w:w="3453"/>
+            <w:shd w:val="clear" w:color="auto" w:fill="EEF2F6"/>
+          </w:tcPr>
+          <w:p>
+            <w:r>
+              <w:rPr>
+                <w:b/>
+                <w:sz w:val="18"/>
+              </w:rPr>
+              <w:t>Método</w:t>
+            </w:r>
+          </w:p>
+        </w:tc>
+        <w:tc>
+          <w:tcPr>
+            <w:tcW w:type="dxa" w:w="6412"/>
+          </w:tcPr>
+          <w:p>
+            <w:r>
+              <w:rPr>
+                <w:sz w:val="18"/>
+              </w:rPr>
+              <w:t>Pares de arranque y dinámico de válvula rotativa</w:t>
+            </w:r>
+          </w:p>
+        </w:tc>
+      </w:tr>
+      <w:tr>
+        <w:tc>
+          <w:tcPr>
+            <w:tcW w:type="dxa" w:w="3453"/>
+            <w:shd w:val="clear" w:color="auto" w:fill="EEF2F6"/>
+          </w:tcPr>
+          <w:p>
+            <w:r>
+              <w:rPr>
+                <w:b/>
+                <w:sz w:val="18"/>
+              </w:rPr>
+              <w:t>Ajuste de banco (bench set)</w:t>
+            </w:r>
+          </w:p>
+        </w:tc>
+        <w:tc>
+          <w:tcPr>
+            <w:tcW w:type="dxa" w:w="6412"/>
+          </w:tcPr>
+          <w:p>
+            <w:r>
+              <w:rPr>
+                <w:sz w:val="18"/>
+              </w:rPr>
+              <w:t>15,5 – 32,5 psig (1,07 – 2,24 bar g)</w:t>
+            </w:r>
+          </w:p>
+        </w:tc>
+      </w:tr>
+      <w:tr>
+        <w:tc>
+          <w:tcPr>
+            <w:tcW w:type="dxa" w:w="3453"/>
+            <w:shd w:val="clear" w:color="auto" w:fill="EEF2F6"/>
+          </w:tcPr>
+          <w:p>
+            <w:r>
+              <w:rPr>
+                <w:b/>
+                <w:sz w:val="18"/>
+              </w:rPr>
+              <w:t>Constante del resorte</w:t>
+            </w:r>
+          </w:p>
+        </w:tc>
+        <w:tc>
+          <w:tcPr>
+            <w:tcW w:type="dxa" w:w="6412"/>
+          </w:tcPr>
+          <w:p>
+            <w:r>
+              <w:rPr>
+                <w:sz w:val="18"/>
+              </w:rPr>
+              <w:t>72,6 N/mm (415 lbf/in)</w:t>
+            </w:r>
+          </w:p>
+        </w:tc>
+      </w:tr>
+      <w:tr>
+        <w:tc>
+          <w:tcPr>
+            <w:tcW w:type="dxa" w:w="3453"/>
+            <w:shd w:val="clear" w:color="auto" w:fill="EEF2F6"/>
+          </w:tcPr>
+          <w:p>
+            <w:r>
+              <w:rPr>
+                <w:b/>
+                <w:sz w:val="18"/>
+              </w:rPr>
+              <w:t>Par de falla del resorte en el asiento</w:t>
+            </w:r>
+          </w:p>
+        </w:tc>
+        <w:tc>
+          <w:tcPr>
+            <w:tcW w:type="dxa" w:w="6412"/>
+          </w:tcPr>
+          <w:p>
+            <w:r>
+              <w:rPr>
+                <w:sz w:val="18"/>
+              </w:rPr>
+              <w:t>205 N·m (1.818 lbf·in)</w:t>
+            </w:r>
+          </w:p>
+        </w:tc>
+      </w:tr>
+      <w:tr>
+        <w:tc>
+          <w:tcPr>
+            <w:tcW w:type="dxa" w:w="3453"/>
+            <w:shd w:val="clear" w:color="auto" w:fill="EEF2F6"/>
+          </w:tcPr>
+          <w:p>
+            <w:r>
+              <w:rPr>
+                <w:b/>
+                <w:sz w:val="18"/>
+              </w:rPr>
+              <w:t>Presión de aire requerida</w:t>
+            </w:r>
+          </w:p>
+        </w:tc>
+        <w:tc>
+          <w:tcPr>
+            <w:tcW w:type="dxa" w:w="6412"/>
+          </w:tcPr>
+          <w:p>
+            <w:r>
+              <w:rPr>
+                <w:sz w:val="18"/>
+              </w:rPr>
+              <w:t>3,28 bar g (47,5 psig)</w:t>
+            </w:r>
+          </w:p>
+        </w:tc>
+      </w:tr>
+    </w:tbl>
+    <w:p/>
+    <w:p>
+      <w:pPr>
+        <w:pStyle w:val="Heading3"/>
+      </w:pPr>
+      <w:r>
+        <w:t>Posicionador</w:t>
+      </w:r>
+    </w:p>
+    <w:tbl>
+      <w:tblPr>
+        <w:tblStyle w:val="TableGrid"/>
+        <w:tblW w:type="auto" w:w="0"/>
+        <w:jc w:val="center"/>
+        <w:tblLayout w:type="fixed"/>
+        <w:tblLook w:firstColumn="1" w:firstRow="1" w:lastColumn="0" w:lastRow="0" w:noHBand="0" w:noVBand="1" w:val="04A0"/>
+      </w:tblPr>
+      <w:tblGrid>
+        <w:gridCol w:w="4933"/>
+        <w:gridCol w:w="4933"/>
+      </w:tblGrid>
+      <w:tr>
+        <w:tc>
+          <w:tcPr>
+            <w:tcW w:type="dxa" w:w="3453"/>
+            <w:shd w:val="clear" w:color="auto" w:fill="EEF2F6"/>
+          </w:tcPr>
+          <w:p>
+            <w:r>
+              <w:rPr>
+                <w:b/>
+                <w:sz w:val="18"/>
+              </w:rPr>
+              <w:t>Tag</w:t>
+            </w:r>
+          </w:p>
+        </w:tc>
+        <w:tc>
+          <w:tcPr>
+            <w:tcW w:type="dxa" w:w="6412"/>
+          </w:tcPr>
+          <w:p>
+            <w:r>
+              <w:rPr>
+                <w:sz w:val="18"/>
+              </w:rPr>
+              <w:t>—</w:t>
+            </w:r>
+          </w:p>
+        </w:tc>
+      </w:tr>
+      <w:tr>
+        <w:tc>
+          <w:tcPr>
+            <w:tcW w:type="dxa" w:w="3453"/>
+            <w:shd w:val="clear" w:color="auto" w:fill="EEF2F6"/>
+          </w:tcPr>
+          <w:p>
+            <w:r>
+              <w:rPr>
+                <w:b/>
+                <w:sz w:val="18"/>
+              </w:rPr>
+              <w:t>Tipo</w:t>
+            </w:r>
+          </w:p>
+        </w:tc>
+        <w:tc>
+          <w:tcPr>
+            <w:tcW w:type="dxa" w:w="6412"/>
+          </w:tcPr>
+          <w:p>
+            <w:r>
+              <w:rPr>
+                <w:sz w:val="18"/>
+              </w:rPr>
+              <w:t>Digital-HART</w:t>
+            </w:r>
+          </w:p>
+        </w:tc>
+      </w:tr>
+      <w:tr>
+        <w:tc>
+          <w:tcPr>
+            <w:tcW w:type="dxa" w:w="3453"/>
+            <w:shd w:val="clear" w:color="auto" w:fill="EEF2F6"/>
+          </w:tcPr>
+          <w:p>
+            <w:r>
+              <w:rPr>
+                <w:b/>
+                <w:sz w:val="18"/>
+              </w:rPr>
+              <w:t>Señal de entrada</w:t>
+            </w:r>
+          </w:p>
+        </w:tc>
+        <w:tc>
+          <w:tcPr>
+            <w:tcW w:type="dxa" w:w="6412"/>
+          </w:tcPr>
+          <w:p>
+            <w:r>
+              <w:rPr>
+                <w:sz w:val="18"/>
+              </w:rPr>
+              <w:t>4-20mA dc</w:t>
+            </w:r>
+          </w:p>
+        </w:tc>
+      </w:tr>
+      <w:tr>
+        <w:tc>
+          <w:tcPr>
+            <w:tcW w:type="dxa" w:w="3453"/>
+            <w:shd w:val="clear" w:color="auto" w:fill="EEF2F6"/>
+          </w:tcPr>
+          <w:p>
+            <w:r>
+              <w:rPr>
+                <w:b/>
+                <w:sz w:val="18"/>
+              </w:rPr>
+              <w:t>Acción</w:t>
+            </w:r>
+          </w:p>
+        </w:tc>
+        <w:tc>
+          <w:tcPr>
+            <w:tcW w:type="dxa" w:w="6412"/>
+          </w:tcPr>
+          <w:p>
+            <w:r>
+              <w:rPr>
+                <w:sz w:val="18"/>
+              </w:rPr>
+              <w:t>Configurable</w:t>
+            </w:r>
+          </w:p>
+        </w:tc>
+      </w:tr>
+      <w:tr>
+        <w:tc>
+          <w:tcPr>
+            <w:tcW w:type="dxa" w:w="3453"/>
+            <w:shd w:val="clear" w:color="auto" w:fill="EEF2F6"/>
+          </w:tcPr>
+          <w:p>
+            <w:r>
+              <w:rPr>
+                <w:b/>
+                <w:sz w:val="18"/>
+              </w:rPr>
+              <w:t>Manómetros</w:t>
+            </w:r>
+          </w:p>
+        </w:tc>
+        <w:tc>
+          <w:tcPr>
+            <w:tcW w:type="dxa" w:w="6412"/>
+          </w:tcPr>
+          <w:p>
+            <w:r>
+              <w:rPr>
+                <w:sz w:val="18"/>
+              </w:rPr>
+              <w:t>Sí</w:t>
+            </w:r>
+          </w:p>
+        </w:tc>
+      </w:tr>
+      <w:tr>
+        <w:tc>
+          <w:tcPr>
+            <w:tcW w:type="dxa" w:w="3453"/>
+            <w:shd w:val="clear" w:color="auto" w:fill="EEF2F6"/>
+          </w:tcPr>
+          <w:p>
+            <w:r>
+              <w:rPr>
+                <w:b/>
+                <w:sz w:val="18"/>
+              </w:rPr>
+              <w:t>Set de aire de instrumentos</w:t>
+            </w:r>
+          </w:p>
+        </w:tc>
+        <w:tc>
+          <w:tcPr>
+            <w:tcW w:type="dxa" w:w="6412"/>
+          </w:tcPr>
+          <w:p>
+            <w:r>
+              <w:rPr>
+                <w:sz w:val="18"/>
+              </w:rPr>
+              <w:t>Sí</w:t>
+            </w:r>
+          </w:p>
+        </w:tc>
+      </w:tr>
+      <w:tr>
+        <w:tc>
+          <w:tcPr>
+            <w:tcW w:type="dxa" w:w="3453"/>
+            <w:shd w:val="clear" w:color="auto" w:fill="EEF2F6"/>
+          </w:tcPr>
+          <w:p>
+            <w:r>
+              <w:rPr>
+                <w:b/>
+                <w:sz w:val="18"/>
+              </w:rPr>
+              <w:t>Salida del set de aire</w:t>
+            </w:r>
+          </w:p>
+        </w:tc>
+        <w:tc>
+          <w:tcPr>
+            <w:tcW w:type="dxa" w:w="6412"/>
+          </w:tcPr>
+          <w:p>
+            <w:r>
+              <w:rPr>
+                <w:sz w:val="18"/>
+              </w:rPr>
+              <w:t>Ajustable 0-80 psi</w:t>
+            </w:r>
+          </w:p>
+        </w:tc>
+      </w:tr>
+      <w:tr>
+        <w:tc>
+          <w:tcPr>
+            <w:tcW w:type="dxa" w:w="3453"/>
+            <w:shd w:val="clear" w:color="auto" w:fill="EEF2F6"/>
+          </w:tcPr>
+          <w:p>
+            <w:r>
+              <w:rPr>
+                <w:b/>
+                <w:sz w:val="18"/>
+              </w:rPr>
+              <w:t>Señales habilitadas</w:t>
+            </w:r>
+          </w:p>
+        </w:tc>
+        <w:tc>
+          <w:tcPr>
+            <w:tcW w:type="dxa" w:w="6412"/>
+          </w:tcPr>
+          <w:p>
+            <w:r>
+              <w:rPr>
+                <w:sz w:val="18"/>
+              </w:rPr>
+              <w:t>4-20mA dc, 4-12mA dc, 12-20mA dc</w:t>
+            </w:r>
+          </w:p>
+        </w:tc>
+      </w:tr>
+    </w:tbl>
+    <w:p/>
+    <w:p>
+      <w:r>
+        <w:t>Acción sugerida: Configurable. Set de aire sugerido: Ajustable 0-80 psi.</w:t>
+      </w:r>
+    </w:p>
+    <w:p>
+      <w:pPr>
+        <w:pStyle w:val="Heading2"/>
+      </w:pPr>
+      <w:r>
+        <w:t>10. Recomendaciones finales</w:t>
       </w:r>
     </w:p>
     <w:p>
@@ -15455,10 +18017,18 @@
     </w:p>
     <w:p>
       <w:pPr>
+        <w:pStyle w:val="ListBullet"/>
+      </w:pPr>
+      <w:r>
+        <w:t>Confirmar con el fabricante del actuador el modelo, el resorte y el ajuste de banco: el programa dimensiona con series genéricas y factores típicos de la industria.</w:t>
+      </w:r>
+    </w:p>
+    <w:p>
+      <w:pPr>
         <w:pStyle w:val="Heading2"/>
       </w:pPr>
       <w:r>
-        <w:t>10. Alcance y referencias</w:t>
+        <w:t>11. Alcance y referencias</w:t>
       </w:r>
     </w:p>
     <w:p>
@@ -15514,7 +18084,15 @@
         <w:pStyle w:val="ListBullet"/>
       </w:pPr>
       <w:r>
-        <w:t>Calculado con N25 Valves Sizing 0.8.2 de INSTRUMATIK S.A.S.. Software independiente de fabricantes.</w:t>
+        <w:t>Actuador: método de fuerzas A + B + C + D (vástago deslizante) y método de pares TB = A·ΔP + B, TD = C·ΔPef (rotativas), práctica de la industria de válvulas de control.</w:t>
+      </w:r>
+    </w:p>
+    <w:p>
+      <w:pPr>
+        <w:pStyle w:val="ListBullet"/>
+      </w:pPr>
+      <w:r>
+        <w:t>Calculado con N25 Valves Sizing 0.9.0 de INSTRUMATIK S.A.S.. Software independiente de fabricantes.</w:t>
       </w:r>
     </w:p>
     <w:sectPr>
@@ -15540,7 +18118,7 @@
       <w:rPr>
         <w:sz w:val="16"/>
       </w:rPr>
-      <w:t xml:space="preserve">N25 Valves Sizing 0.8.2 · Página </w:t>
+      <w:t xml:space="preserve">N25 Valves Sizing 0.9.0 · Página </w:t>
     </w:r>
     <w:r>
       <w:fldChar w:fldCharType="begin"/>

--- a/kit_workshop/resultados_de_referencia/Caso_A_baja_agua_enfriamiento_mariposa_resultados_N25.docx
+++ b/kit_workshop/resultados_de_referencia/Caso_A_baja_agua_enfriamiento_mariposa_resultados_N25.docx
@@ -7310,7 +7310,7 @@
               <w:rPr>
                 <w:sz w:val="18"/>
               </w:rPr>
-              <w:t>Diafragma y resorte</w:t>
+              <w:t>Piñón y cremallera (Rack and pinion)</w:t>
             </w:r>
           </w:p>
         </w:tc>
@@ -7422,7 +7422,7 @@
               <w:rPr>
                 <w:sz w:val="18"/>
               </w:rPr>
-              <w:t>Diafragma y resorte D-069 con palanca de 50,8 mm (2,000 in): área 445 cm² (69,0 in²)</w:t>
+              <w:t>Piñón y cremallera R-08 con retorno por resorte: 599 N·m (5.300 lbf·in) a 5,5 bar</w:t>
             </w:r>
           </w:p>
         </w:tc>
@@ -7465,7 +7465,7 @@
               <w:rPr>
                 <w:sz w:val="18"/>
               </w:rPr>
-              <w:t>Ajuste de banco (bench set)</w:t>
+              <w:t>Flow (sentido del flujo)</w:t>
             </w:r>
           </w:p>
         </w:tc>
@@ -7478,7 +7478,7 @@
               <w:rPr>
                 <w:sz w:val="18"/>
               </w:rPr>
-              <w:t>15,5 – 32,5 psig (1,07 – 2,24 bar g)</w:t>
+              <w:t>Unidireccional: cierra con presión en el sentido marcado en el cuerpo</w:t>
             </w:r>
           </w:p>
         </w:tc>
@@ -7493,7 +7493,7 @@
               <w:rPr>
                 <w:sz w:val="18"/>
               </w:rPr>
-              <w:t>Constante del resorte</w:t>
+              <w:t>Par de aire con aire mínimo</w:t>
             </w:r>
           </w:p>
         </w:tc>
@@ -7506,7 +7506,7 @@
               <w:rPr>
                 <w:sz w:val="18"/>
               </w:rPr>
-              <w:t>72,6 N/mm (415 lbf/in)</w:t>
+              <w:t>434 N·m (3.844 lbf·in)</w:t>
             </w:r>
           </w:p>
         </w:tc>
@@ -7521,7 +7521,7 @@
               <w:rPr>
                 <w:sz w:val="18"/>
               </w:rPr>
-              <w:t>Par de falla del resorte en el asiento</w:t>
+              <w:t>Par del resorte al final (posición de falla)</w:t>
             </w:r>
           </w:p>
         </w:tc>
@@ -7534,7 +7534,7 @@
               <w:rPr>
                 <w:sz w:val="18"/>
               </w:rPr>
-              <w:t>205 N·m (1.818 lbf·in)</w:t>
+              <w:t>199 N·m (1.765 lbf·in)</w:t>
             </w:r>
           </w:p>
         </w:tc>
@@ -7549,6 +7549,62 @@
               <w:rPr>
                 <w:sz w:val="18"/>
               </w:rPr>
+              <w:t>Par del resorte al comienzo</w:t>
+            </w:r>
+          </w:p>
+        </w:tc>
+        <w:tc>
+          <w:tcPr>
+            <w:tcW w:type="dxa" w:w="6412"/>
+          </w:tcPr>
+          <w:p>
+            <w:r>
+              <w:rPr>
+                <w:sz w:val="18"/>
+              </w:rPr>
+              <w:t>289 N·m (2.559 lbf·in)</w:t>
+            </w:r>
+          </w:p>
+        </w:tc>
+      </w:tr>
+      <w:tr>
+        <w:tc>
+          <w:tcPr>
+            <w:tcW w:type="dxa" w:w="3453"/>
+          </w:tcPr>
+          <w:p>
+            <w:r>
+              <w:rPr>
+                <w:sz w:val="18"/>
+              </w:rPr>
+              <w:t>Par de aire al comienzo / al final</w:t>
+            </w:r>
+          </w:p>
+        </w:tc>
+        <w:tc>
+          <w:tcPr>
+            <w:tcW w:type="dxa" w:w="6412"/>
+          </w:tcPr>
+          <w:p>
+            <w:r>
+              <w:rPr>
+                <w:sz w:val="18"/>
+              </w:rPr>
+              <w:t>235 N·m (2.079 lbf·in) / 145 N·m (1.285 lbf·in)</w:t>
+            </w:r>
+          </w:p>
+        </w:tc>
+      </w:tr>
+      <w:tr>
+        <w:tc>
+          <w:tcPr>
+            <w:tcW w:type="dxa" w:w="3453"/>
+          </w:tcPr>
+          <w:p>
+            <w:r>
+              <w:rPr>
+                <w:sz w:val="18"/>
+              </w:rPr>
               <w:t>Presión de aire requerida</w:t>
             </w:r>
           </w:p>
@@ -7562,7 +7618,7 @@
               <w:rPr>
                 <w:sz w:val="18"/>
               </w:rPr>
-              <w:t>3,28 bar g (47,5 psig)</w:t>
+              <w:t>3,67 bar g (53,3 psig)</w:t>
             </w:r>
           </w:p>
         </w:tc>
@@ -11218,7 +11274,7 @@
               <w:rPr>
                 <w:sz w:val="18"/>
               </w:rPr>
-              <w:t>Diafragma y resorte</w:t>
+              <w:t>Piñón y cremallera (Rack and pinion)</w:t>
             </w:r>
           </w:p>
         </w:tc>
@@ -11338,7 +11394,7 @@
               <w:rPr>
                 <w:sz w:val="18"/>
               </w:rPr>
-              <w:t>Diafragma y resorte D-069 con palanca de 50,8 mm (2,000 in): área 445 cm² (69,0 in²)</w:t>
+              <w:t>Piñón y cremallera R-08 con retorno por resorte: 599 N·m (5.300 lbf·in) a 5,5 bar</w:t>
             </w:r>
           </w:p>
         </w:tc>
@@ -11415,7 +11471,7 @@
                 <w:b/>
                 <w:sz w:val="18"/>
               </w:rPr>
-              <w:t>Ajuste de banco (bench set)</w:t>
+              <w:t>Flow (sentido del flujo)</w:t>
             </w:r>
           </w:p>
         </w:tc>
@@ -11428,7 +11484,7 @@
               <w:rPr>
                 <w:sz w:val="18"/>
               </w:rPr>
-              <w:t>15,5 – 32,5 psig (1,07 – 2,24 bar g)</w:t>
+              <w:t>Unidireccional: cierra con presión en el sentido marcado en el cuerpo</w:t>
             </w:r>
           </w:p>
         </w:tc>
@@ -11445,7 +11501,7 @@
                 <w:b/>
                 <w:sz w:val="18"/>
               </w:rPr>
-              <w:t>Constante del resorte</w:t>
+              <w:t>Par de aire con aire mínimo</w:t>
             </w:r>
           </w:p>
         </w:tc>
@@ -11458,7 +11514,7 @@
               <w:rPr>
                 <w:sz w:val="18"/>
               </w:rPr>
-              <w:t>72,6 N/mm (415 lbf/in)</w:t>
+              <w:t>434 N·m (3.844 lbf·in)</w:t>
             </w:r>
           </w:p>
         </w:tc>
@@ -11475,7 +11531,7 @@
                 <w:b/>
                 <w:sz w:val="18"/>
               </w:rPr>
-              <w:t>Par de falla del resorte en el asiento</w:t>
+              <w:t>Par del resorte al final (posición de falla)</w:t>
             </w:r>
           </w:p>
         </w:tc>
@@ -11488,7 +11544,7 @@
               <w:rPr>
                 <w:sz w:val="18"/>
               </w:rPr>
-              <w:t>205 N·m (1.818 lbf·in)</w:t>
+              <w:t>199 N·m (1.765 lbf·in)</w:t>
             </w:r>
           </w:p>
         </w:tc>
@@ -11505,6 +11561,66 @@
                 <w:b/>
                 <w:sz w:val="18"/>
               </w:rPr>
+              <w:t>Par del resorte al comienzo</w:t>
+            </w:r>
+          </w:p>
+        </w:tc>
+        <w:tc>
+          <w:tcPr>
+            <w:tcW w:type="dxa" w:w="6412"/>
+          </w:tcPr>
+          <w:p>
+            <w:r>
+              <w:rPr>
+                <w:sz w:val="18"/>
+              </w:rPr>
+              <w:t>289 N·m (2.559 lbf·in)</w:t>
+            </w:r>
+          </w:p>
+        </w:tc>
+      </w:tr>
+      <w:tr>
+        <w:tc>
+          <w:tcPr>
+            <w:tcW w:type="dxa" w:w="3453"/>
+            <w:shd w:val="clear" w:color="auto" w:fill="EEF2F6"/>
+          </w:tcPr>
+          <w:p>
+            <w:r>
+              <w:rPr>
+                <w:b/>
+                <w:sz w:val="18"/>
+              </w:rPr>
+              <w:t>Par de aire al comienzo / al final</w:t>
+            </w:r>
+          </w:p>
+        </w:tc>
+        <w:tc>
+          <w:tcPr>
+            <w:tcW w:type="dxa" w:w="6412"/>
+          </w:tcPr>
+          <w:p>
+            <w:r>
+              <w:rPr>
+                <w:sz w:val="18"/>
+              </w:rPr>
+              <w:t>235 N·m (2.079 lbf·in) / 145 N·m (1.285 lbf·in)</w:t>
+            </w:r>
+          </w:p>
+        </w:tc>
+      </w:tr>
+      <w:tr>
+        <w:tc>
+          <w:tcPr>
+            <w:tcW w:type="dxa" w:w="3453"/>
+            <w:shd w:val="clear" w:color="auto" w:fill="EEF2F6"/>
+          </w:tcPr>
+          <w:p>
+            <w:r>
+              <w:rPr>
+                <w:b/>
+                <w:sz w:val="18"/>
+              </w:rPr>
               <w:t>Presión de aire requerida</w:t>
             </w:r>
           </w:p>
@@ -11518,7 +11634,7 @@
               <w:rPr>
                 <w:sz w:val="18"/>
               </w:rPr>
-              <w:t>3,28 bar g (47,5 psig)</w:t>
+              <w:t>3,67 bar g (53,3 psig)</w:t>
             </w:r>
           </w:p>
         </w:tc>
@@ -15727,45 +15843,6 @@
       </w:r>
     </w:p>
     <w:p>
-      <w:r>
-        <w:rPr>
-          <w:b/>
-          <w:color w:val="2F6FB0"/>
-        </w:rPr>
-        <w:t>[Información] Actuador: Aire máximo sobre el límite del actuador</w:t>
-      </w:r>
-    </w:p>
-    <w:p>
-      <w:r>
-        <w:t>El aire máximo (7,00 bar g (101,5 psig)) supera la presión máxima del actuador (3,45 bar g (50,0 psig)): el set de aire de la solapa 5 debe regularse por debajo de ese límite.</w:t>
-      </w:r>
-    </w:p>
-    <w:p>
-      <w:r>
-        <w:rPr>
-          <w:b/>
-        </w:rPr>
-        <w:t>Soluciones posibles:</w:t>
-      </w:r>
-    </w:p>
-    <w:p>
-      <w:pPr>
-        <w:pStyle w:val="ListBullet"/>
-      </w:pPr>
-      <w:r>
-        <w:t>Regular la alimentación entre 3,28 bar g (47,5 psig) y 3,45 bar g (50,0 psig) con el set de aire (solapa 5).</w:t>
-      </w:r>
-    </w:p>
-    <w:p>
-      <w:r>
-        <w:rPr>
-          <w:i/>
-          <w:sz w:val="17"/>
-        </w:rPr>
-        <w:t>Referencia: Práctica de la industria de válvulas de control (dimensionamiento de actuadores)</w:t>
-      </w:r>
-    </w:p>
-    <w:p>
       <w:pPr>
         <w:pStyle w:val="Heading2"/>
       </w:pPr>
@@ -17211,7 +17288,7 @@
     </w:p>
     <w:p>
       <w:r>
-        <w:t>Actuador apto: Diafragma y resorte D-069 con palanca de 50,8 mm (2,000 in): área 445 cm² (69,0 in²).</w:t>
+        <w:t>Actuador apto: Piñón y cremallera R-08 con retorno por resorte: 599 N·m (5.300 lbf·in) a 5,5 bar.</w:t>
       </w:r>
     </w:p>
     <w:tbl>
@@ -17439,7 +17516,7 @@
               <w:rPr>
                 <w:sz w:val="18"/>
               </w:rPr>
-              <w:t>Diafragma y resorte</w:t>
+              <w:t>Piñón y cremallera (Rack and pinion)</w:t>
             </w:r>
           </w:p>
         </w:tc>
@@ -17559,7 +17636,7 @@
               <w:rPr>
                 <w:sz w:val="18"/>
               </w:rPr>
-              <w:t>Diafragma y resorte D-069 con palanca de 50,8 mm (2,000 in): área 445 cm² (69,0 in²)</w:t>
+              <w:t>Piñón y cremallera R-08 con retorno por resorte: 599 N·m (5.300 lbf·in) a 5,5 bar</w:t>
             </w:r>
           </w:p>
         </w:tc>
@@ -17606,7 +17683,7 @@
                 <w:b/>
                 <w:sz w:val="18"/>
               </w:rPr>
-              <w:t>Ajuste de banco (bench set)</w:t>
+              <w:t>Flow (sentido del flujo)</w:t>
             </w:r>
           </w:p>
         </w:tc>
@@ -17619,7 +17696,7 @@
               <w:rPr>
                 <w:sz w:val="18"/>
               </w:rPr>
-              <w:t>15,5 – 32,5 psig (1,07 – 2,24 bar g)</w:t>
+              <w:t>Unidireccional: cierra con presión en el sentido marcado en el cuerpo</w:t>
             </w:r>
           </w:p>
         </w:tc>
@@ -17636,7 +17713,7 @@
                 <w:b/>
                 <w:sz w:val="18"/>
               </w:rPr>
-              <w:t>Constante del resorte</w:t>
+              <w:t>Par de aire con aire mínimo</w:t>
             </w:r>
           </w:p>
         </w:tc>
@@ -17649,7 +17726,7 @@
               <w:rPr>
                 <w:sz w:val="18"/>
               </w:rPr>
-              <w:t>72,6 N/mm (415 lbf/in)</w:t>
+              <w:t>434 N·m (3.844 lbf·in)</w:t>
             </w:r>
           </w:p>
         </w:tc>
@@ -17666,7 +17743,7 @@
                 <w:b/>
                 <w:sz w:val="18"/>
               </w:rPr>
-              <w:t>Par de falla del resorte en el asiento</w:t>
+              <w:t>Par del resorte al final (posición de falla)</w:t>
             </w:r>
           </w:p>
         </w:tc>
@@ -17679,7 +17756,7 @@
               <w:rPr>
                 <w:sz w:val="18"/>
               </w:rPr>
-              <w:t>205 N·m (1.818 lbf·in)</w:t>
+              <w:t>199 N·m (1.765 lbf·in)</w:t>
             </w:r>
           </w:p>
         </w:tc>
@@ -17696,6 +17773,66 @@
                 <w:b/>
                 <w:sz w:val="18"/>
               </w:rPr>
+              <w:t>Par del resorte al comienzo</w:t>
+            </w:r>
+          </w:p>
+        </w:tc>
+        <w:tc>
+          <w:tcPr>
+            <w:tcW w:type="dxa" w:w="6412"/>
+          </w:tcPr>
+          <w:p>
+            <w:r>
+              <w:rPr>
+                <w:sz w:val="18"/>
+              </w:rPr>
+              <w:t>289 N·m (2.559 lbf·in)</w:t>
+            </w:r>
+          </w:p>
+        </w:tc>
+      </w:tr>
+      <w:tr>
+        <w:tc>
+          <w:tcPr>
+            <w:tcW w:type="dxa" w:w="3453"/>
+            <w:shd w:val="clear" w:color="auto" w:fill="EEF2F6"/>
+          </w:tcPr>
+          <w:p>
+            <w:r>
+              <w:rPr>
+                <w:b/>
+                <w:sz w:val="18"/>
+              </w:rPr>
+              <w:t>Par de aire al comienzo / al final</w:t>
+            </w:r>
+          </w:p>
+        </w:tc>
+        <w:tc>
+          <w:tcPr>
+            <w:tcW w:type="dxa" w:w="6412"/>
+          </w:tcPr>
+          <w:p>
+            <w:r>
+              <w:rPr>
+                <w:sz w:val="18"/>
+              </w:rPr>
+              <w:t>235 N·m (2.079 lbf·in) / 145 N·m (1.285 lbf·in)</w:t>
+            </w:r>
+          </w:p>
+        </w:tc>
+      </w:tr>
+      <w:tr>
+        <w:tc>
+          <w:tcPr>
+            <w:tcW w:type="dxa" w:w="3453"/>
+            <w:shd w:val="clear" w:color="auto" w:fill="EEF2F6"/>
+          </w:tcPr>
+          <w:p>
+            <w:r>
+              <w:rPr>
+                <w:b/>
+                <w:sz w:val="18"/>
+              </w:rPr>
               <w:t>Presión de aire requerida</w:t>
             </w:r>
           </w:p>
@@ -17709,7 +17846,7 @@
               <w:rPr>
                 <w:sz w:val="18"/>
               </w:rPr>
-              <w:t>3,28 bar g (47,5 psig)</w:t>
+              <w:t>3,67 bar g (53,3 psig)</w:t>
             </w:r>
           </w:p>
         </w:tc>

--- a/kit_workshop/resultados_de_referencia/Caso_A_baja_agua_enfriamiento_mariposa_resultados_N25.docx
+++ b/kit_workshop/resultados_de_referencia/Caso_A_baja_agua_enfriamiento_mariposa_resultados_N25.docx
@@ -3014,6 +3014,7 @@
               <w:rPr>
                 <w:sz w:val="18"/>
               </w:rPr>
+              <w:t>°</w:t>
             </w:r>
           </w:p>
         </w:tc>
@@ -3030,7 +3031,7 @@
               <w:rPr>
                 <w:sz w:val="18"/>
               </w:rPr>
-              <w:t>19° de 90°</w:t>
+              <w:t>18,5</w:t>
             </w:r>
           </w:p>
         </w:tc>
@@ -3047,7 +3048,7 @@
               <w:rPr>
                 <w:sz w:val="18"/>
               </w:rPr>
-              <w:t>30° de 90°</w:t>
+              <w:t>29,8</w:t>
             </w:r>
           </w:p>
         </w:tc>
@@ -3064,7 +3065,7 @@
               <w:rPr>
                 <w:sz w:val="18"/>
               </w:rPr>
-              <w:t>48° de 90°</w:t>
+              <w:t>47,6</w:t>
             </w:r>
           </w:p>
         </w:tc>
@@ -3433,7 +3434,7 @@
               <w:rPr>
                 <w:sz w:val="18"/>
               </w:rPr>
-              <w:t>Carrera de operación</w:t>
+              <w:t>Rotación de operación</w:t>
             </w:r>
           </w:p>
         </w:tc>
@@ -3446,6 +3447,7 @@
               <w:rPr>
                 <w:sz w:val="18"/>
               </w:rPr>
+              <w:t>°</w:t>
             </w:r>
           </w:p>
         </w:tc>
@@ -3462,7 +3464,7 @@
               <w:rPr>
                 <w:sz w:val="18"/>
               </w:rPr>
-              <w:t>19° de 90°</w:t>
+              <w:t>18,5</w:t>
             </w:r>
           </w:p>
         </w:tc>
@@ -3479,7 +3481,7 @@
               <w:rPr>
                 <w:sz w:val="18"/>
               </w:rPr>
-              <w:t>30° de 90°</w:t>
+              <w:t>29,8</w:t>
             </w:r>
           </w:p>
         </w:tc>
@@ -3496,7 +3498,7 @@
               <w:rPr>
                 <w:sz w:val="18"/>
               </w:rPr>
-              <w:t>48° de 90°</w:t>
+              <w:t>47,6</w:t>
             </w:r>
           </w:p>
         </w:tc>
@@ -4049,6 +4051,84 @@
                 <w:sz w:val="18"/>
               </w:rPr>
               <w:t>cavitación incipiente</w:t>
+            </w:r>
+          </w:p>
+        </w:tc>
+      </w:tr>
+      <w:tr>
+        <w:tc>
+          <w:tcPr>
+            <w:tcW w:type="dxa" w:w="3749"/>
+          </w:tcPr>
+          <w:p>
+            <w:r>
+              <w:rPr>
+                <w:sz w:val="18"/>
+              </w:rPr>
+              <w:t>Etapas recomendadas: sin cavitación / incipiente</w:t>
+            </w:r>
+          </w:p>
+        </w:tc>
+        <w:tc>
+          <w:tcPr>
+            <w:tcW w:type="dxa" w:w="986"/>
+          </w:tcPr>
+          <w:p>
+            <w:r>
+              <w:rPr>
+                <w:sz w:val="18"/>
+              </w:rPr>
+            </w:r>
+          </w:p>
+        </w:tc>
+        <w:tc>
+          <w:tcPr>
+            <w:tcW w:type="dxa" w:w="1710"/>
+            <w:shd w:val="clear" w:color="auto" w:fill="E3F1E6"/>
+          </w:tcPr>
+          <w:p>
+            <w:pPr>
+              <w:jc w:val="right"/>
+            </w:pPr>
+            <w:r>
+              <w:rPr>
+                <w:sz w:val="18"/>
+              </w:rPr>
+              <w:t>1 / 1</w:t>
+            </w:r>
+          </w:p>
+        </w:tc>
+        <w:tc>
+          <w:tcPr>
+            <w:tcW w:type="dxa" w:w="1710"/>
+            <w:shd w:val="clear" w:color="auto" w:fill="E3F1E6"/>
+          </w:tcPr>
+          <w:p>
+            <w:pPr>
+              <w:jc w:val="right"/>
+            </w:pPr>
+            <w:r>
+              <w:rPr>
+                <w:sz w:val="18"/>
+              </w:rPr>
+              <w:t>1 / 1</w:t>
+            </w:r>
+          </w:p>
+        </w:tc>
+        <w:tc>
+          <w:tcPr>
+            <w:tcW w:type="dxa" w:w="1710"/>
+            <w:shd w:val="clear" w:color="auto" w:fill="E3F1E6"/>
+          </w:tcPr>
+          <w:p>
+            <w:pPr>
+              <w:jc w:val="right"/>
+            </w:pPr>
+            <w:r>
+              <w:rPr>
+                <w:sz w:val="18"/>
+              </w:rPr>
+              <w:t>1 / 1</w:t>
             </w:r>
           </w:p>
         </w:tc>
@@ -5738,7 +5818,7 @@
     </w:p>
     <w:p>
       <w:r>
-        <w:t>Cuerpo (AUTOMÁTICO): ASTM A216 WCB — acero al carbono fundido.</w:t>
+        <w:t>Cuerpo: ASTM A216 WCB — acero al carbono fundido.</w:t>
       </w:r>
     </w:p>
     <w:p>
@@ -5839,7 +5919,7 @@
     </w:p>
     <w:p>
       <w:r>
-        <w:t>Tapa / brida de eje (AUTOMÁTICO): ASTM A216 WCB — acero al carbono fundido.</w:t>
+        <w:t>Tapa / brida de eje: ASTM A216 WCB — acero al carbono fundido.</w:t>
       </w:r>
     </w:p>
     <w:p>
@@ -5876,7 +5956,7 @@
     </w:p>
     <w:p>
       <w:r>
-        <w:t>Anillo de asiento (AUTOMÁTICO): Stellite 6 macizo (Co-Cr-W, fundido o forjado 6B).</w:t>
+        <w:t>Anillo de asiento: Stellite 6 macizo (Co-Cr-W, fundido o forjado 6B).</w:t>
       </w:r>
     </w:p>
     <w:p>
@@ -5982,7 +6062,7 @@
     </w:p>
     <w:p>
       <w:r>
-        <w:t>Cojinetes del eje (AUTOMÁTICO): Inconel 718 (N07718) envejecido.</w:t>
+        <w:t>Cojinetes del eje: Inconel 718 (N07718) envejecido.</w:t>
       </w:r>
     </w:p>
     <w:p>
@@ -6075,7 +6155,7 @@
     </w:p>
     <w:p>
       <w:r>
-        <w:t>Bola / disco / obturador (AUTOMÁTICO): Inconel 718 (N07718) envejecido.</w:t>
+        <w:t>Bola / disco / obturador: Inconel 718 (N07718) envejecido.</w:t>
       </w:r>
     </w:p>
     <w:p>
@@ -6176,7 +6256,7 @@
     </w:p>
     <w:p>
       <w:r>
-        <w:t>Eje (AUTOMÁTICO): Dúplex 2205 (S31803 / S32205) barra.</w:t>
+        <w:t>Eje: Dúplex 2205 (S31803 / S32205) barra.</w:t>
       </w:r>
     </w:p>
     <w:p>
@@ -6614,7 +6694,7 @@
     </w:p>
     <w:p>
       <w:r>
-        <w:t>Elegida (AUTOMÁTICO): Anillos en V de PTFE, simple, con resorte. Bonete: Estándar (prensaestopas del eje). T de 32 a 65 °C dentro del rango de un prensaestopas del eje estándar.</w:t>
+        <w:t>Elegida: Anillos en V de PTFE, simple, con resorte. Bonete: Estándar (prensaestopas del eje). T de 32 a 65 °C dentro del rango de un prensaestopas del eje estándar.</w:t>
       </w:r>
     </w:p>
     <w:p>
@@ -9545,7 +9625,7 @@
               <w:rPr>
                 <w:sz w:val="18"/>
               </w:rPr>
-              <w:t>Carrera de operación</w:t>
+              <w:t>Rotación de operación</w:t>
             </w:r>
           </w:p>
         </w:tc>
@@ -9558,6 +9638,7 @@
               <w:rPr>
                 <w:sz w:val="18"/>
               </w:rPr>
+              <w:t>°</w:t>
             </w:r>
           </w:p>
         </w:tc>
@@ -9573,7 +9654,7 @@
               <w:rPr>
                 <w:sz w:val="18"/>
               </w:rPr>
-              <w:t>19° de 90°</w:t>
+              <w:t>18,5</w:t>
             </w:r>
           </w:p>
         </w:tc>
@@ -9589,7 +9670,7 @@
               <w:rPr>
                 <w:sz w:val="18"/>
               </w:rPr>
-              <w:t>30° de 90°</w:t>
+              <w:t>29,8</w:t>
             </w:r>
           </w:p>
         </w:tc>
@@ -9605,7 +9686,7 @@
               <w:rPr>
                 <w:sz w:val="18"/>
               </w:rPr>
-              <w:t>48° de 90°</w:t>
+              <w:t>47,6</w:t>
             </w:r>
           </w:p>
         </w:tc>
@@ -10729,7 +10810,7 @@
                 <w:b/>
                 <w:sz w:val="18"/>
               </w:rPr>
-              <w:t>Obturador</w:t>
+              <w:t>Trim anticavitación</w:t>
             </w:r>
           </w:p>
         </w:tc>
@@ -10742,7 +10823,7 @@
               <w:rPr>
                 <w:sz w:val="18"/>
               </w:rPr>
-              <w:t>No aplica (cuerpo rotativo)</w:t>
+              <w:t>Estándar (trim elegido, 1 etapa)</w:t>
             </w:r>
           </w:p>
         </w:tc>
@@ -10759,7 +10840,7 @@
                 <w:b/>
                 <w:sz w:val="18"/>
               </w:rPr>
-              <w:t>Característica inherente</w:t>
+              <w:t>Obturador</w:t>
             </w:r>
           </w:p>
         </w:tc>
@@ -10772,7 +10853,7 @@
               <w:rPr>
                 <w:sz w:val="18"/>
               </w:rPr>
-              <w:t>Lineal</w:t>
+              <w:t>No aplica (cuerpo rotativo)</w:t>
             </w:r>
           </w:p>
         </w:tc>
@@ -10789,7 +10870,7 @@
                 <w:b/>
                 <w:sz w:val="18"/>
               </w:rPr>
-              <w:t>Cv nominal (típico del tamaño y trim)</w:t>
+              <w:t>Característica inherente</w:t>
             </w:r>
           </w:p>
         </w:tc>
@@ -10802,7 +10883,7 @@
               <w:rPr>
                 <w:sz w:val="18"/>
               </w:rPr>
-              <w:t>1.920</w:t>
+              <w:t>Lineal</w:t>
             </w:r>
           </w:p>
         </w:tc>
@@ -10819,7 +10900,7 @@
                 <w:b/>
                 <w:sz w:val="18"/>
               </w:rPr>
-              <w:t>Diámetro del orificio / disco</w:t>
+              <w:t>Cv nominal (típico del tamaño y trim)</w:t>
             </w:r>
           </w:p>
         </w:tc>
@@ -10832,7 +10913,7 @@
               <w:rPr>
                 <w:sz w:val="18"/>
               </w:rPr>
-              <w:t>8 in (202,7 mm) estimado</w:t>
+              <w:t>1.920</w:t>
             </w:r>
           </w:p>
         </w:tc>
@@ -10849,7 +10930,7 @@
                 <w:b/>
                 <w:sz w:val="18"/>
               </w:rPr>
-              <w:t>Rotación nominal del eje</w:t>
+              <w:t>Diámetro del orificio / disco</w:t>
             </w:r>
           </w:p>
         </w:tc>
@@ -10862,7 +10943,7 @@
               <w:rPr>
                 <w:sz w:val="18"/>
               </w:rPr>
-              <w:t>Rotación nominal 90°</w:t>
+              <w:t>8 in (202,7 mm) estimado</w:t>
             </w:r>
           </w:p>
         </w:tc>
@@ -10879,6 +10960,36 @@
                 <w:b/>
                 <w:sz w:val="18"/>
               </w:rPr>
+              <w:t>Rotación nominal del eje</w:t>
+            </w:r>
+          </w:p>
+        </w:tc>
+        <w:tc>
+          <w:tcPr>
+            <w:tcW w:type="dxa" w:w="6412"/>
+          </w:tcPr>
+          <w:p>
+            <w:r>
+              <w:rPr>
+                <w:sz w:val="18"/>
+              </w:rPr>
+              <w:t>Rotación nominal 90°</w:t>
+            </w:r>
+          </w:p>
+        </w:tc>
+      </w:tr>
+      <w:tr>
+        <w:tc>
+          <w:tcPr>
+            <w:tcW w:type="dxa" w:w="3453"/>
+            <w:shd w:val="clear" w:color="auto" w:fill="EEF2F6"/>
+          </w:tcPr>
+          <w:p>
+            <w:r>
+              <w:rPr>
+                <w:b/>
+                <w:sz w:val="18"/>
+              </w:rPr>
               <w:t>Rotación de operación</w:t>
             </w:r>
           </w:p>
@@ -10892,7 +11003,7 @@
               <w:rPr>
                 <w:sz w:val="18"/>
               </w:rPr>
-              <w:t>Mínimo: 19° de 90° · Normal: 30° de 90° · Máximo: 48° de 90°</w:t>
+              <w:t>Mínimo: 18,5 ° · Normal: 29,8 ° · Máximo: 47,6 °</w:t>
             </w:r>
           </w:p>
         </w:tc>
@@ -14135,7 +14246,7 @@
               <w:rPr>
                 <w:sz w:val="18"/>
               </w:rPr>
-              <w:t>Carrera de operación</w:t>
+              <w:t>Rotación de operación</w:t>
             </w:r>
           </w:p>
         </w:tc>
@@ -14148,6 +14259,7 @@
               <w:rPr>
                 <w:sz w:val="18"/>
               </w:rPr>
+              <w:t>°</w:t>
             </w:r>
           </w:p>
         </w:tc>
@@ -14164,7 +14276,7 @@
               <w:rPr>
                 <w:sz w:val="18"/>
               </w:rPr>
-              <w:t>19° de 90°</w:t>
+              <w:t>18,5</w:t>
             </w:r>
           </w:p>
         </w:tc>
@@ -14181,7 +14293,7 @@
               <w:rPr>
                 <w:sz w:val="18"/>
               </w:rPr>
-              <w:t>30° de 90°</w:t>
+              <w:t>29,8</w:t>
             </w:r>
           </w:p>
         </w:tc>
@@ -14198,7 +14310,7 @@
               <w:rPr>
                 <w:sz w:val="18"/>
               </w:rPr>
-              <w:t>48° de 90°</w:t>
+              <w:t>47,6</w:t>
             </w:r>
           </w:p>
         </w:tc>
@@ -14751,6 +14863,84 @@
                 <w:sz w:val="18"/>
               </w:rPr>
               <w:t>cavitación incipiente</w:t>
+            </w:r>
+          </w:p>
+        </w:tc>
+      </w:tr>
+      <w:tr>
+        <w:tc>
+          <w:tcPr>
+            <w:tcW w:type="dxa" w:w="3749"/>
+          </w:tcPr>
+          <w:p>
+            <w:r>
+              <w:rPr>
+                <w:sz w:val="18"/>
+              </w:rPr>
+              <w:t>Etapas recomendadas: sin cavitación / incipiente</w:t>
+            </w:r>
+          </w:p>
+        </w:tc>
+        <w:tc>
+          <w:tcPr>
+            <w:tcW w:type="dxa" w:w="986"/>
+          </w:tcPr>
+          <w:p>
+            <w:r>
+              <w:rPr>
+                <w:sz w:val="18"/>
+              </w:rPr>
+            </w:r>
+          </w:p>
+        </w:tc>
+        <w:tc>
+          <w:tcPr>
+            <w:tcW w:type="dxa" w:w="1710"/>
+            <w:shd w:val="clear" w:color="auto" w:fill="E3F1E6"/>
+          </w:tcPr>
+          <w:p>
+            <w:pPr>
+              <w:jc w:val="right"/>
+            </w:pPr>
+            <w:r>
+              <w:rPr>
+                <w:sz w:val="18"/>
+              </w:rPr>
+              <w:t>1 / 1</w:t>
+            </w:r>
+          </w:p>
+        </w:tc>
+        <w:tc>
+          <w:tcPr>
+            <w:tcW w:type="dxa" w:w="1710"/>
+            <w:shd w:val="clear" w:color="auto" w:fill="E3F1E6"/>
+          </w:tcPr>
+          <w:p>
+            <w:pPr>
+              <w:jc w:val="right"/>
+            </w:pPr>
+            <w:r>
+              <w:rPr>
+                <w:sz w:val="18"/>
+              </w:rPr>
+              <w:t>1 / 1</w:t>
+            </w:r>
+          </w:p>
+        </w:tc>
+        <w:tc>
+          <w:tcPr>
+            <w:tcW w:type="dxa" w:w="1710"/>
+            <w:shd w:val="clear" w:color="auto" w:fill="E3F1E6"/>
+          </w:tcPr>
+          <w:p>
+            <w:pPr>
+              <w:jc w:val="right"/>
+            </w:pPr>
+            <w:r>
+              <w:rPr>
+                <w:sz w:val="18"/>
+              </w:rPr>
+              <w:t>1 / 1</w:t>
             </w:r>
           </w:p>
         </w:tc>
@@ -16165,16 +16355,15 @@
         <w:tblLook w:firstColumn="1" w:firstRow="1" w:lastColumn="0" w:lastRow="0" w:noHBand="0" w:noVBand="1" w:val="04A0"/>
       </w:tblPr>
       <w:tblGrid>
-        <w:gridCol w:w="1973"/>
-        <w:gridCol w:w="1973"/>
-        <w:gridCol w:w="1973"/>
-        <w:gridCol w:w="1973"/>
-        <w:gridCol w:w="1973"/>
+        <w:gridCol w:w="2466"/>
+        <w:gridCol w:w="2466"/>
+        <w:gridCol w:w="2466"/>
+        <w:gridCol w:w="2466"/>
       </w:tblGrid>
       <w:tr>
         <w:tc>
           <w:tcPr>
-            <w:tcW w:type="dxa" w:w="1282"/>
+            <w:tcW w:type="dxa" w:w="1480"/>
             <w:shd w:val="clear" w:color="auto" w:fill="0D3B66"/>
           </w:tcPr>
           <w:p>
@@ -16190,7 +16379,7 @@
         </w:tc>
         <w:tc>
           <w:tcPr>
-            <w:tcW w:type="dxa" w:w="1085"/>
+            <w:tcW w:type="dxa" w:w="2959"/>
             <w:shd w:val="clear" w:color="auto" w:fill="0D3B66"/>
           </w:tcPr>
           <w:p>
@@ -16200,13 +16389,13 @@
                 <w:color w:val="FFFFFF"/>
                 <w:sz w:val="18"/>
               </w:rPr>
-              <w:t>Modo</w:t>
-            </w:r>
-          </w:p>
-        </w:tc>
-        <w:tc>
-          <w:tcPr>
-            <w:tcW w:type="dxa" w:w="2565"/>
+              <w:t>Material</w:t>
+            </w:r>
+          </w:p>
+        </w:tc>
+        <w:tc>
+          <w:tcPr>
+            <w:tcW w:type="dxa" w:w="1184"/>
             <w:shd w:val="clear" w:color="auto" w:fill="0D3B66"/>
           </w:tcPr>
           <w:p>
@@ -16216,13 +16405,13 @@
                 <w:color w:val="FFFFFF"/>
                 <w:sz w:val="18"/>
               </w:rPr>
-              <w:t>Material</w:t>
-            </w:r>
-          </w:p>
-        </w:tc>
-        <w:tc>
-          <w:tcPr>
-            <w:tcW w:type="dxa" w:w="1085"/>
+              <w:t>Dureza</w:t>
+            </w:r>
+          </w:p>
+        </w:tc>
+        <w:tc>
+          <w:tcPr>
+            <w:tcW w:type="dxa" w:w="4242"/>
             <w:shd w:val="clear" w:color="auto" w:fill="0D3B66"/>
           </w:tcPr>
           <w:p>
@@ -16232,22 +16421,6 @@
                 <w:color w:val="FFFFFF"/>
                 <w:sz w:val="18"/>
               </w:rPr>
-              <w:t>Dureza</w:t>
-            </w:r>
-          </w:p>
-        </w:tc>
-        <w:tc>
-          <w:tcPr>
-            <w:tcW w:type="dxa" w:w="3847"/>
-            <w:shd w:val="clear" w:color="auto" w:fill="0D3B66"/>
-          </w:tcPr>
-          <w:p>
-            <w:r>
-              <w:rPr>
-                <w:b/>
-                <w:color w:val="FFFFFF"/>
-                <w:sz w:val="18"/>
-              </w:rPr>
               <w:t>Justificación</w:t>
             </w:r>
           </w:p>
@@ -16256,7 +16429,7 @@
       <w:tr>
         <w:tc>
           <w:tcPr>
-            <w:tcW w:type="dxa" w:w="1282"/>
+            <w:tcW w:type="dxa" w:w="1480"/>
           </w:tcPr>
           <w:p>
             <w:r>
@@ -16269,20 +16442,20 @@
         </w:tc>
         <w:tc>
           <w:tcPr>
-            <w:tcW w:type="dxa" w:w="1085"/>
-          </w:tcPr>
-          <w:p>
-            <w:r>
-              <w:rPr>
-                <w:sz w:val="18"/>
-              </w:rPr>
-              <w:t>AUTOMÁTICO</w:t>
-            </w:r>
-          </w:p>
-        </w:tc>
-        <w:tc>
-          <w:tcPr>
-            <w:tcW w:type="dxa" w:w="2565"/>
+            <w:tcW w:type="dxa" w:w="2959"/>
+          </w:tcPr>
+          <w:p>
+            <w:r>
+              <w:rPr>
+                <w:sz w:val="18"/>
+              </w:rPr>
+              <w:t>ASTM A216 WCB — acero al carbono fundido</w:t>
+            </w:r>
+          </w:p>
+        </w:tc>
+        <w:tc>
+          <w:tcPr>
+            <w:tcW w:type="dxa" w:w="1184"/>
           </w:tcPr>
           <w:p>
             <w:pPr>
@@ -16292,13 +16465,13 @@
               <w:rPr>
                 <w:sz w:val="18"/>
               </w:rPr>
-              <w:t>ASTM A216 WCB — acero al carbono fundido</w:t>
-            </w:r>
-          </w:p>
-        </w:tc>
-        <w:tc>
-          <w:tcPr>
-            <w:tcW w:type="dxa" w:w="1085"/>
+              <w:t>150 HB</w:t>
+            </w:r>
+          </w:p>
+        </w:tc>
+        <w:tc>
+          <w:tcPr>
+            <w:tcW w:type="dxa" w:w="4242"/>
           </w:tcPr>
           <w:p>
             <w:pPr>
@@ -16308,13 +16481,41 @@
               <w:rPr>
                 <w:sz w:val="18"/>
               </w:rPr>
-              <w:t>150 HB</w:t>
-            </w:r>
-          </w:p>
-        </w:tc>
-        <w:tc>
-          <w:tcPr>
-            <w:tcW w:type="dxa" w:w="3847"/>
+              <w:t>Seleccionado: ASTM A216 WCB — acero al carbono fundido (UNS J03002; ASTM A216 Gr. WCB).; Temperatura del servicio 32 a 65 °C dentro del rango del material (-29 a 538 °C).; Compatibilidad química global: B — bueno.</w:t>
+            </w:r>
+          </w:p>
+        </w:tc>
+      </w:tr>
+      <w:tr>
+        <w:tc>
+          <w:tcPr>
+            <w:tcW w:type="dxa" w:w="1480"/>
+          </w:tcPr>
+          <w:p>
+            <w:r>
+              <w:rPr>
+                <w:sz w:val="18"/>
+              </w:rPr>
+              <w:t>Tapa / brida de eje</w:t>
+            </w:r>
+          </w:p>
+        </w:tc>
+        <w:tc>
+          <w:tcPr>
+            <w:tcW w:type="dxa" w:w="2959"/>
+          </w:tcPr>
+          <w:p>
+            <w:r>
+              <w:rPr>
+                <w:sz w:val="18"/>
+              </w:rPr>
+              <w:t>ASTM A216 WCB — acero al carbono fundido</w:t>
+            </w:r>
+          </w:p>
+        </w:tc>
+        <w:tc>
+          <w:tcPr>
+            <w:tcW w:type="dxa" w:w="1184"/>
           </w:tcPr>
           <w:p>
             <w:pPr>
@@ -16324,41 +16525,13 @@
               <w:rPr>
                 <w:sz w:val="18"/>
               </w:rPr>
-              <w:t>Seleccionado: ASTM A216 WCB — acero al carbono fundido (UNS J03002; ASTM A216 Gr. WCB).; Temperatura del servicio 32 a 65 °C dentro del rango del material (-29 a 538 °C).; Compatibilidad química global: B — bueno.</w:t>
-            </w:r>
-          </w:p>
-        </w:tc>
-      </w:tr>
-      <w:tr>
-        <w:tc>
-          <w:tcPr>
-            <w:tcW w:type="dxa" w:w="1282"/>
-          </w:tcPr>
-          <w:p>
-            <w:r>
-              <w:rPr>
-                <w:sz w:val="18"/>
-              </w:rPr>
-              <w:t>Tapa / brida de eje</w:t>
-            </w:r>
-          </w:p>
-        </w:tc>
-        <w:tc>
-          <w:tcPr>
-            <w:tcW w:type="dxa" w:w="1085"/>
-          </w:tcPr>
-          <w:p>
-            <w:r>
-              <w:rPr>
-                <w:sz w:val="18"/>
-              </w:rPr>
-              <w:t>AUTOMÁTICO</w:t>
-            </w:r>
-          </w:p>
-        </w:tc>
-        <w:tc>
-          <w:tcPr>
-            <w:tcW w:type="dxa" w:w="2565"/>
+              <w:t>150 HB</w:t>
+            </w:r>
+          </w:p>
+        </w:tc>
+        <w:tc>
+          <w:tcPr>
+            <w:tcW w:type="dxa" w:w="4242"/>
           </w:tcPr>
           <w:p>
             <w:pPr>
@@ -16368,13 +16541,41 @@
               <w:rPr>
                 <w:sz w:val="18"/>
               </w:rPr>
-              <w:t>ASTM A216 WCB — acero al carbono fundido</w:t>
-            </w:r>
-          </w:p>
-        </w:tc>
-        <w:tc>
-          <w:tcPr>
-            <w:tcW w:type="dxa" w:w="1085"/>
+              <w:t>El bonete se especifica del mismo material que el cuerpo (ASTM A216 WCB — acero al carbono fundido) o de su equivalente forjado (A105 (forja)), con el mismo grupo de ASME B16.34 y la misma resistencia química.</w:t>
+            </w:r>
+          </w:p>
+        </w:tc>
+      </w:tr>
+      <w:tr>
+        <w:tc>
+          <w:tcPr>
+            <w:tcW w:type="dxa" w:w="1480"/>
+          </w:tcPr>
+          <w:p>
+            <w:r>
+              <w:rPr>
+                <w:sz w:val="18"/>
+              </w:rPr>
+              <w:t>Anillo de asiento</w:t>
+            </w:r>
+          </w:p>
+        </w:tc>
+        <w:tc>
+          <w:tcPr>
+            <w:tcW w:type="dxa" w:w="2959"/>
+          </w:tcPr>
+          <w:p>
+            <w:r>
+              <w:rPr>
+                <w:sz w:val="18"/>
+              </w:rPr>
+              <w:t>Stellite 6 macizo (Co-Cr-W, fundido o forjado 6B)</w:t>
+            </w:r>
+          </w:p>
+        </w:tc>
+        <w:tc>
+          <w:tcPr>
+            <w:tcW w:type="dxa" w:w="1184"/>
           </w:tcPr>
           <w:p>
             <w:pPr>
@@ -16384,13 +16585,13 @@
               <w:rPr>
                 <w:sz w:val="18"/>
               </w:rPr>
-              <w:t>150 HB</w:t>
-            </w:r>
-          </w:p>
-        </w:tc>
-        <w:tc>
-          <w:tcPr>
-            <w:tcW w:type="dxa" w:w="3847"/>
+              <w:t>40 HRC (≈ 371 HB)</w:t>
+            </w:r>
+          </w:p>
+        </w:tc>
+        <w:tc>
+          <w:tcPr>
+            <w:tcW w:type="dxa" w:w="4242"/>
           </w:tcPr>
           <w:p>
             <w:pPr>
@@ -16400,7 +16601,7 @@
               <w:rPr>
                 <w:sz w:val="18"/>
               </w:rPr>
-              <w:t>El bonete se especifica del mismo material que el cuerpo (ASTM A216 WCB — acero al carbono fundido) o de su equivalente forjado (A105 (forja)), con el mismo grupo de ASME B16.34 y la misma resistencia química.</w:t>
+              <w:t>Seleccionado: Stellite 6 macizo (Co-Cr-W, fundido o forjado 6B) (UNS R30006 / R30016; AMS 5387 / AMS 5894 (6B)).; Temperatura del servicio 32 a 65 °C dentro del rango del material (-273 a 816 °C).; Compatibilidad química global: B — bueno.</w:t>
             </w:r>
           </w:p>
         </w:tc>
@@ -16408,33 +16609,33 @@
       <w:tr>
         <w:tc>
           <w:tcPr>
-            <w:tcW w:type="dxa" w:w="1282"/>
-          </w:tcPr>
-          <w:p>
-            <w:r>
-              <w:rPr>
-                <w:sz w:val="18"/>
-              </w:rPr>
-              <w:t>Anillo de asiento</w:t>
-            </w:r>
-          </w:p>
-        </w:tc>
-        <w:tc>
-          <w:tcPr>
-            <w:tcW w:type="dxa" w:w="1085"/>
-          </w:tcPr>
-          <w:p>
-            <w:r>
-              <w:rPr>
-                <w:sz w:val="18"/>
-              </w:rPr>
-              <w:t>AUTOMÁTICO</w:t>
-            </w:r>
-          </w:p>
-        </w:tc>
-        <w:tc>
-          <w:tcPr>
-            <w:tcW w:type="dxa" w:w="2565"/>
+            <w:tcW w:type="dxa" w:w="1480"/>
+          </w:tcPr>
+          <w:p>
+            <w:r>
+              <w:rPr>
+                <w:sz w:val="18"/>
+              </w:rPr>
+              <w:t>Atenuador / jaula (si lleva)</w:t>
+            </w:r>
+          </w:p>
+        </w:tc>
+        <w:tc>
+          <w:tcPr>
+            <w:tcW w:type="dxa" w:w="2959"/>
+          </w:tcPr>
+          <w:p>
+            <w:r>
+              <w:rPr>
+                <w:sz w:val="18"/>
+              </w:rPr>
+              <w:t>No aplica</w:t>
+            </w:r>
+          </w:p>
+        </w:tc>
+        <w:tc>
+          <w:tcPr>
+            <w:tcW w:type="dxa" w:w="1184"/>
           </w:tcPr>
           <w:p>
             <w:pPr>
@@ -16444,13 +16645,13 @@
               <w:rPr>
                 <w:sz w:val="18"/>
               </w:rPr>
-              <w:t>Stellite 6 macizo (Co-Cr-W, fundido o forjado 6B)</w:t>
-            </w:r>
-          </w:p>
-        </w:tc>
-        <w:tc>
-          <w:tcPr>
-            <w:tcW w:type="dxa" w:w="1085"/>
+              <w:t>—</w:t>
+            </w:r>
+          </w:p>
+        </w:tc>
+        <w:tc>
+          <w:tcPr>
+            <w:tcW w:type="dxa" w:w="4242"/>
           </w:tcPr>
           <w:p>
             <w:pPr>
@@ -16460,13 +16661,40 @@
               <w:rPr>
                 <w:sz w:val="18"/>
               </w:rPr>
-              <w:t>40 HRC (≈ 371 HB)</w:t>
-            </w:r>
-          </w:p>
-        </w:tc>
-        <w:tc>
-          <w:tcPr>
-            <w:tcW w:type="dxa" w:w="3847"/>
+            </w:r>
+          </w:p>
+        </w:tc>
+      </w:tr>
+      <w:tr>
+        <w:tc>
+          <w:tcPr>
+            <w:tcW w:type="dxa" w:w="1480"/>
+          </w:tcPr>
+          <w:p>
+            <w:r>
+              <w:rPr>
+                <w:sz w:val="18"/>
+              </w:rPr>
+              <w:t>Cojinetes del eje</w:t>
+            </w:r>
+          </w:p>
+        </w:tc>
+        <w:tc>
+          <w:tcPr>
+            <w:tcW w:type="dxa" w:w="2959"/>
+          </w:tcPr>
+          <w:p>
+            <w:r>
+              <w:rPr>
+                <w:sz w:val="18"/>
+              </w:rPr>
+              <w:t>Inconel 718 (N07718) envejecido</w:t>
+            </w:r>
+          </w:p>
+        </w:tc>
+        <w:tc>
+          <w:tcPr>
+            <w:tcW w:type="dxa" w:w="1184"/>
           </w:tcPr>
           <w:p>
             <w:pPr>
@@ -16476,41 +16704,13 @@
               <w:rPr>
                 <w:sz w:val="18"/>
               </w:rPr>
-              <w:t>Seleccionado: Stellite 6 macizo (Co-Cr-W, fundido o forjado 6B) (UNS R30006 / R30016; AMS 5387 / AMS 5894 (6B)).; Temperatura del servicio 32 a 65 °C dentro del rango del material (-273 a 816 °C).; Compatibilidad química global: B — bueno.</w:t>
-            </w:r>
-          </w:p>
-        </w:tc>
-      </w:tr>
-      <w:tr>
-        <w:tc>
-          <w:tcPr>
-            <w:tcW w:type="dxa" w:w="1282"/>
-          </w:tcPr>
-          <w:p>
-            <w:r>
-              <w:rPr>
-                <w:sz w:val="18"/>
-              </w:rPr>
-              <w:t>Atenuador / jaula (si lleva)</w:t>
-            </w:r>
-          </w:p>
-        </w:tc>
-        <w:tc>
-          <w:tcPr>
-            <w:tcW w:type="dxa" w:w="1085"/>
-          </w:tcPr>
-          <w:p>
-            <w:r>
-              <w:rPr>
-                <w:sz w:val="18"/>
-              </w:rPr>
-              <w:t>—</w:t>
-            </w:r>
-          </w:p>
-        </w:tc>
-        <w:tc>
-          <w:tcPr>
-            <w:tcW w:type="dxa" w:w="2565"/>
+              <w:t>38 HRC (≈ 353 HB)</w:t>
+            </w:r>
+          </w:p>
+        </w:tc>
+        <w:tc>
+          <w:tcPr>
+            <w:tcW w:type="dxa" w:w="4242"/>
           </w:tcPr>
           <w:p>
             <w:pPr>
@@ -16520,13 +16720,41 @@
               <w:rPr>
                 <w:sz w:val="18"/>
               </w:rPr>
-              <w:t>No aplica</w:t>
-            </w:r>
-          </w:p>
-        </w:tc>
-        <w:tc>
-          <w:tcPr>
-            <w:tcW w:type="dxa" w:w="1085"/>
+              <w:t>Seleccionado: Inconel 718 (N07718) envejecido (UNS N07718; ASTM B637 N07718 / API 6A718).; Temperatura del servicio 32 a 65 °C dentro del rango del material (-198 a 650 °C).; Compatibilidad química global: A — excelente.</w:t>
+            </w:r>
+          </w:p>
+        </w:tc>
+      </w:tr>
+      <w:tr>
+        <w:tc>
+          <w:tcPr>
+            <w:tcW w:type="dxa" w:w="1480"/>
+          </w:tcPr>
+          <w:p>
+            <w:r>
+              <w:rPr>
+                <w:sz w:val="18"/>
+              </w:rPr>
+              <w:t>Bola / disco / obturador</w:t>
+            </w:r>
+          </w:p>
+        </w:tc>
+        <w:tc>
+          <w:tcPr>
+            <w:tcW w:type="dxa" w:w="2959"/>
+          </w:tcPr>
+          <w:p>
+            <w:r>
+              <w:rPr>
+                <w:sz w:val="18"/>
+              </w:rPr>
+              <w:t>Inconel 718 (N07718) envejecido</w:t>
+            </w:r>
+          </w:p>
+        </w:tc>
+        <w:tc>
+          <w:tcPr>
+            <w:tcW w:type="dxa" w:w="1184"/>
           </w:tcPr>
           <w:p>
             <w:pPr>
@@ -16536,13 +16764,13 @@
               <w:rPr>
                 <w:sz w:val="18"/>
               </w:rPr>
-              <w:t>—</w:t>
-            </w:r>
-          </w:p>
-        </w:tc>
-        <w:tc>
-          <w:tcPr>
-            <w:tcW w:type="dxa" w:w="3847"/>
+              <w:t>38 HRC (≈ 353 HB)</w:t>
+            </w:r>
+          </w:p>
+        </w:tc>
+        <w:tc>
+          <w:tcPr>
+            <w:tcW w:type="dxa" w:w="4242"/>
           </w:tcPr>
           <w:p>
             <w:pPr>
@@ -16552,6 +16780,7 @@
               <w:rPr>
                 <w:sz w:val="18"/>
               </w:rPr>
+              <w:t>Seleccionado: Inconel 718 (N07718) envejecido (UNS N07718; ASTM B637 N07718 / API 6A718).; Temperatura del servicio 32 a 65 °C dentro del rango del material (-198 a 650 °C).; Compatibilidad química global: A — excelente.</w:t>
             </w:r>
           </w:p>
         </w:tc>
@@ -16559,33 +16788,33 @@
       <w:tr>
         <w:tc>
           <w:tcPr>
-            <w:tcW w:type="dxa" w:w="1282"/>
-          </w:tcPr>
-          <w:p>
-            <w:r>
-              <w:rPr>
-                <w:sz w:val="18"/>
-              </w:rPr>
-              <w:t>Cojinetes del eje</w:t>
-            </w:r>
-          </w:p>
-        </w:tc>
-        <w:tc>
-          <w:tcPr>
-            <w:tcW w:type="dxa" w:w="1085"/>
-          </w:tcPr>
-          <w:p>
-            <w:r>
-              <w:rPr>
-                <w:sz w:val="18"/>
-              </w:rPr>
-              <w:t>AUTOMÁTICO</w:t>
-            </w:r>
-          </w:p>
-        </w:tc>
-        <w:tc>
-          <w:tcPr>
-            <w:tcW w:type="dxa" w:w="2565"/>
+            <w:tcW w:type="dxa" w:w="1480"/>
+          </w:tcPr>
+          <w:p>
+            <w:r>
+              <w:rPr>
+                <w:sz w:val="18"/>
+              </w:rPr>
+              <w:t>Eje</w:t>
+            </w:r>
+          </w:p>
+        </w:tc>
+        <w:tc>
+          <w:tcPr>
+            <w:tcW w:type="dxa" w:w="2959"/>
+          </w:tcPr>
+          <w:p>
+            <w:r>
+              <w:rPr>
+                <w:sz w:val="18"/>
+              </w:rPr>
+              <w:t>Dúplex 2205 (S31803 / S32205) barra</w:t>
+            </w:r>
+          </w:p>
+        </w:tc>
+        <w:tc>
+          <w:tcPr>
+            <w:tcW w:type="dxa" w:w="1184"/>
           </w:tcPr>
           <w:p>
             <w:pPr>
@@ -16595,181 +16824,13 @@
               <w:rPr>
                 <w:sz w:val="18"/>
               </w:rPr>
-              <w:t>Inconel 718 (N07718) envejecido</w:t>
-            </w:r>
-          </w:p>
-        </w:tc>
-        <w:tc>
-          <w:tcPr>
-            <w:tcW w:type="dxa" w:w="1085"/>
-          </w:tcPr>
-          <w:p>
-            <w:pPr>
-              <w:jc w:val="right"/>
-            </w:pPr>
-            <w:r>
-              <w:rPr>
-                <w:sz w:val="18"/>
-              </w:rPr>
-              <w:t>38 HRC (≈ 353 HB)</w:t>
-            </w:r>
-          </w:p>
-        </w:tc>
-        <w:tc>
-          <w:tcPr>
-            <w:tcW w:type="dxa" w:w="3847"/>
-          </w:tcPr>
-          <w:p>
-            <w:pPr>
-              <w:jc w:val="right"/>
-            </w:pPr>
-            <w:r>
-              <w:rPr>
-                <w:sz w:val="18"/>
-              </w:rPr>
-              <w:t>Seleccionado: Inconel 718 (N07718) envejecido (UNS N07718; ASTM B637 N07718 / API 6A718).; Temperatura del servicio 32 a 65 °C dentro del rango del material (-198 a 650 °C).; Compatibilidad química global: A — excelente.</w:t>
-            </w:r>
-          </w:p>
-        </w:tc>
-      </w:tr>
-      <w:tr>
-        <w:tc>
-          <w:tcPr>
-            <w:tcW w:type="dxa" w:w="1282"/>
-          </w:tcPr>
-          <w:p>
-            <w:r>
-              <w:rPr>
-                <w:sz w:val="18"/>
-              </w:rPr>
-              <w:t>Bola / disco / obturador</w:t>
-            </w:r>
-          </w:p>
-        </w:tc>
-        <w:tc>
-          <w:tcPr>
-            <w:tcW w:type="dxa" w:w="1085"/>
-          </w:tcPr>
-          <w:p>
-            <w:r>
-              <w:rPr>
-                <w:sz w:val="18"/>
-              </w:rPr>
-              <w:t>AUTOMÁTICO</w:t>
-            </w:r>
-          </w:p>
-        </w:tc>
-        <w:tc>
-          <w:tcPr>
-            <w:tcW w:type="dxa" w:w="2565"/>
-          </w:tcPr>
-          <w:p>
-            <w:pPr>
-              <w:jc w:val="right"/>
-            </w:pPr>
-            <w:r>
-              <w:rPr>
-                <w:sz w:val="18"/>
-              </w:rPr>
-              <w:t>Inconel 718 (N07718) envejecido</w:t>
-            </w:r>
-          </w:p>
-        </w:tc>
-        <w:tc>
-          <w:tcPr>
-            <w:tcW w:type="dxa" w:w="1085"/>
-          </w:tcPr>
-          <w:p>
-            <w:pPr>
-              <w:jc w:val="right"/>
-            </w:pPr>
-            <w:r>
-              <w:rPr>
-                <w:sz w:val="18"/>
-              </w:rPr>
-              <w:t>38 HRC (≈ 353 HB)</w:t>
-            </w:r>
-          </w:p>
-        </w:tc>
-        <w:tc>
-          <w:tcPr>
-            <w:tcW w:type="dxa" w:w="3847"/>
-          </w:tcPr>
-          <w:p>
-            <w:pPr>
-              <w:jc w:val="right"/>
-            </w:pPr>
-            <w:r>
-              <w:rPr>
-                <w:sz w:val="18"/>
-              </w:rPr>
-              <w:t>Seleccionado: Inconel 718 (N07718) envejecido (UNS N07718; ASTM B637 N07718 / API 6A718).; Temperatura del servicio 32 a 65 °C dentro del rango del material (-198 a 650 °C).; Compatibilidad química global: A — excelente.</w:t>
-            </w:r>
-          </w:p>
-        </w:tc>
-      </w:tr>
-      <w:tr>
-        <w:tc>
-          <w:tcPr>
-            <w:tcW w:type="dxa" w:w="1282"/>
-          </w:tcPr>
-          <w:p>
-            <w:r>
-              <w:rPr>
-                <w:sz w:val="18"/>
-              </w:rPr>
-              <w:t>Eje</w:t>
-            </w:r>
-          </w:p>
-        </w:tc>
-        <w:tc>
-          <w:tcPr>
-            <w:tcW w:type="dxa" w:w="1085"/>
-          </w:tcPr>
-          <w:p>
-            <w:r>
-              <w:rPr>
-                <w:sz w:val="18"/>
-              </w:rPr>
-              <w:t>AUTOMÁTICO</w:t>
-            </w:r>
-          </w:p>
-        </w:tc>
-        <w:tc>
-          <w:tcPr>
-            <w:tcW w:type="dxa" w:w="2565"/>
-          </w:tcPr>
-          <w:p>
-            <w:pPr>
-              <w:jc w:val="right"/>
-            </w:pPr>
-            <w:r>
-              <w:rPr>
-                <w:sz w:val="18"/>
-              </w:rPr>
-              <w:t>Dúplex 2205 (S31803 / S32205) barra</w:t>
-            </w:r>
-          </w:p>
-        </w:tc>
-        <w:tc>
-          <w:tcPr>
-            <w:tcW w:type="dxa" w:w="1085"/>
-          </w:tcPr>
-          <w:p>
-            <w:pPr>
-              <w:jc w:val="right"/>
-            </w:pPr>
-            <w:r>
-              <w:rPr>
-                <w:sz w:val="18"/>
-              </w:rPr>
               <w:t>250 HB</w:t>
             </w:r>
           </w:p>
         </w:tc>
         <w:tc>
           <w:tcPr>
-            <w:tcW w:type="dxa" w:w="3847"/>
+            <w:tcW w:type="dxa" w:w="4242"/>
           </w:tcPr>
           <w:p>
             <w:pPr>
@@ -17117,7 +17178,7 @@
               <w:rPr>
                 <w:sz w:val="18"/>
               </w:rPr>
-              <w:t>Anillos en V de PTFE, simple, con resorte (AUTOMÁTICO)</w:t>
+              <w:t>Anillos en V de PTFE, simple, con resorte</w:t>
             </w:r>
           </w:p>
         </w:tc>
@@ -18229,7 +18290,7 @@
         <w:pStyle w:val="ListBullet"/>
       </w:pPr>
       <w:r>
-        <w:t>Calculado con N25 Valves Sizing 0.9.0 de INSTRUMATIK S.A.S.. Software independiente de fabricantes.</w:t>
+        <w:t>Calculado con N25 Valves Sizing 0.10.0 de INSTRUMATIK S.A.S.. Software independiente de fabricantes.</w:t>
       </w:r>
     </w:p>
     <w:sectPr>
@@ -18255,7 +18316,7 @@
       <w:rPr>
         <w:sz w:val="16"/>
       </w:rPr>
-      <w:t xml:space="preserve">N25 Valves Sizing 0.9.0 · Página </w:t>
+      <w:t xml:space="preserve">N25 Valves Sizing 0.10.0 · Página </w:t>
     </w:r>
     <w:r>
       <w:fldChar w:fldCharType="begin"/>

--- a/kit_workshop/resultados_de_referencia/Caso_A_baja_agua_enfriamiento_mariposa_resultados_N25.docx
+++ b/kit_workshop/resultados_de_referencia/Caso_A_baja_agua_enfriamiento_mariposa_resultados_N25.docx
@@ -18290,7 +18290,7 @@
         <w:pStyle w:val="ListBullet"/>
       </w:pPr>
       <w:r>
-        <w:t>Calculado con N25 Valves Sizing 0.10.0 de INSTRUMATIK S.A.S.. Software independiente de fabricantes.</w:t>
+        <w:t>Calculado con N25 Valves Sizing 0.10.1 de INSTRUMATIK S.A.S.. Software independiente de fabricantes.</w:t>
       </w:r>
     </w:p>
     <w:sectPr>
@@ -18316,7 +18316,7 @@
       <w:rPr>
         <w:sz w:val="16"/>
       </w:rPr>
-      <w:t xml:space="preserve">N25 Valves Sizing 0.10.0 · Página </w:t>
+      <w:t xml:space="preserve">N25 Valves Sizing 0.10.1 · Página </w:t>
     </w:r>
     <w:r>
       <w:fldChar w:fldCharType="begin"/>

--- a/kit_workshop/resultados_de_referencia/Caso_A_baja_agua_enfriamiento_mariposa_resultados_N25.docx
+++ b/kit_workshop/resultados_de_referencia/Caso_A_baja_agua_enfriamiento_mariposa_resultados_N25.docx
@@ -251,7 +251,7 @@
               <w:rPr>
                 <w:sz w:val="18"/>
               </w:rPr>
-              <w:t>24/10/2026</w:t>
+              <w:t>26/10/2026</w:t>
             </w:r>
           </w:p>
         </w:tc>
@@ -1523,7 +1523,7 @@
               <w:rPr>
                 <w:sz w:val="18"/>
               </w:rPr>
-              <w:t>Lineal</w:t>
+              <w:t>Isoporcentual</w:t>
             </w:r>
           </w:p>
         </w:tc>
@@ -2952,7 +2952,7 @@
               <w:rPr>
                 <w:sz w:val="18"/>
               </w:rPr>
-              <w:t>20,6</w:t>
+              <w:t>57,1</w:t>
             </w:r>
           </w:p>
         </w:tc>
@@ -2969,7 +2969,7 @@
               <w:rPr>
                 <w:sz w:val="18"/>
               </w:rPr>
-              <w:t>33,1</w:t>
+              <w:t>69,4</w:t>
             </w:r>
           </w:p>
         </w:tc>
@@ -2986,7 +2986,7 @@
               <w:rPr>
                 <w:sz w:val="18"/>
               </w:rPr>
-              <w:t>52,9</w:t>
+              <w:t>82,1</w:t>
             </w:r>
           </w:p>
         </w:tc>
@@ -3031,7 +3031,7 @@
               <w:rPr>
                 <w:sz w:val="18"/>
               </w:rPr>
-              <w:t>18,5</w:t>
+              <w:t>51,3</w:t>
             </w:r>
           </w:p>
         </w:tc>
@@ -3048,7 +3048,7 @@
               <w:rPr>
                 <w:sz w:val="18"/>
               </w:rPr>
-              <w:t>29,8</w:t>
+              <w:t>62,5</w:t>
             </w:r>
           </w:p>
         </w:tc>
@@ -3065,7 +3065,7 @@
               <w:rPr>
                 <w:sz w:val="18"/>
               </w:rPr>
-              <w:t>47,6</w:t>
+              <w:t>73,9</w:t>
             </w:r>
           </w:p>
         </w:tc>
@@ -3385,7 +3385,7 @@
               <w:rPr>
                 <w:sz w:val="18"/>
               </w:rPr>
-              <w:t>20,6</w:t>
+              <w:t>57,1</w:t>
             </w:r>
           </w:p>
         </w:tc>
@@ -3402,7 +3402,7 @@
               <w:rPr>
                 <w:sz w:val="18"/>
               </w:rPr>
-              <w:t>33,1</w:t>
+              <w:t>69,4</w:t>
             </w:r>
           </w:p>
         </w:tc>
@@ -3419,7 +3419,7 @@
               <w:rPr>
                 <w:sz w:val="18"/>
               </w:rPr>
-              <w:t>52,9</w:t>
+              <w:t>82,1</w:t>
             </w:r>
           </w:p>
         </w:tc>
@@ -3464,7 +3464,7 @@
               <w:rPr>
                 <w:sz w:val="18"/>
               </w:rPr>
-              <w:t>18,5</w:t>
+              <w:t>51,3</w:t>
             </w:r>
           </w:p>
         </w:tc>
@@ -3481,7 +3481,7 @@
               <w:rPr>
                 <w:sz w:val="18"/>
               </w:rPr>
-              <w:t>29,8</w:t>
+              <w:t>62,5</w:t>
             </w:r>
           </w:p>
         </w:tc>
@@ -3498,7 +3498,7 @@
               <w:rPr>
                 <w:sz w:val="18"/>
               </w:rPr>
-              <w:t>47,6</w:t>
+              <w:t>73,9</w:t>
             </w:r>
           </w:p>
         </w:tc>
@@ -3750,7 +3750,7 @@
               <w:rPr>
                 <w:sz w:val="18"/>
               </w:rPr>
-              <w:t>ΔP de flujo estrangulado (ΔP choked)</w:t>
+              <w:t>ΔP crítica de flujo estrangulado (ΔP choked)</w:t>
             </w:r>
           </w:p>
         </w:tc>
@@ -5576,66 +5576,6 @@
               <w:rPr>
                 <w:sz w:val="18"/>
               </w:rPr>
-              <w:t>M03</w:t>
-            </w:r>
-          </w:p>
-        </w:tc>
-        <w:tc>
-          <w:tcPr>
-            <w:tcW w:type="dxa" w:w="2762"/>
-          </w:tcPr>
-          <w:p>
-            <w:r>
-              <w:rPr>
-                <w:sz w:val="18"/>
-              </w:rPr>
-              <w:t>Corrosión bajo tensión por cloruros (Cl-SCC)</w:t>
-            </w:r>
-          </w:p>
-        </w:tc>
-        <w:tc>
-          <w:tcPr>
-            <w:tcW w:type="dxa" w:w="1184"/>
-          </w:tcPr>
-          <w:p>
-            <w:pPr>
-              <w:jc w:val="right"/>
-            </w:pPr>
-            <w:r>
-              <w:rPr>
-                <w:sz w:val="18"/>
-              </w:rPr>
-              <w:t>Detectado</w:t>
-            </w:r>
-          </w:p>
-        </w:tc>
-        <w:tc>
-          <w:tcPr>
-            <w:tcW w:type="dxa" w:w="5228"/>
-          </w:tcPr>
-          <w:p>
-            <w:pPr>
-              <w:jc w:val="right"/>
-            </w:pPr>
-            <w:r>
-              <w:rPr>
-                <w:sz w:val="18"/>
-              </w:rPr>
-              <w:t>Cl⁻ ≈ 250 mg/L y 65 °C &gt; 60 °C: los austeníticos 304/316 son susceptibles.</w:t>
-            </w:r>
-          </w:p>
-        </w:tc>
-      </w:tr>
-      <w:tr>
-        <w:tc>
-          <w:tcPr>
-            <w:tcW w:type="dxa" w:w="691"/>
-          </w:tcPr>
-          <w:p>
-            <w:r>
-              <w:rPr>
-                <w:sz w:val="18"/>
-              </w:rPr>
               <w:t>M14</w:t>
             </w:r>
           </w:p>
@@ -5850,7 +5790,7 @@
         <w:pStyle w:val="ListBullet"/>
       </w:pPr>
       <w:r>
-        <w:t>Cl⁻ (250,0 mg/L, 65 °C, con agua): regla B — bueno</w:t>
+        <w:t>Cl⁻ (250,0 mg/L, 35 °C, con agua): regla B — bueno</w:t>
       </w:r>
     </w:p>
     <w:p>
@@ -5858,7 +5798,7 @@
         <w:pStyle w:val="ListBullet"/>
       </w:pPr>
       <w:r>
-        <w:t>O₂ (19,0 kPa, 65 °C, con agua): regla B — bueno</w:t>
+        <w:t>O₂ (19,0 kPa, 35 °C, con agua): regla B — bueno</w:t>
       </w:r>
     </w:p>
     <w:p>
@@ -5890,7 +5830,7 @@
         <w:pStyle w:val="ListBullet"/>
       </w:pPr>
       <w:r>
-        <w:t>cloruros: B — Cl⁻ (250,0 mg/L, 65 °C, con agua): regla B — bueno</w:t>
+        <w:t>cloruros: B — Cl⁻ (250,0 mg/L, 35 °C, con agua): regla B — bueno</w:t>
       </w:r>
     </w:p>
     <w:p>
@@ -5898,7 +5838,7 @@
         <w:pStyle w:val="ListBullet"/>
       </w:pPr>
       <w:r>
-        <w:t>o2: B — O₂ (19,0 kPa, 65 °C, con agua): regla B — bueno</w:t>
+        <w:t>o2: B — O₂ (19,0 kPa, 35 °C, con agua): regla B — bueno</w:t>
       </w:r>
     </w:p>
     <w:p>
@@ -5907,14 +5847,6 @@
       </w:pPr>
       <w:r>
         <w:t>Alternativas aptas: ASTM A216 WCC — acero al carbono-manganeso fundido (puntaje 1,21; química B); ASTM A105 — acero al carbono forjado (puntaje 1,26; química B); ASTM A352 LCC — acero al carbono para baja temperatura (puntaje 1,49; química B)</w:t>
-      </w:r>
-    </w:p>
-    <w:p>
-      <w:pPr>
-        <w:pStyle w:val="ListBullet"/>
-      </w:pPr>
-      <w:r>
-        <w:t>Materiales descartados: 2 (detalle en la solapa 3-Materiales, botón Análisis).</w:t>
       </w:r>
     </w:p>
     <w:p>
@@ -5943,7 +5875,7 @@
         <w:pStyle w:val="ListBullet"/>
       </w:pPr>
       <w:r>
-        <w:t>cloruros: B — Cl⁻ (250,0 mg/L, 65 °C, con agua): regla B — bueno</w:t>
+        <w:t>cloruros: B — Cl⁻ (250,0 mg/L, 35 °C, con agua): regla B — bueno</w:t>
       </w:r>
     </w:p>
     <w:p>
@@ -5951,12 +5883,12 @@
         <w:pStyle w:val="ListBullet"/>
       </w:pPr>
       <w:r>
-        <w:t>o2: B — O₂ (19,0 kPa, 65 °C, con agua): regla B — bueno</w:t>
+        <w:t>o2: B — O₂ (19,0 kPa, 35 °C, con agua): regla B — bueno</w:t>
       </w:r>
     </w:p>
     <w:p>
       <w:r>
-        <w:t>Anillo de asiento: Stellite 6 macizo (Co-Cr-W, fundido o forjado 6B).</w:t>
+        <w:t>Anillo de asiento: 17-4PH H900 (40–47 HRC).</w:t>
       </w:r>
     </w:p>
     <w:p>
@@ -5964,7 +5896,7 @@
         <w:pStyle w:val="ListBullet"/>
       </w:pPr>
       <w:r>
-        <w:t>Seleccionado: Stellite 6 macizo (Co-Cr-W, fundido o forjado 6B) (UNS R30006 / R30016; AMS 5387 / AMS 5894 (6B)).</w:t>
+        <w:t>Seleccionado: 17-4PH H900 (40–47 HRC) (UNS S17400; ASTM A564 Tipo 630 H900).</w:t>
       </w:r>
     </w:p>
     <w:p>
@@ -5972,113 +5904,7 @@
         <w:pStyle w:val="ListBullet"/>
       </w:pPr>
       <w:r>
-        <w:t>Temperatura del servicio 32 a 65 °C dentro del rango del material (-273 a 816 °C).</w:t>
-      </w:r>
-    </w:p>
-    <w:p>
-      <w:pPr>
-        <w:pStyle w:val="ListBullet"/>
-      </w:pPr>
-      <w:r>
-        <w:t>Compatibilidad química global: B — bueno.</w:t>
-      </w:r>
-    </w:p>
-    <w:p>
-      <w:pPr>
-        <w:pStyle w:val="ListBullet"/>
-      </w:pPr>
-      <w:r>
-        <w:t>Cl⁻ (250,0 mg/L, 65 °C, con agua): regla B — bueno</w:t>
-      </w:r>
-    </w:p>
-    <w:p>
-      <w:pPr>
-        <w:pStyle w:val="ListBullet"/>
-      </w:pPr>
-      <w:r>
-        <w:t>O₂ (19,0 kPa, 65 °C, con agua): regla A — excelente</w:t>
-      </w:r>
-    </w:p>
-    <w:p>
-      <w:pPr>
-        <w:pStyle w:val="ListBullet"/>
-      </w:pPr>
-      <w:r>
-        <w:t>Dureza requerida ≥ 35 HRC (≈ 327 HB); el material ofrece 40 HRC (≈ 371 HB).</w:t>
-      </w:r>
-    </w:p>
-    <w:p>
-      <w:pPr>
-        <w:pStyle w:val="ListBullet"/>
-      </w:pPr>
-      <w:r>
-        <w:t>Índice de costo 6 (cuerpo WCB = 1; internos 316 = 1). Es la opción apta de menor costo ponderado por durabilidad química y mecánica.</w:t>
-      </w:r>
-    </w:p>
-    <w:p>
-      <w:pPr>
-        <w:pStyle w:val="ListBullet"/>
-      </w:pPr>
-      <w:r>
-        <w:t>Nivel químico B; puntaje 9,00</w:t>
-      </w:r>
-    </w:p>
-    <w:p>
-      <w:pPr>
-        <w:pStyle w:val="ListBullet"/>
-      </w:pPr>
-      <w:r>
-        <w:t>cloruros: B — Cl⁻ (250,0 mg/L, 65 °C, con agua): regla B — bueno</w:t>
-      </w:r>
-    </w:p>
-    <w:p>
-      <w:pPr>
-        <w:pStyle w:val="ListBullet"/>
-      </w:pPr>
-      <w:r>
-        <w:t>o2: A — O₂ (19,0 kPa, 65 °C, con agua): regla A — excelente</w:t>
-      </w:r>
-    </w:p>
-    <w:p>
-      <w:pPr>
-        <w:pStyle w:val="ListBullet"/>
-      </w:pPr>
-      <w:r>
-        <w:t>Alternativas aptas: Carburo de tungsteno con ligante de níquel (inserto) (puntaje 11,00; química A); Cerámica técnica (alúmina 99,7 % / circonia PSZ) (puntaje 12,00; química A); 17-4PH H1075 (≈ 33–38 HRC) (puntaje 3,90; química C); 17-4PH H1075 (≈ 33–38 HRC) (alternativa económica con compatibilidad C: solo con sobreespesor de corrosión, inhibidor y evaluación del especialista)</w:t>
-      </w:r>
-    </w:p>
-    <w:p>
-      <w:pPr>
-        <w:pStyle w:val="ListBullet"/>
-      </w:pPr>
-      <w:r>
-        <w:t>Materiales descartados: 21 (detalle en la solapa 3-Materiales, botón Análisis).</w:t>
-      </w:r>
-    </w:p>
-    <w:p>
-      <w:r>
-        <w:t>Atenuador / jaula (si lleva): no aplica con el trim elegido.</w:t>
-      </w:r>
-    </w:p>
-    <w:p>
-      <w:r>
-        <w:t>Cojinetes del eje: Inconel 718 (N07718) envejecido.</w:t>
-      </w:r>
-    </w:p>
-    <w:p>
-      <w:pPr>
-        <w:pStyle w:val="ListBullet"/>
-      </w:pPr>
-      <w:r>
-        <w:t>Seleccionado: Inconel 718 (N07718) envejecido (UNS N07718; ASTM B637 N07718 / API 6A718).</w:t>
-      </w:r>
-    </w:p>
-    <w:p>
-      <w:pPr>
-        <w:pStyle w:val="ListBullet"/>
-      </w:pPr>
-      <w:r>
-        <w:t>Temperatura del servicio 32 a 65 °C dentro del rango del material (-198 a 650 °C).</w:t>
+        <w:t>Temperatura del servicio 32 a 65 °C dentro del rango del material (-29 a 343 °C).</w:t>
       </w:r>
     </w:p>
     <w:p>
@@ -6094,7 +5920,7 @@
         <w:pStyle w:val="ListBullet"/>
       </w:pPr>
       <w:r>
-        <w:t>Cl⁻ (250,0 mg/L, 65 °C, con agua): regla A — excelente</w:t>
+        <w:t>Cl⁻ (250,0 mg/L, 35 °C, con agua): regla A — excelente</w:t>
       </w:r>
     </w:p>
     <w:p>
@@ -6102,7 +5928,7 @@
         <w:pStyle w:val="ListBullet"/>
       </w:pPr>
       <w:r>
-        <w:t>O₂ (19,0 kPa, 65 °C, con agua): regla A — excelente</w:t>
+        <w:t>O₂ (19,0 kPa, 35 °C, con agua): regla A — excelente</w:t>
       </w:r>
     </w:p>
     <w:p>
@@ -6110,7 +5936,7 @@
         <w:pStyle w:val="ListBullet"/>
       </w:pPr>
       <w:r>
-        <w:t>Índice de costo 6.5 (cuerpo WCB = 1; internos 316 = 1). Es la opción apta de menor costo ponderado por durabilidad química y mecánica.</w:t>
+        <w:t>Dureza requerida ≥ 35 HRC (≈ 327 HB); el material ofrece 44 HRC (≈ 411 HB).</w:t>
       </w:r>
     </w:p>
     <w:p>
@@ -6118,7 +5944,7 @@
         <w:pStyle w:val="ListBullet"/>
       </w:pPr>
       <w:r>
-        <w:t>Nivel químico A; puntaje 6,50</w:t>
+        <w:t>Índice de costo 1.3 (cuerpo WCB = 1; internos 316 = 1). Es la opción apta de menor costo ponderado por durabilidad química y mecánica.</w:t>
       </w:r>
     </w:p>
     <w:p>
@@ -6126,7 +5952,7 @@
         <w:pStyle w:val="ListBullet"/>
       </w:pPr>
       <w:r>
-        <w:t>cloruros: A — Cl⁻ (250,0 mg/L, 65 °C, con agua): regla A — excelente</w:t>
+        <w:t>Nivel químico A; puntaje 1,30</w:t>
       </w:r>
     </w:p>
     <w:p>
@@ -6134,7 +5960,7 @@
         <w:pStyle w:val="ListBullet"/>
       </w:pPr>
       <w:r>
-        <w:t>o2: A — O₂ (19,0 kPa, 65 °C, con agua): regla A — excelente</w:t>
+        <w:t>cloruros: A — Cl⁻ (250,0 mg/L, 35 °C, con agua): regla A — excelente</w:t>
       </w:r>
     </w:p>
     <w:p>
@@ -6142,7 +5968,7 @@
         <w:pStyle w:val="ListBullet"/>
       </w:pPr>
       <w:r>
-        <w:t>Alternativas aptas: Stellite 6 macizo (Co-Cr-W, fundido o forjado 6B) (puntaje 9,00; química B); Bronce al aluminio C95400 / bronce fosforoso (bujes) (puntaje 3,60; química C); 17-4PH H1150D (≤ 33 HRC, NACE) (puntaje 3,90; química C); Bronce al aluminio C95400 / bronce fosforoso (bujes) (alternativa económica con compatibilidad C: solo con sobreespesor de corrosión, inhibidor y evaluación del especialista)</w:t>
+        <w:t>o2: A — O₂ (19,0 kPa, 35 °C, con agua): regla A — excelente</w:t>
       </w:r>
     </w:p>
     <w:p>
@@ -6150,12 +5976,7 @@
         <w:pStyle w:val="ListBullet"/>
       </w:pPr>
       <w:r>
-        <w:t>Materiales descartados: 24 (detalle en la solapa 3-Materiales, botón Análisis).</w:t>
-      </w:r>
-    </w:p>
-    <w:p>
-      <w:r>
-        <w:t>Bola / disco / obturador: Inconel 718 (N07718) envejecido.</w:t>
+        <w:t>Alternativas aptas: 316 con recargue de Stellite 6 (asiento y/o superficie de guiado) (puntaje 2,20; química A); Stellite 6 macizo (Co-Cr-W, fundido o forjado 6B) (puntaje 6,00; química A); Carburo de tungsteno con ligante de níquel (inserto) (puntaje 11,00; química A)</w:t>
       </w:r>
     </w:p>
     <w:p>
@@ -6163,7 +5984,17 @@
         <w:pStyle w:val="ListBullet"/>
       </w:pPr>
       <w:r>
-        <w:t>Seleccionado: Inconel 718 (N07718) envejecido (UNS N07718; ASTM B637 N07718 / API 6A718).</w:t>
+        <w:t>Materiales descartados: 19 (detalle en la solapa 3-Materiales, botón Análisis).</w:t>
+      </w:r>
+    </w:p>
+    <w:p>
+      <w:r>
+        <w:t>Atenuador / jaula (si lleva): no aplica con el trim elegido.</w:t>
+      </w:r>
+    </w:p>
+    <w:p>
+      <w:r>
+        <w:t>Cojinetes del eje: 17-4PH H1150D (≤ 33 HRC, NACE).</w:t>
       </w:r>
     </w:p>
     <w:p>
@@ -6171,7 +6002,15 @@
         <w:pStyle w:val="ListBullet"/>
       </w:pPr>
       <w:r>
-        <w:t>Temperatura del servicio 32 a 65 °C dentro del rango del material (-198 a 650 °C).</w:t>
+        <w:t>Seleccionado: 17-4PH H1150D (≤ 33 HRC, NACE) (UNS S17400; ASTM A564 / A705 Tipo 630 H1150D).</w:t>
+      </w:r>
+    </w:p>
+    <w:p>
+      <w:pPr>
+        <w:pStyle w:val="ListBullet"/>
+      </w:pPr>
+      <w:r>
+        <w:t>Temperatura del servicio 32 a 65 °C dentro del rango del material (-29 a 343 °C).</w:t>
       </w:r>
     </w:p>
     <w:p>
@@ -6187,7 +6026,7 @@
         <w:pStyle w:val="ListBullet"/>
       </w:pPr>
       <w:r>
-        <w:t>Cl⁻ (250,0 mg/L, 65 °C, con agua): regla A — excelente</w:t>
+        <w:t>Cl⁻ (250,0 mg/L, 35 °C, con agua): regla A — excelente</w:t>
       </w:r>
     </w:p>
     <w:p>
@@ -6195,7 +6034,7 @@
         <w:pStyle w:val="ListBullet"/>
       </w:pPr>
       <w:r>
-        <w:t>O₂ (19,0 kPa, 65 °C, con agua): regla A — excelente</w:t>
+        <w:t>O₂ (19,0 kPa, 35 °C, con agua): regla A — excelente</w:t>
       </w:r>
     </w:p>
     <w:p>
@@ -6203,7 +6042,7 @@
         <w:pStyle w:val="ListBullet"/>
       </w:pPr>
       <w:r>
-        <w:t>Dureza requerida ≥ 35 HRC (≈ 327 HB); el material ofrece 38 HRC (≈ 353 HB).</w:t>
+        <w:t>Índice de costo 1.3 (cuerpo WCB = 1; internos 316 = 1). Es la opción apta de menor costo ponderado por durabilidad química y mecánica.</w:t>
       </w:r>
     </w:p>
     <w:p>
@@ -6211,7 +6050,7 @@
         <w:pStyle w:val="ListBullet"/>
       </w:pPr>
       <w:r>
-        <w:t>Índice de costo 6.5 (cuerpo WCB = 1; internos 316 = 1). Es la opción apta de menor costo ponderado por durabilidad química y mecánica.</w:t>
+        <w:t>Nivel químico A; puntaje 1,30</w:t>
       </w:r>
     </w:p>
     <w:p>
@@ -6219,7 +6058,7 @@
         <w:pStyle w:val="ListBullet"/>
       </w:pPr>
       <w:r>
-        <w:t>Nivel químico A; puntaje 6,76</w:t>
+        <w:t>cloruros: A — Cl⁻ (250,0 mg/L, 35 °C, con agua): regla A — excelente</w:t>
       </w:r>
     </w:p>
     <w:p>
@@ -6227,7 +6066,7 @@
         <w:pStyle w:val="ListBullet"/>
       </w:pPr>
       <w:r>
-        <w:t>cloruros: A — Cl⁻ (250,0 mg/L, 65 °C, con agua): regla A — excelente</w:t>
+        <w:t>o2: A — O₂ (19,0 kPa, 35 °C, con agua): regla A — excelente</w:t>
       </w:r>
     </w:p>
     <w:p>
@@ -6235,7 +6074,7 @@
         <w:pStyle w:val="ListBullet"/>
       </w:pPr>
       <w:r>
-        <w:t>o2: A — O₂ (19,0 kPa, 65 °C, con agua): regla A — excelente</w:t>
+        <w:t>Alternativas aptas: 17-4PH H900 (40–47 HRC) (puntaje 1,30; química A); Nitronic 50 (S20910, XM-19) de alta resistencia (puntaje 1,60; química A); Bronce al aluminio C95400 / bronce fosforoso (bujes) (puntaje 1,80; química B)</w:t>
       </w:r>
     </w:p>
     <w:p>
@@ -6243,7 +6082,12 @@
         <w:pStyle w:val="ListBullet"/>
       </w:pPr>
       <w:r>
-        <w:t>Alternativas aptas: Stellite 6 macizo (Co-Cr-W, fundido o forjado 6B) (puntaje 9,00; química B); Carburo de tungsteno con ligante de níquel (inserto) (puntaje 11,00; química A); Cerámica técnica (alúmina 99,7 % / circonia PSZ) (puntaje 12,00; química A); 17-4PH H1075 (≈ 33–38 HRC) (alternativa económica con compatibilidad C: solo con sobreespesor de corrosión, inhibidor y evaluación del especialista)</w:t>
+        <w:t>Materiales descartados: 18 (detalle en la solapa 3-Materiales, botón Análisis).</w:t>
+      </w:r>
+    </w:p>
+    <w:p>
+      <w:r>
+        <w:t>Bola / disco / obturador: 17-4PH H1075 (≈ 33–38 HRC).</w:t>
       </w:r>
     </w:p>
     <w:p>
@@ -6251,12 +6095,7 @@
         <w:pStyle w:val="ListBullet"/>
       </w:pPr>
       <w:r>
-        <w:t>Materiales descartados: 24 (detalle en la solapa 3-Materiales, botón Análisis).</w:t>
-      </w:r>
-    </w:p>
-    <w:p>
-      <w:r>
-        <w:t>Eje: Dúplex 2205 (S31803 / S32205) barra.</w:t>
+        <w:t>Seleccionado: 17-4PH H1075 (≈ 33–38 HRC) (UNS S17400; ASTM A564 Tipo 630 H1075).</w:t>
       </w:r>
     </w:p>
     <w:p>
@@ -6264,15 +6103,7 @@
         <w:pStyle w:val="ListBullet"/>
       </w:pPr>
       <w:r>
-        <w:t>Seleccionado: Dúplex 2205 (S31803 / S32205) barra (UNS S31803 / S32205; ASTM A479 / A276 S32205).</w:t>
-      </w:r>
-    </w:p>
-    <w:p>
-      <w:pPr>
-        <w:pStyle w:val="ListBullet"/>
-      </w:pPr>
-      <w:r>
-        <w:t>Temperatura del servicio 32 a 65 °C dentro del rango del material (-46 a 315 °C).</w:t>
+        <w:t>Temperatura del servicio 32 a 65 °C dentro del rango del material (-29 a 427 °C).</w:t>
       </w:r>
     </w:p>
     <w:p>
@@ -6288,7 +6119,7 @@
         <w:pStyle w:val="ListBullet"/>
       </w:pPr>
       <w:r>
-        <w:t>Cl⁻ (250,0 mg/L, 65 °C, con agua): regla A — excelente</w:t>
+        <w:t>Cl⁻ (250,0 mg/L, 35 °C, con agua): regla A — excelente</w:t>
       </w:r>
     </w:p>
     <w:p>
@@ -6296,7 +6127,7 @@
         <w:pStyle w:val="ListBullet"/>
       </w:pPr>
       <w:r>
-        <w:t>O₂ (19,0 kPa, 65 °C, con agua): regla A — excelente</w:t>
+        <w:t>O₂ (19,0 kPa, 35 °C, con agua): regla A — excelente</w:t>
       </w:r>
     </w:p>
     <w:p>
@@ -6304,7 +6135,7 @@
         <w:pStyle w:val="ListBullet"/>
       </w:pPr>
       <w:r>
-        <w:t>Índice de costo 1.8 (cuerpo WCB = 1; internos 316 = 1). Es la opción apta de menor costo ponderado por durabilidad química y mecánica.</w:t>
+        <w:t>Dureza requerida ≥ 35 HRC (≈ 327 HB); el material ofrece 35 HRC (≈ 327 HB).</w:t>
       </w:r>
     </w:p>
     <w:p>
@@ -6312,7 +6143,7 @@
         <w:pStyle w:val="ListBullet"/>
       </w:pPr>
       <w:r>
-        <w:t>Nivel químico A; puntaje 1,80</w:t>
+        <w:t>Índice de costo 1.3 (cuerpo WCB = 1; internos 316 = 1). Es la opción apta de menor costo ponderado por durabilidad química y mecánica.</w:t>
       </w:r>
     </w:p>
     <w:p>
@@ -6320,7 +6151,7 @@
         <w:pStyle w:val="ListBullet"/>
       </w:pPr>
       <w:r>
-        <w:t>cloruros: A — Cl⁻ (250,0 mg/L, 65 °C, con agua): regla A — excelente</w:t>
+        <w:t>Nivel químico A; puntaje 1,30</w:t>
       </w:r>
     </w:p>
     <w:p>
@@ -6328,7 +6159,7 @@
         <w:pStyle w:val="ListBullet"/>
       </w:pPr>
       <w:r>
-        <w:t>o2: A — O₂ (19,0 kPa, 65 °C, con agua): regla A — excelente</w:t>
+        <w:t>cloruros: A — Cl⁻ (250,0 mg/L, 35 °C, con agua): regla A — excelente</w:t>
       </w:r>
     </w:p>
     <w:p>
@@ -6336,7 +6167,7 @@
         <w:pStyle w:val="ListBullet"/>
       </w:pPr>
       <w:r>
-        <w:t>Alternativas aptas: Superdúplex S32760 (Zeron 100) barra (puntaje 2,50; química A); Superaustenítico 6Mo (S31254) barra (puntaje 3,00; química A); Aleación 20 (N08020) barra (puntaje 3,00; química A)</w:t>
+        <w:t>o2: A — O₂ (19,0 kPa, 35 °C, con agua): regla A — excelente</w:t>
       </w:r>
     </w:p>
     <w:p>
@@ -6344,7 +6175,100 @@
         <w:pStyle w:val="ListBullet"/>
       </w:pPr>
       <w:r>
-        <w:t>Materiales descartados: 6 (detalle en la solapa 3-Materiales, botón Análisis).</w:t>
+        <w:t>Alternativas aptas: 17-4PH H900 (40–47 HRC) (puntaje 1,30; química A); 316 con recargue de Stellite 6 (asiento y/o superficie de guiado) (puntaje 2,20; química A); 17-4PH H1150D con recargue de Stellite 6 (obturadores NACE) (puntaje 2,60; química A)</w:t>
+      </w:r>
+    </w:p>
+    <w:p>
+      <w:pPr>
+        <w:pStyle w:val="ListBullet"/>
+      </w:pPr>
+      <w:r>
+        <w:t>Materiales descartados: 20 (detalle en la solapa 3-Materiales, botón Análisis).</w:t>
+      </w:r>
+    </w:p>
+    <w:p>
+      <w:r>
+        <w:t>Eje: Inoxidable 316 / 316L (A479, A276).</w:t>
+      </w:r>
+    </w:p>
+    <w:p>
+      <w:pPr>
+        <w:pStyle w:val="ListBullet"/>
+      </w:pPr>
+      <w:r>
+        <w:t>Seleccionado: Inoxidable 316 / 316L (A479, A276) (UNS S31600 / S31603; ASTM A479 / A276 316).</w:t>
+      </w:r>
+    </w:p>
+    <w:p>
+      <w:pPr>
+        <w:pStyle w:val="ListBullet"/>
+      </w:pPr>
+      <w:r>
+        <w:t>Temperatura del servicio 32 a 65 °C dentro del rango del material (-254 a 816 °C).</w:t>
+      </w:r>
+    </w:p>
+    <w:p>
+      <w:pPr>
+        <w:pStyle w:val="ListBullet"/>
+      </w:pPr>
+      <w:r>
+        <w:t>Compatibilidad química global: A — excelente.</w:t>
+      </w:r>
+    </w:p>
+    <w:p>
+      <w:pPr>
+        <w:pStyle w:val="ListBullet"/>
+      </w:pPr>
+      <w:r>
+        <w:t>Cl⁻ (250,0 mg/L, 35 °C, con agua): regla A — excelente</w:t>
+      </w:r>
+    </w:p>
+    <w:p>
+      <w:pPr>
+        <w:pStyle w:val="ListBullet"/>
+      </w:pPr>
+      <w:r>
+        <w:t>O₂ (19,0 kPa, 35 °C, con agua): regla A — excelente</w:t>
+      </w:r>
+    </w:p>
+    <w:p>
+      <w:pPr>
+        <w:pStyle w:val="ListBullet"/>
+      </w:pPr>
+      <w:r>
+        <w:t>Índice de costo 1 (cuerpo WCB = 1; internos 316 = 1). Es la opción apta de menor costo ponderado por durabilidad química y mecánica.</w:t>
+      </w:r>
+    </w:p>
+    <w:p>
+      <w:pPr>
+        <w:pStyle w:val="ListBullet"/>
+      </w:pPr>
+      <w:r>
+        <w:t>Nivel químico A; puntaje 1,00</w:t>
+      </w:r>
+    </w:p>
+    <w:p>
+      <w:pPr>
+        <w:pStyle w:val="ListBullet"/>
+      </w:pPr>
+      <w:r>
+        <w:t>cloruros: A — Cl⁻ (250,0 mg/L, 35 °C, con agua): regla A — excelente</w:t>
+      </w:r>
+    </w:p>
+    <w:p>
+      <w:pPr>
+        <w:pStyle w:val="ListBullet"/>
+      </w:pPr>
+      <w:r>
+        <w:t>o2: A — O₂ (19,0 kPa, 35 °C, con agua): regla A — excelente</w:t>
+      </w:r>
+    </w:p>
+    <w:p>
+      <w:pPr>
+        <w:pStyle w:val="ListBullet"/>
+      </w:pPr>
+      <w:r>
+        <w:t>Alternativas aptas: Inoxidable 316L (S31603) bajo carbono (puntaje 1,05; química A); 17-4PH H1150D (≤ 33 HRC, NACE) (puntaje 1,30; química A); 17-4PH H1075 (≈ 33–38 HRC) (puntaje 1,30; química A)</w:t>
       </w:r>
     </w:p>
     <w:p>
@@ -6475,7 +6399,7 @@
               <w:rPr>
                 <w:sz w:val="18"/>
               </w:rPr>
-              <w:t>718 / ST6</w:t>
+              <w:t>174_H1075 / 174_H900</w:t>
             </w:r>
           </w:p>
         </w:tc>
@@ -6491,7 +6415,7 @@
               <w:rPr>
                 <w:sz w:val="18"/>
               </w:rPr>
-              <w:t>BAJO</w:t>
+              <w:t>MEDIO</w:t>
             </w:r>
           </w:p>
         </w:tc>
@@ -6507,7 +6431,7 @@
               <w:rPr>
                 <w:sz w:val="18"/>
               </w:rPr>
-              <w:t>Superficie de recargue Co-Cr, carburo o cerámica: resistentes a la adhesión.</w:t>
+              <w:t>Pareja metálica disímil sin endurecimiento suficiente.</w:t>
             </w:r>
           </w:p>
         </w:tc>
@@ -6523,6 +6447,7 @@
               <w:rPr>
                 <w:sz w:val="18"/>
               </w:rPr>
+              <w:t>Usar una pareja disímil: recargue de Stellite 6 en una de las superficies, buje de Nitronic 60, endurecer una de las partes a ≥ 38 HRC o lograr una diferencia de dureza ≥ 10 HRC; verificar con ensayo ASTM G98.</w:t>
             </w:r>
           </w:p>
         </w:tc>
@@ -6550,7 +6475,7 @@
               <w:rPr>
                 <w:sz w:val="18"/>
               </w:rPr>
-              <w:t>718 / 718</w:t>
+              <w:t>174_H1075 / 174_H1150D</w:t>
             </w:r>
           </w:p>
         </w:tc>
@@ -6566,7 +6491,7 @@
               <w:rPr>
                 <w:sz w:val="18"/>
               </w:rPr>
-              <w:t>BAJO</w:t>
+              <w:t>MEDIO</w:t>
             </w:r>
           </w:p>
         </w:tc>
@@ -6582,7 +6507,7 @@
               <w:rPr>
                 <w:sz w:val="18"/>
               </w:rPr>
-              <w:t>Ambas superficies endurecidas (38 y 38 HRC ≥ 38).</w:t>
+              <w:t>Pareja metálica disímil sin endurecimiento suficiente.</w:t>
             </w:r>
           </w:p>
         </w:tc>
@@ -6598,6 +6523,7 @@
               <w:rPr>
                 <w:sz w:val="18"/>
               </w:rPr>
+              <w:t>Usar una pareja disímil: recargue de Stellite 6 en una de las superficies, buje de Nitronic 60, endurecer una de las partes a ≥ 38 HRC o lograr una diferencia de dureza ≥ 10 HRC; verificar con ensayo ASTM G98.</w:t>
             </w:r>
           </w:p>
         </w:tc>
@@ -6625,7 +6551,7 @@
               <w:rPr>
                 <w:sz w:val="18"/>
               </w:rPr>
-              <w:t>2205 / 718</w:t>
+              <w:t>316 / 174_H1150D</w:t>
             </w:r>
           </w:p>
         </w:tc>
@@ -6657,7 +6583,7 @@
               <w:rPr>
                 <w:sz w:val="18"/>
               </w:rPr>
-              <w:t>Diferencia de dureza ≥ 10 HRC (250 HB frente a 38 HRC (≈ 353 HB)).</w:t>
+              <w:t>Diferencia de dureza ≥ 10 HRC (150 HB frente a 30 HRC (≈ 286 HB)).</w:t>
             </w:r>
           </w:p>
         </w:tc>
@@ -7057,7 +6983,7 @@
               <w:rPr>
                 <w:sz w:val="18"/>
               </w:rPr>
-              <w:t>85 N·m (748 lbf·in)</w:t>
+              <w:t>112 N·m (989 lbf·in)</w:t>
             </w:r>
           </w:p>
         </w:tc>
@@ -7073,7 +6999,7 @@
               <w:rPr>
                 <w:sz w:val="18"/>
               </w:rPr>
-              <w:t>C(θ)·ΔPef, caso Máximo (48°, ΔPef 14,5 psi)</w:t>
+              <w:t>C(θ)·ΔPef, caso Normal (62°, ΔPef 16,0 psi)</w:t>
             </w:r>
           </w:p>
         </w:tc>
@@ -7270,7 +7196,7 @@
               <w:rPr>
                 <w:sz w:val="18"/>
               </w:rPr>
-              <w:t>85 N·m (748 lbf·in)</w:t>
+              <w:t>112 N·m (989 lbf·in)</w:t>
             </w:r>
           </w:p>
         </w:tc>
@@ -7698,7 +7624,7 @@
               <w:rPr>
                 <w:sz w:val="18"/>
               </w:rPr>
-              <w:t>3,67 bar g (53,3 psig)</w:t>
+              <w:t>3,95 bar g (57,3 psig)</w:t>
             </w:r>
           </w:p>
         </w:tc>
@@ -8032,7 +7958,7 @@
     </w:p>
     <w:p>
       <w:r>
-        <w:t>No se detectaron condiciones que requieran acción.</w:t>
+        <w:t>Condiciones a resolver: Riesgo medio de galling: bola / disco / obturador – anillo de asiento; Riesgo medio de galling: bola / disco / obturador – cojinetes del eje. Ver el informe técnico.</w:t>
       </w:r>
     </w:p>
     <w:p>
@@ -8289,7 +8215,7 @@
               <w:rPr>
                 <w:sz w:val="18"/>
               </w:rPr>
-              <w:t>24/10/2026</w:t>
+              <w:t>26/10/2026</w:t>
             </w:r>
           </w:p>
         </w:tc>
@@ -9578,7 +9504,7 @@
               <w:rPr>
                 <w:sz w:val="18"/>
               </w:rPr>
-              <w:t>20,6</w:t>
+              <w:t>57,1</w:t>
             </w:r>
           </w:p>
         </w:tc>
@@ -9594,7 +9520,7 @@
               <w:rPr>
                 <w:sz w:val="18"/>
               </w:rPr>
-              <w:t>33,1</w:t>
+              <w:t>69,4</w:t>
             </w:r>
           </w:p>
         </w:tc>
@@ -9610,7 +9536,7 @@
               <w:rPr>
                 <w:sz w:val="18"/>
               </w:rPr>
-              <w:t>52,9</w:t>
+              <w:t>82,1</w:t>
             </w:r>
           </w:p>
         </w:tc>
@@ -9654,7 +9580,7 @@
               <w:rPr>
                 <w:sz w:val="18"/>
               </w:rPr>
-              <w:t>18,5</w:t>
+              <w:t>51,3</w:t>
             </w:r>
           </w:p>
         </w:tc>
@@ -9670,7 +9596,7 @@
               <w:rPr>
                 <w:sz w:val="18"/>
               </w:rPr>
-              <w:t>29,8</w:t>
+              <w:t>62,5</w:t>
             </w:r>
           </w:p>
         </w:tc>
@@ -9686,7 +9612,7 @@
               <w:rPr>
                 <w:sz w:val="18"/>
               </w:rPr>
-              <w:t>47,6</w:t>
+              <w:t>73,9</w:t>
             </w:r>
           </w:p>
         </w:tc>
@@ -10810,7 +10736,7 @@
                 <w:b/>
                 <w:sz w:val="18"/>
               </w:rPr>
-              <w:t>Trim anticavitación</w:t>
+              <w:t>Sentido de flujo</w:t>
             </w:r>
           </w:p>
         </w:tc>
@@ -10823,7 +10749,7 @@
               <w:rPr>
                 <w:sz w:val="18"/>
               </w:rPr>
-              <w:t>Estándar (trim elegido, 1 etapa)</w:t>
+              <w:t>No aplica</w:t>
             </w:r>
           </w:p>
         </w:tc>
@@ -10840,7 +10766,7 @@
                 <w:b/>
                 <w:sz w:val="18"/>
               </w:rPr>
-              <w:t>Obturador</w:t>
+              <w:t>Trim anticavitación</w:t>
             </w:r>
           </w:p>
         </w:tc>
@@ -10853,7 +10779,7 @@
               <w:rPr>
                 <w:sz w:val="18"/>
               </w:rPr>
-              <w:t>No aplica (cuerpo rotativo)</w:t>
+              <w:t>Estándar (trim elegido, 1 etapa)</w:t>
             </w:r>
           </w:p>
         </w:tc>
@@ -10870,7 +10796,7 @@
                 <w:b/>
                 <w:sz w:val="18"/>
               </w:rPr>
-              <w:t>Característica inherente</w:t>
+              <w:t>Obturador</w:t>
             </w:r>
           </w:p>
         </w:tc>
@@ -10883,7 +10809,7 @@
               <w:rPr>
                 <w:sz w:val="18"/>
               </w:rPr>
-              <w:t>Lineal</w:t>
+              <w:t>No aplica (cuerpo rotativo)</w:t>
             </w:r>
           </w:p>
         </w:tc>
@@ -10900,7 +10826,7 @@
                 <w:b/>
                 <w:sz w:val="18"/>
               </w:rPr>
-              <w:t>Cv nominal (típico del tamaño y trim)</w:t>
+              <w:t>Característica inherente</w:t>
             </w:r>
           </w:p>
         </w:tc>
@@ -10913,7 +10839,7 @@
               <w:rPr>
                 <w:sz w:val="18"/>
               </w:rPr>
-              <w:t>1.920</w:t>
+              <w:t>Isoporcentual</w:t>
             </w:r>
           </w:p>
         </w:tc>
@@ -10930,7 +10856,7 @@
                 <w:b/>
                 <w:sz w:val="18"/>
               </w:rPr>
-              <w:t>Diámetro del orificio / disco</w:t>
+              <w:t>Cv nominal (típico del tamaño y trim)</w:t>
             </w:r>
           </w:p>
         </w:tc>
@@ -10943,7 +10869,7 @@
               <w:rPr>
                 <w:sz w:val="18"/>
               </w:rPr>
-              <w:t>8 in (202,7 mm) estimado</w:t>
+              <w:t>1.920</w:t>
             </w:r>
           </w:p>
         </w:tc>
@@ -10960,7 +10886,7 @@
                 <w:b/>
                 <w:sz w:val="18"/>
               </w:rPr>
-              <w:t>Rotación nominal del eje</w:t>
+              <w:t>Diámetro del orificio / disco</w:t>
             </w:r>
           </w:p>
         </w:tc>
@@ -10973,7 +10899,7 @@
               <w:rPr>
                 <w:sz w:val="18"/>
               </w:rPr>
-              <w:t>Rotación nominal 90°</w:t>
+              <w:t>8 in (202,7 mm) estimado</w:t>
             </w:r>
           </w:p>
         </w:tc>
@@ -10990,7 +10916,7 @@
                 <w:b/>
                 <w:sz w:val="18"/>
               </w:rPr>
-              <w:t>Rotación de operación</w:t>
+              <w:t>Rotación nominal del eje</w:t>
             </w:r>
           </w:p>
         </w:tc>
@@ -11003,7 +10929,7 @@
               <w:rPr>
                 <w:sz w:val="18"/>
               </w:rPr>
-              <w:t>Mínimo: 18,5 ° · Normal: 29,8 ° · Máximo: 47,6 °</w:t>
+              <w:t>Rotación nominal 90°</w:t>
             </w:r>
           </w:p>
         </w:tc>
@@ -11020,7 +10946,7 @@
                 <w:b/>
                 <w:sz w:val="18"/>
               </w:rPr>
-              <w:t>Guía y obturador</w:t>
+              <w:t>Rotación de operación</w:t>
             </w:r>
           </w:p>
         </w:tc>
@@ -11033,7 +10959,7 @@
               <w:rPr>
                 <w:sz w:val="18"/>
               </w:rPr>
-              <w:t>Eje guiado por cojinetes. Disco o bola con eje de diámetro suficiente para el par de cierre a ΔP máxima.</w:t>
+              <w:t>Mínimo: 51,3 ° · Normal: 62,5 ° · Máximo: 73,9 °</w:t>
             </w:r>
           </w:p>
         </w:tc>
@@ -11050,7 +10976,7 @@
                 <w:b/>
                 <w:sz w:val="18"/>
               </w:rPr>
-              <w:t>Clase de cierre</w:t>
+              <w:t>Guía y obturador</w:t>
             </w:r>
           </w:p>
         </w:tc>
@@ -11063,7 +10989,7 @@
               <w:rPr>
                 <w:sz w:val="18"/>
               </w:rPr>
-              <w:t>ANSI Clase IV (ANSI/FCI 70-2 / IEC 60534-4)</w:t>
+              <w:t>Eje guiado por cojinetes. Disco o bola con eje de diámetro suficiente para el par de cierre a ΔP máxima.</w:t>
             </w:r>
           </w:p>
         </w:tc>
@@ -11080,7 +11006,7 @@
                 <w:b/>
                 <w:sz w:val="18"/>
               </w:rPr>
-              <w:t>Fuga admisible</w:t>
+              <w:t>Clase de cierre</w:t>
             </w:r>
           </w:p>
         </w:tc>
@@ -11093,7 +11019,7 @@
               <w:rPr>
                 <w:sz w:val="18"/>
               </w:rPr>
-              <w:t>0,01 % de la capacidad nominal.</w:t>
+              <w:t>ANSI Clase IV (ANSI/FCI 70-2 / IEC 60534-4)</w:t>
             </w:r>
           </w:p>
         </w:tc>
@@ -11110,7 +11036,7 @@
                 <w:b/>
                 <w:sz w:val="18"/>
               </w:rPr>
-              <w:t>Material bola / disco / obturador</w:t>
+              <w:t>Fuga admisible</w:t>
             </w:r>
           </w:p>
         </w:tc>
@@ -11123,7 +11049,7 @@
               <w:rPr>
                 <w:sz w:val="18"/>
               </w:rPr>
-              <w:t>Inconel 718 (N07718) envejecido · 38 HRC (≈ 353 HB) · ASTM B637 N07718 / API 6A718</w:t>
+              <w:t>0,01 % de la capacidad nominal.</w:t>
             </w:r>
           </w:p>
         </w:tc>
@@ -11140,7 +11066,7 @@
                 <w:b/>
                 <w:sz w:val="18"/>
               </w:rPr>
-              <w:t>Material anillo de asiento</w:t>
+              <w:t>Material bola / disco / obturador</w:t>
             </w:r>
           </w:p>
         </w:tc>
@@ -11153,7 +11079,7 @@
               <w:rPr>
                 <w:sz w:val="18"/>
               </w:rPr>
-              <w:t>Stellite 6 macizo (Co-Cr-W, fundido o forjado 6B) · 40 HRC (≈ 371 HB) · AMS 5387 / AMS 5894 (6B)</w:t>
+              <w:t>17-4PH H1075 (≈ 33–38 HRC) · 35 HRC (≈ 327 HB) · ASTM A564 Tipo 630 H1075</w:t>
             </w:r>
           </w:p>
         </w:tc>
@@ -11170,7 +11096,7 @@
                 <w:b/>
                 <w:sz w:val="18"/>
               </w:rPr>
-              <w:t>Material cojinetes del eje</w:t>
+              <w:t>Material anillo de asiento</w:t>
             </w:r>
           </w:p>
         </w:tc>
@@ -11183,7 +11109,7 @@
               <w:rPr>
                 <w:sz w:val="18"/>
               </w:rPr>
-              <w:t>Inconel 718 (N07718) envejecido · 38 HRC (≈ 353 HB) · ASTM B637 N07718 / API 6A718</w:t>
+              <w:t>17-4PH H900 (40–47 HRC) · 44 HRC (≈ 411 HB) · ASTM A564 Tipo 630 H900</w:t>
             </w:r>
           </w:p>
         </w:tc>
@@ -11200,6 +11126,36 @@
                 <w:b/>
                 <w:sz w:val="18"/>
               </w:rPr>
+              <w:t>Material cojinetes del eje</w:t>
+            </w:r>
+          </w:p>
+        </w:tc>
+        <w:tc>
+          <w:tcPr>
+            <w:tcW w:type="dxa" w:w="6412"/>
+          </w:tcPr>
+          <w:p>
+            <w:r>
+              <w:rPr>
+                <w:sz w:val="18"/>
+              </w:rPr>
+              <w:t>17-4PH H1150D (≤ 33 HRC, NACE) · 30 HRC (≈ 286 HB) · ASTM A564 / A705 Tipo 630 H1150D</w:t>
+            </w:r>
+          </w:p>
+        </w:tc>
+      </w:tr>
+      <w:tr>
+        <w:tc>
+          <w:tcPr>
+            <w:tcW w:type="dxa" w:w="3453"/>
+            <w:shd w:val="clear" w:color="auto" w:fill="EEF2F6"/>
+          </w:tcPr>
+          <w:p>
+            <w:r>
+              <w:rPr>
+                <w:b/>
+                <w:sz w:val="18"/>
+              </w:rPr>
               <w:t>Material eje</w:t>
             </w:r>
           </w:p>
@@ -11213,7 +11169,7 @@
               <w:rPr>
                 <w:sz w:val="18"/>
               </w:rPr>
-              <w:t>Dúplex 2205 (S31803 / S32205) barra · 250 HB · ASTM A479 / A276 S32205</w:t>
+              <w:t>Inoxidable 316 / 316L (A479, A276) · 150 HB · ASTM A479 / A276 316</w:t>
             </w:r>
           </w:p>
         </w:tc>
@@ -11745,7 +11701,7 @@
               <w:rPr>
                 <w:sz w:val="18"/>
               </w:rPr>
-              <w:t>3,67 bar g (53,3 psig)</w:t>
+              <w:t>3,95 bar g (57,3 psig)</w:t>
             </w:r>
           </w:p>
         </w:tc>
@@ -12079,7 +12035,15 @@
         <w:pStyle w:val="ListBullet"/>
       </w:pPr>
       <w:r>
-        <w:t>Sin condiciones que requieran acción.</w:t>
+        <w:t>[Advertencia] Materiales: Riesgo medio de galling: bola / disco / obturador – anillo de asiento</w:t>
+      </w:r>
+    </w:p>
+    <w:p>
+      <w:pPr>
+        <w:pStyle w:val="ListBullet"/>
+      </w:pPr>
+      <w:r>
+        <w:t>[Advertencia] Materiales: Riesgo medio de galling: bola / disco / obturador – cojinetes del eje</w:t>
       </w:r>
     </w:p>
     <w:p>
@@ -12346,7 +12310,7 @@
               <w:rPr>
                 <w:sz w:val="18"/>
               </w:rPr>
-              <w:t>24/10/2026</w:t>
+              <w:t>26/10/2026</w:t>
             </w:r>
           </w:p>
         </w:tc>
@@ -12368,7 +12332,7 @@
     </w:p>
     <w:p>
       <w:r>
-        <w:t>La selección no presenta condiciones que requieran acción.</w:t>
+        <w:t>La selección es viable con advertencias que deben revisarse.</w:t>
       </w:r>
     </w:p>
     <w:p>
@@ -14197,7 +14161,7 @@
               <w:rPr>
                 <w:sz w:val="18"/>
               </w:rPr>
-              <w:t>20,6</w:t>
+              <w:t>57,1</w:t>
             </w:r>
           </w:p>
         </w:tc>
@@ -14214,7 +14178,7 @@
               <w:rPr>
                 <w:sz w:val="18"/>
               </w:rPr>
-              <w:t>33,1</w:t>
+              <w:t>69,4</w:t>
             </w:r>
           </w:p>
         </w:tc>
@@ -14231,7 +14195,7 @@
               <w:rPr>
                 <w:sz w:val="18"/>
               </w:rPr>
-              <w:t>52,9</w:t>
+              <w:t>82,1</w:t>
             </w:r>
           </w:p>
         </w:tc>
@@ -14276,7 +14240,7 @@
               <w:rPr>
                 <w:sz w:val="18"/>
               </w:rPr>
-              <w:t>18,5</w:t>
+              <w:t>51,3</w:t>
             </w:r>
           </w:p>
         </w:tc>
@@ -14293,7 +14257,7 @@
               <w:rPr>
                 <w:sz w:val="18"/>
               </w:rPr>
-              <w:t>29,8</w:t>
+              <w:t>62,5</w:t>
             </w:r>
           </w:p>
         </w:tc>
@@ -14310,7 +14274,7 @@
               <w:rPr>
                 <w:sz w:val="18"/>
               </w:rPr>
-              <w:t>47,6</w:t>
+              <w:t>73,9</w:t>
             </w:r>
           </w:p>
         </w:tc>
@@ -14562,7 +14526,7 @@
               <w:rPr>
                 <w:sz w:val="18"/>
               </w:rPr>
-              <w:t>ΔP de flujo estrangulado (ΔP choked)</w:t>
+              <w:t>ΔP crítica de flujo estrangulado (ΔP choked)</w:t>
             </w:r>
           </w:p>
         </w:tc>
@@ -15782,6 +15746,84 @@
       </w:pPr>
       <w:r>
         <w:t>5. Alertas y fenómenos</w:t>
+      </w:r>
+    </w:p>
+    <w:p>
+      <w:r>
+        <w:rPr>
+          <w:b/>
+          <w:color w:val="B07A00"/>
+        </w:rPr>
+        <w:t>[Advertencia] Materiales: Riesgo medio de galling: bola / disco / obturador – anillo de asiento</w:t>
+      </w:r>
+    </w:p>
+    <w:p>
+      <w:r>
+        <w:t>17-4PH H1075 (≈ 33–38 HRC) contra 17-4PH H900 (40–47 HRC): Pareja metálica disímil sin endurecimiento suficiente.</w:t>
+      </w:r>
+    </w:p>
+    <w:p>
+      <w:r>
+        <w:rPr>
+          <w:b/>
+        </w:rPr>
+        <w:t>Soluciones posibles:</w:t>
+      </w:r>
+    </w:p>
+    <w:p>
+      <w:pPr>
+        <w:pStyle w:val="ListBullet"/>
+      </w:pPr>
+      <w:r>
+        <w:t>Usar una pareja disímil: recargue de Stellite 6 en una de las superficies, buje de Nitronic 60, endurecer una de las partes a ≥ 38 HRC o lograr una diferencia de dureza ≥ 10 HRC; verificar con ensayo ASTM G98.</w:t>
+      </w:r>
+    </w:p>
+    <w:p>
+      <w:r>
+        <w:rPr>
+          <w:i/>
+          <w:sz w:val="17"/>
+        </w:rPr>
+        <w:t>Referencia: ASTM G98 (umbral de galling)</w:t>
+      </w:r>
+    </w:p>
+    <w:p>
+      <w:r>
+        <w:rPr>
+          <w:b/>
+          <w:color w:val="B07A00"/>
+        </w:rPr>
+        <w:t>[Advertencia] Materiales: Riesgo medio de galling: bola / disco / obturador – cojinetes del eje</w:t>
+      </w:r>
+    </w:p>
+    <w:p>
+      <w:r>
+        <w:t>17-4PH H1075 (≈ 33–38 HRC) contra 17-4PH H1150D (≤ 33 HRC, NACE): Pareja metálica disímil sin endurecimiento suficiente.</w:t>
+      </w:r>
+    </w:p>
+    <w:p>
+      <w:r>
+        <w:rPr>
+          <w:b/>
+        </w:rPr>
+        <w:t>Soluciones posibles:</w:t>
+      </w:r>
+    </w:p>
+    <w:p>
+      <w:pPr>
+        <w:pStyle w:val="ListBullet"/>
+      </w:pPr>
+      <w:r>
+        <w:t>Usar una pareja disímil: recargue de Stellite 6 en una de las superficies, buje de Nitronic 60, endurecer una de las partes a ≥ 38 HRC o lograr una diferencia de dureza ≥ 10 HRC; verificar con ensayo ASTM G98.</w:t>
+      </w:r>
+    </w:p>
+    <w:p>
+      <w:r>
+        <w:rPr>
+          <w:i/>
+          <w:sz w:val="17"/>
+        </w:rPr>
+        <w:t>Referencia: ASTM G98 (umbral de galling)</w:t>
       </w:r>
     </w:p>
     <w:p>
@@ -16045,7 +16087,7 @@
         <w:pStyle w:val="ListBullet"/>
       </w:pPr>
       <w:r>
-        <w:t>No se requieren acciones de corrección.</w:t>
+        <w:t>Riesgo medio de galling: bola / disco / obturador – anillo de asiento: Usar una pareja disímil: recargue de Stellite 6 en una de las superficies, buje de Nitronic 60, endurecer una de las partes a ≥ 38 HRC o lograr una diferencia de dureza ≥ 10 HRC; verificar con ensayo ASTM G98.</w:t>
       </w:r>
     </w:p>
     <w:p>
@@ -16125,7 +16167,7 @@
               <w:rPr>
                 <w:sz w:val="18"/>
               </w:rPr>
-              <w:t>Cv requerido máximo 1.046,1. Se recomienda una válvula con Cv nominal de al menos 1.230,7 (apertura ≤ 85 % en el caso máximo). Con la válvula de 8" (Cv nominal 1.920,0) la apertura queda entre 21 % y 53 %.</w:t>
+              <w:t>Cv requerido máximo 1.046,1. Se recomienda una válvula con Cv nominal de al menos 1.230,7 (apertura ≤ 85 % en el caso máximo). Con la válvula de 8" (Cv nominal 1.920,0) la apertura queda entre 57 % y 82 %.</w:t>
             </w:r>
           </w:p>
         </w:tc>
@@ -16265,7 +16307,7 @@
               <w:rPr>
                 <w:sz w:val="18"/>
               </w:rPr>
-              <w:t>La caída de presión varía poco entre casos (menos del doble): la característica lineal da una ganancia más uniforme. Seleccionada: lineal.</w:t>
+              <w:t>La caída de presión varía poco entre casos (menos del doble): la característica lineal da una ganancia más uniforme. Seleccionada: isoporcentual.</w:t>
             </w:r>
           </w:p>
         </w:tc>
@@ -16569,7 +16611,7 @@
               <w:rPr>
                 <w:sz w:val="18"/>
               </w:rPr>
-              <w:t>Stellite 6 macizo (Co-Cr-W, fundido o forjado 6B)</w:t>
+              <w:t>17-4PH H900 (40–47 HRC)</w:t>
             </w:r>
           </w:p>
         </w:tc>
@@ -16585,7 +16627,7 @@
               <w:rPr>
                 <w:sz w:val="18"/>
               </w:rPr>
-              <w:t>40 HRC (≈ 371 HB)</w:t>
+              <w:t>44 HRC (≈ 411 HB)</w:t>
             </w:r>
           </w:p>
         </w:tc>
@@ -16601,7 +16643,7 @@
               <w:rPr>
                 <w:sz w:val="18"/>
               </w:rPr>
-              <w:t>Seleccionado: Stellite 6 macizo (Co-Cr-W, fundido o forjado 6B) (UNS R30006 / R30016; AMS 5387 / AMS 5894 (6B)).; Temperatura del servicio 32 a 65 °C dentro del rango del material (-273 a 816 °C).; Compatibilidad química global: B — bueno.</w:t>
+              <w:t>Seleccionado: 17-4PH H900 (40–47 HRC) (UNS S17400; ASTM A564 Tipo 630 H900).; Temperatura del servicio 32 a 65 °C dentro del rango del material (-29 a 343 °C).; Compatibilidad química global: A — excelente.</w:t>
             </w:r>
           </w:p>
         </w:tc>
@@ -16688,7 +16730,7 @@
               <w:rPr>
                 <w:sz w:val="18"/>
               </w:rPr>
-              <w:t>Inconel 718 (N07718) envejecido</w:t>
+              <w:t>17-4PH H1150D (≤ 33 HRC, NACE)</w:t>
             </w:r>
           </w:p>
         </w:tc>
@@ -16704,7 +16746,7 @@
               <w:rPr>
                 <w:sz w:val="18"/>
               </w:rPr>
-              <w:t>38 HRC (≈ 353 HB)</w:t>
+              <w:t>30 HRC (≈ 286 HB)</w:t>
             </w:r>
           </w:p>
         </w:tc>
@@ -16720,7 +16762,7 @@
               <w:rPr>
                 <w:sz w:val="18"/>
               </w:rPr>
-              <w:t>Seleccionado: Inconel 718 (N07718) envejecido (UNS N07718; ASTM B637 N07718 / API 6A718).; Temperatura del servicio 32 a 65 °C dentro del rango del material (-198 a 650 °C).; Compatibilidad química global: A — excelente.</w:t>
+              <w:t>Seleccionado: 17-4PH H1150D (≤ 33 HRC, NACE) (UNS S17400; ASTM A564 / A705 Tipo 630 H1150D).; Temperatura del servicio 32 a 65 °C dentro del rango del material (-29 a 343 °C).; Compatibilidad química global: A — excelente.</w:t>
             </w:r>
           </w:p>
         </w:tc>
@@ -16748,7 +16790,7 @@
               <w:rPr>
                 <w:sz w:val="18"/>
               </w:rPr>
-              <w:t>Inconel 718 (N07718) envejecido</w:t>
+              <w:t>17-4PH H1075 (≈ 33–38 HRC)</w:t>
             </w:r>
           </w:p>
         </w:tc>
@@ -16764,7 +16806,7 @@
               <w:rPr>
                 <w:sz w:val="18"/>
               </w:rPr>
-              <w:t>38 HRC (≈ 353 HB)</w:t>
+              <w:t>35 HRC (≈ 327 HB)</w:t>
             </w:r>
           </w:p>
         </w:tc>
@@ -16780,7 +16822,7 @@
               <w:rPr>
                 <w:sz w:val="18"/>
               </w:rPr>
-              <w:t>Seleccionado: Inconel 718 (N07718) envejecido (UNS N07718; ASTM B637 N07718 / API 6A718).; Temperatura del servicio 32 a 65 °C dentro del rango del material (-198 a 650 °C).; Compatibilidad química global: A — excelente.</w:t>
+              <w:t>Seleccionado: 17-4PH H1075 (≈ 33–38 HRC) (UNS S17400; ASTM A564 Tipo 630 H1075).; Temperatura del servicio 32 a 65 °C dentro del rango del material (-29 a 427 °C).; Compatibilidad química global: A — excelente.</w:t>
             </w:r>
           </w:p>
         </w:tc>
@@ -16808,7 +16850,7 @@
               <w:rPr>
                 <w:sz w:val="18"/>
               </w:rPr>
-              <w:t>Dúplex 2205 (S31803 / S32205) barra</w:t>
+              <w:t>Inoxidable 316 / 316L (A479, A276)</w:t>
             </w:r>
           </w:p>
         </w:tc>
@@ -16824,7 +16866,7 @@
               <w:rPr>
                 <w:sz w:val="18"/>
               </w:rPr>
-              <w:t>250 HB</w:t>
+              <w:t>150 HB</w:t>
             </w:r>
           </w:p>
         </w:tc>
@@ -16840,7 +16882,7 @@
               <w:rPr>
                 <w:sz w:val="18"/>
               </w:rPr>
-              <w:t>Seleccionado: Dúplex 2205 (S31803 / S32205) barra (UNS S31803 / S32205; ASTM A479 / A276 S32205).; Temperatura del servicio 32 a 65 °C dentro del rango del material (-46 a 315 °C).; Compatibilidad química global: A — excelente.</w:t>
+              <w:t>Seleccionado: Inoxidable 316 / 316L (A479, A276) (UNS S31600 / S31603; ASTM A479 / A276 316).; Temperatura del servicio 32 a 65 °C dentro del rango del material (-254 a 816 °C).; Compatibilidad química global: A — excelente.</w:t>
             </w:r>
           </w:p>
         </w:tc>
@@ -16958,7 +17000,7 @@
               <w:rPr>
                 <w:sz w:val="18"/>
               </w:rPr>
-              <w:t>718 / ST6</w:t>
+              <w:t>174_H1075 / 174_H900</w:t>
             </w:r>
           </w:p>
         </w:tc>
@@ -16974,7 +17016,7 @@
               <w:rPr>
                 <w:sz w:val="18"/>
               </w:rPr>
-              <w:t>BAJO</w:t>
+              <w:t>MEDIO</w:t>
             </w:r>
           </w:p>
         </w:tc>
@@ -16990,7 +17032,7 @@
               <w:rPr>
                 <w:sz w:val="18"/>
               </w:rPr>
-              <w:t>Superficie de recargue Co-Cr, carburo o cerámica: resistentes a la adhesión.</w:t>
+              <w:t>Pareja metálica disímil sin endurecimiento suficiente. Usar una pareja disímil: recargue de Stellite 6 en una de las superficies, buje de Nitronic 60, endurecer una de las partes a ≥ 38 HRC o lograr una diferencia de dureza ≥ 10 HRC; verificar con ensayo ASTM G98.</w:t>
             </w:r>
           </w:p>
         </w:tc>
@@ -17018,7 +17060,7 @@
               <w:rPr>
                 <w:sz w:val="18"/>
               </w:rPr>
-              <w:t>718 / 718</w:t>
+              <w:t>174_H1075 / 174_H1150D</w:t>
             </w:r>
           </w:p>
         </w:tc>
@@ -17034,7 +17076,7 @@
               <w:rPr>
                 <w:sz w:val="18"/>
               </w:rPr>
-              <w:t>BAJO</w:t>
+              <w:t>MEDIO</w:t>
             </w:r>
           </w:p>
         </w:tc>
@@ -17050,7 +17092,7 @@
               <w:rPr>
                 <w:sz w:val="18"/>
               </w:rPr>
-              <w:t>Ambas superficies endurecidas (38 y 38 HRC ≥ 38).</w:t>
+              <w:t>Pareja metálica disímil sin endurecimiento suficiente. Usar una pareja disímil: recargue de Stellite 6 en una de las superficies, buje de Nitronic 60, endurecer una de las partes a ≥ 38 HRC o lograr una diferencia de dureza ≥ 10 HRC; verificar con ensayo ASTM G98.</w:t>
             </w:r>
           </w:p>
         </w:tc>
@@ -17078,7 +17120,7 @@
               <w:rPr>
                 <w:sz w:val="18"/>
               </w:rPr>
-              <w:t>2205 / 718</w:t>
+              <w:t>316 / 174_H1150D</w:t>
             </w:r>
           </w:p>
         </w:tc>
@@ -17110,7 +17152,7 @@
               <w:rPr>
                 <w:sz w:val="18"/>
               </w:rPr>
-              <w:t>Diferencia de dureza ≥ 10 HRC (250 HB frente a 38 HRC (≈ 353 HB)).</w:t>
+              <w:t>Diferencia de dureza ≥ 10 HRC (150 HB frente a 30 HRC (≈ 286 HB)).</w:t>
             </w:r>
           </w:p>
         </w:tc>
@@ -17123,6 +17165,22 @@
       </w:pPr>
       <w:r>
         <w:t>Alertas de materiales y su resolución</w:t>
+      </w:r>
+    </w:p>
+    <w:p>
+      <w:pPr>
+        <w:pStyle w:val="ListBullet"/>
+      </w:pPr>
+      <w:r>
+        <w:t>[Advertencia] Riesgo medio de galling: bola / disco / obturador – anillo de asiento: Usar una pareja disímil: recargue de Stellite 6 en una de las superficies, buje de Nitronic 60, endurecer una de las partes a ≥ 38 HRC o lograr una diferencia de dureza ≥ 10 HRC; verificar con ensayo ASTM G98.</w:t>
+      </w:r>
+    </w:p>
+    <w:p>
+      <w:pPr>
+        <w:pStyle w:val="ListBullet"/>
+      </w:pPr>
+      <w:r>
+        <w:t>[Advertencia] Riesgo medio de galling: bola / disco / obturador – cojinetes del eje: Usar una pareja disímil: recargue de Stellite 6 en una de las superficies, buje de Nitronic 60, endurecer una de las partes a ≥ 38 HRC o lograr una diferencia de dureza ≥ 10 HRC; verificar con ensayo ASTM G98.</w:t>
       </w:r>
     </w:p>
     <w:p>
@@ -17505,7 +17563,7 @@
               <w:rPr>
                 <w:sz w:val="18"/>
               </w:rPr>
-              <w:t>85 N·m (748 lbf·in)</w:t>
+              <w:t>112 N·m (989 lbf·in)</w:t>
             </w:r>
           </w:p>
         </w:tc>
@@ -17907,7 +17965,7 @@
               <w:rPr>
                 <w:sz w:val="18"/>
               </w:rPr>
-              <w:t>3,67 bar g (53,3 psig)</w:t>
+              <w:t>3,95 bar g (57,3 psig)</w:t>
             </w:r>
           </w:p>
         </w:tc>
@@ -18290,7 +18348,7 @@
         <w:pStyle w:val="ListBullet"/>
       </w:pPr>
       <w:r>
-        <w:t>Calculado con N25 Valves Sizing 0.10.1 de INSTRUMATIK S.A.S.. Software independiente de fabricantes.</w:t>
+        <w:t>Calculado con N25 Valves Sizing 0.12.0 de INSTRUMATIK S.A.S.. Software independiente de fabricantes.</w:t>
       </w:r>
     </w:p>
     <w:sectPr>
@@ -18316,7 +18374,7 @@
       <w:rPr>
         <w:sz w:val="16"/>
       </w:rPr>
-      <w:t xml:space="preserve">N25 Valves Sizing 0.10.1 · Página </w:t>
+      <w:t xml:space="preserve">N25 Valves Sizing 0.12.0 · Página </w:t>
     </w:r>
     <w:r>
       <w:fldChar w:fldCharType="begin"/>

--- a/kit_workshop/resultados_de_referencia/Caso_A_baja_agua_enfriamiento_mariposa_resultados_N25.docx
+++ b/kit_workshop/resultados_de_referencia/Caso_A_baja_agua_enfriamiento_mariposa_resultados_N25.docx
@@ -10706,7 +10706,7 @@
                 <w:b/>
                 <w:sz w:val="18"/>
               </w:rPr>
-              <w:t>Tipo de trim</w:t>
+              <w:t>Trim</w:t>
             </w:r>
           </w:p>
         </w:tc>
@@ -10766,37 +10766,7 @@
                 <w:b/>
                 <w:sz w:val="18"/>
               </w:rPr>
-              <w:t>Trim anticavitación</w:t>
-            </w:r>
-          </w:p>
-        </w:tc>
-        <w:tc>
-          <w:tcPr>
-            <w:tcW w:type="dxa" w:w="6412"/>
-          </w:tcPr>
-          <w:p>
-            <w:r>
-              <w:rPr>
-                <w:sz w:val="18"/>
-              </w:rPr>
-              <w:t>Estándar (trim elegido, 1 etapa)</w:t>
-            </w:r>
-          </w:p>
-        </w:tc>
-      </w:tr>
-      <w:tr>
-        <w:tc>
-          <w:tcPr>
-            <w:tcW w:type="dxa" w:w="3453"/>
-            <w:shd w:val="clear" w:color="auto" w:fill="EEF2F6"/>
-          </w:tcPr>
-          <w:p>
-            <w:r>
-              <w:rPr>
-                <w:b/>
-                <w:sz w:val="18"/>
-              </w:rPr>
-              <w:t>Obturador</w:t>
+              <w:t>Balance del obturador</w:t>
             </w:r>
           </w:p>
         </w:tc>
@@ -18348,7 +18318,7 @@
         <w:pStyle w:val="ListBullet"/>
       </w:pPr>
       <w:r>
-        <w:t>Calculado con N25 Valves Sizing 0.12.0 de INSTRUMATIK S.A.S.. Software independiente de fabricantes.</w:t>
+        <w:t>Calculado con N25 Valves Sizing 0.12.1 de INSTRUMATIK S.A.S.. Software independiente de fabricantes.</w:t>
       </w:r>
     </w:p>
     <w:sectPr>
@@ -18374,7 +18344,7 @@
       <w:rPr>
         <w:sz w:val="16"/>
       </w:rPr>
-      <w:t xml:space="preserve">N25 Valves Sizing 0.12.0 · Página </w:t>
+      <w:t xml:space="preserve">N25 Valves Sizing 0.12.1 · Página </w:t>
     </w:r>
     <w:r>
       <w:fldChar w:fldCharType="begin"/>

--- a/kit_workshop/resultados_de_referencia/Caso_A_baja_agua_enfriamiento_mariposa_resultados_N25.docx
+++ b/kit_workshop/resultados_de_referencia/Caso_A_baja_agua_enfriamiento_mariposa_resultados_N25.docx
@@ -18318,7 +18318,7 @@
         <w:pStyle w:val="ListBullet"/>
       </w:pPr>
       <w:r>
-        <w:t>Calculado con N25 Valves Sizing 0.12.1 de INSTRUMATIK S.A.S.. Software independiente de fabricantes.</w:t>
+        <w:t>Calculado con N25 Valves Sizing 0.13.0 de INSTRUMATIK S.A.S.. Software independiente de fabricantes.</w:t>
       </w:r>
     </w:p>
     <w:sectPr>
@@ -18344,7 +18344,7 @@
       <w:rPr>
         <w:sz w:val="16"/>
       </w:rPr>
-      <w:t xml:space="preserve">N25 Valves Sizing 0.12.1 · Página </w:t>
+      <w:t xml:space="preserve">N25 Valves Sizing 0.13.0 · Página </w:t>
     </w:r>
     <w:r>
       <w:fldChar w:fldCharType="begin"/>

--- a/kit_workshop/resultados_de_referencia/Caso_A_baja_agua_enfriamiento_mariposa_resultados_N25.docx
+++ b/kit_workshop/resultados_de_referencia/Caso_A_baja_agua_enfriamiento_mariposa_resultados_N25.docx
@@ -18318,7 +18318,7 @@
         <w:pStyle w:val="ListBullet"/>
       </w:pPr>
       <w:r>
-        <w:t>Calculado con N25 Valves Sizing 0.13.0 de INSTRUMATIK S.A.S.. Software independiente de fabricantes.</w:t>
+        <w:t>Calculado con N25 Valves Sizing 0.13.2 de INSTRUMATIK S.A.S.. Software independiente de fabricantes.</w:t>
       </w:r>
     </w:p>
     <w:sectPr>
@@ -18344,7 +18344,7 @@
       <w:rPr>
         <w:sz w:val="16"/>
       </w:rPr>
-      <w:t xml:space="preserve">N25 Valves Sizing 0.13.0 · Página </w:t>
+      <w:t xml:space="preserve">N25 Valves Sizing 0.13.2 · Página </w:t>
     </w:r>
     <w:r>
       <w:fldChar w:fldCharType="begin"/>

--- a/kit_workshop/resultados_de_referencia/Caso_A_baja_agua_enfriamiento_mariposa_resultados_N25.docx
+++ b/kit_workshop/resultados_de_referencia/Caso_A_baja_agua_enfriamiento_mariposa_resultados_N25.docx
@@ -10504,6 +10504,36 @@
                 <w:b/>
                 <w:sz w:val="18"/>
               </w:rPr>
+              <w:t>Área de salida</w:t>
+            </w:r>
+          </w:p>
+        </w:tc>
+        <w:tc>
+          <w:tcPr>
+            <w:tcW w:type="dxa" w:w="6412"/>
+          </w:tcPr>
+          <w:p>
+            <w:r>
+              <w:rPr>
+                <w:sz w:val="18"/>
+              </w:rPr>
+              <w:t>32.283 mm² · Automática: 8" STD (ASME B36.10M / ASME B36.19M)</w:t>
+            </w:r>
+          </w:p>
+        </w:tc>
+      </w:tr>
+      <w:tr>
+        <w:tc>
+          <w:tcPr>
+            <w:tcW w:type="dxa" w:w="3453"/>
+            <w:shd w:val="clear" w:color="auto" w:fill="EEF2F6"/>
+          </w:tcPr>
+          <w:p>
+            <w:r>
+              <w:rPr>
+                <w:b/>
+                <w:sz w:val="18"/>
+              </w:rPr>
               <w:t>Presión de diseño</w:t>
             </w:r>
           </w:p>
@@ -15521,7 +15551,7 @@
               <w:rPr>
                 <w:sz w:val="18"/>
               </w:rPr>
-              <w:t>Velocidad aguas abajo</w:t>
+              <w:t>Velocidad en la salida de la válvula</w:t>
             </w:r>
           </w:p>
         </w:tc>
@@ -15551,7 +15581,7 @@
               <w:rPr>
                 <w:sz w:val="18"/>
               </w:rPr>
-              <w:t>1,52</w:t>
+              <w:t>3,44</w:t>
             </w:r>
           </w:p>
         </w:tc>
@@ -15568,7 +15598,7 @@
               <w:rPr>
                 <w:sz w:val="18"/>
               </w:rPr>
-              <w:t>2,29</w:t>
+              <w:t>5,16</w:t>
             </w:r>
           </w:p>
         </w:tc>
@@ -15585,7 +15615,165 @@
               <w:rPr>
                 <w:sz w:val="18"/>
               </w:rPr>
+              <w:t>7,31</w:t>
+            </w:r>
+          </w:p>
+        </w:tc>
+      </w:tr>
+      <w:tr>
+        <w:tc>
+          <w:tcPr>
+            <w:tcW w:type="dxa" w:w="3749"/>
+          </w:tcPr>
+          <w:p>
+            <w:r>
+              <w:rPr>
+                <w:sz w:val="18"/>
+              </w:rPr>
+              <w:t>Velocidad aguas abajo</w:t>
+            </w:r>
+          </w:p>
+        </w:tc>
+        <w:tc>
+          <w:tcPr>
+            <w:tcW w:type="dxa" w:w="986"/>
+          </w:tcPr>
+          <w:p>
+            <w:r>
+              <w:rPr>
+                <w:sz w:val="18"/>
+              </w:rPr>
+              <w:t>m/s</w:t>
+            </w:r>
+          </w:p>
+        </w:tc>
+        <w:tc>
+          <w:tcPr>
+            <w:tcW w:type="dxa" w:w="1710"/>
+            <w:shd w:val="clear" w:color="auto" w:fill="E3F1E6"/>
+          </w:tcPr>
+          <w:p>
+            <w:pPr>
+              <w:jc w:val="right"/>
+            </w:pPr>
+            <w:r>
+              <w:rPr>
+                <w:sz w:val="18"/>
+              </w:rPr>
+              <w:t>1,52</w:t>
+            </w:r>
+          </w:p>
+        </w:tc>
+        <w:tc>
+          <w:tcPr>
+            <w:tcW w:type="dxa" w:w="1710"/>
+            <w:shd w:val="clear" w:color="auto" w:fill="E3F1E6"/>
+          </w:tcPr>
+          <w:p>
+            <w:pPr>
+              <w:jc w:val="right"/>
+            </w:pPr>
+            <w:r>
+              <w:rPr>
+                <w:sz w:val="18"/>
+              </w:rPr>
+              <w:t>2,29</w:t>
+            </w:r>
+          </w:p>
+        </w:tc>
+        <w:tc>
+          <w:tcPr>
+            <w:tcW w:type="dxa" w:w="1710"/>
+            <w:shd w:val="clear" w:color="auto" w:fill="E3F1E6"/>
+          </w:tcPr>
+          <w:p>
+            <w:pPr>
+              <w:jc w:val="right"/>
+            </w:pPr>
+            <w:r>
+              <w:rPr>
+                <w:sz w:val="18"/>
+              </w:rPr>
               <w:t>3,24</w:t>
+            </w:r>
+          </w:p>
+        </w:tc>
+      </w:tr>
+      <w:tr>
+        <w:tc>
+          <w:tcPr>
+            <w:tcW w:type="dxa" w:w="3749"/>
+          </w:tcPr>
+          <w:p>
+            <w:r>
+              <w:rPr>
+                <w:sz w:val="18"/>
+              </w:rPr>
+              <w:t>Área de salida de la válvula</w:t>
+            </w:r>
+          </w:p>
+        </w:tc>
+        <w:tc>
+          <w:tcPr>
+            <w:tcW w:type="dxa" w:w="986"/>
+          </w:tcPr>
+          <w:p>
+            <w:r>
+              <w:rPr>
+                <w:sz w:val="18"/>
+              </w:rPr>
+              <w:t>mm²</w:t>
+            </w:r>
+          </w:p>
+        </w:tc>
+        <w:tc>
+          <w:tcPr>
+            <w:tcW w:type="dxa" w:w="1710"/>
+            <w:shd w:val="clear" w:color="auto" w:fill="E3F1E6"/>
+          </w:tcPr>
+          <w:p>
+            <w:pPr>
+              <w:jc w:val="right"/>
+            </w:pPr>
+            <w:r>
+              <w:rPr>
+                <w:sz w:val="18"/>
+              </w:rPr>
+              <w:t>32.283</w:t>
+            </w:r>
+          </w:p>
+        </w:tc>
+        <w:tc>
+          <w:tcPr>
+            <w:tcW w:type="dxa" w:w="1710"/>
+            <w:shd w:val="clear" w:color="auto" w:fill="E3F1E6"/>
+          </w:tcPr>
+          <w:p>
+            <w:pPr>
+              <w:jc w:val="right"/>
+            </w:pPr>
+            <w:r>
+              <w:rPr>
+                <w:sz w:val="18"/>
+              </w:rPr>
+              <w:t>32.283</w:t>
+            </w:r>
+          </w:p>
+        </w:tc>
+        <w:tc>
+          <w:tcPr>
+            <w:tcW w:type="dxa" w:w="1710"/>
+            <w:shd w:val="clear" w:color="auto" w:fill="E3F1E6"/>
+          </w:tcPr>
+          <w:p>
+            <w:pPr>
+              <w:jc w:val="right"/>
+            </w:pPr>
+            <w:r>
+              <w:rPr>
+                <w:sz w:val="18"/>
+              </w:rPr>
+              <w:t>32.283</w:t>
             </w:r>
           </w:p>
         </w:tc>
@@ -18318,7 +18506,7 @@
         <w:pStyle w:val="ListBullet"/>
       </w:pPr>
       <w:r>
-        <w:t>Calculado con N25 Valves Sizing 0.13.2 de INSTRUMATIK S.A.S.. Software independiente de fabricantes.</w:t>
+        <w:t>Calculado con N25 Valves Sizing 0.13.4 de INSTRUMATIK S.A.S.. Software independiente de fabricantes.</w:t>
       </w:r>
     </w:p>
     <w:sectPr>
@@ -18344,7 +18532,7 @@
       <w:rPr>
         <w:sz w:val="16"/>
       </w:rPr>
-      <w:t xml:space="preserve">N25 Valves Sizing 0.13.2 · Página </w:t>
+      <w:t xml:space="preserve">N25 Valves Sizing 0.13.4 · Página </w:t>
     </w:r>
     <w:r>
       <w:fldChar w:fldCharType="begin"/>

--- a/kit_workshop/resultados_de_referencia/Caso_A_baja_agua_enfriamiento_mariposa_resultados_N25.docx
+++ b/kit_workshop/resultados_de_referencia/Caso_A_baja_agua_enfriamiento_mariposa_resultados_N25.docx
@@ -5984,7 +5984,7 @@
         <w:pStyle w:val="ListBullet"/>
       </w:pPr>
       <w:r>
-        <w:t>Materiales descartados: 19 (detalle en la solapa 3-Materiales, botón Análisis).</w:t>
+        <w:t>Materiales descartados: 20 (detalle en la solapa 3-Materiales, botón Análisis).</w:t>
       </w:r>
     </w:p>
     <w:p>
@@ -6074,7 +6074,7 @@
         <w:pStyle w:val="ListBullet"/>
       </w:pPr>
       <w:r>
-        <w:t>Alternativas aptas: 17-4PH H900 (40–47 HRC) (puntaje 1,30; química A); Nitronic 50 (S20910, XM-19) de alta resistencia (puntaje 1,60; química A); Bronce al aluminio C95400 / bronce fosforoso (bujes) (puntaje 1,80; química B)</w:t>
+        <w:t>Alternativas aptas: 17-4PH H900 (40–47 HRC) (puntaje 1,30; química A); 316 nitrurado (nitruración a baja temperatura, ≈ 1000 HV superficial) (puntaje 1,50; química A); Nitronic 50 (S20910, XM-19) de alta resistencia (puntaje 1,60; química A)</w:t>
       </w:r>
     </w:p>
     <w:p>
@@ -6082,7 +6082,7 @@
         <w:pStyle w:val="ListBullet"/>
       </w:pPr>
       <w:r>
-        <w:t>Materiales descartados: 18 (detalle en la solapa 3-Materiales, botón Análisis).</w:t>
+        <w:t>Materiales descartados: 19 (detalle en la solapa 3-Materiales, botón Análisis).</w:t>
       </w:r>
     </w:p>
     <w:p>
@@ -6175,7 +6175,7 @@
         <w:pStyle w:val="ListBullet"/>
       </w:pPr>
       <w:r>
-        <w:t>Alternativas aptas: 17-4PH H900 (40–47 HRC) (puntaje 1,30; química A); 316 con recargue de Stellite 6 (asiento y/o superficie de guiado) (puntaje 2,20; química A); 17-4PH H1150D con recargue de Stellite 6 (obturadores NACE) (puntaje 2,60; química A)</w:t>
+        <w:t>Alternativas aptas: 17-4PH H900 (40–47 HRC) (puntaje 1,30; química A); 316 nitrurado (nitruración a baja temperatura, ≈ 1000 HV superficial) (puntaje 1,68; química A); 316 con recargue de Stellite 6 (asiento y/o superficie de guiado) (puntaje 2,20; química A)</w:t>
       </w:r>
     </w:p>
     <w:p>
@@ -6183,7 +6183,7 @@
         <w:pStyle w:val="ListBullet"/>
       </w:pPr>
       <w:r>
-        <w:t>Materiales descartados: 20 (detalle en la solapa 3-Materiales, botón Análisis).</w:t>
+        <w:t>Materiales descartados: 21 (detalle en la solapa 3-Materiales, botón Análisis).</w:t>
       </w:r>
     </w:p>
     <w:p>
@@ -10684,6 +10684,66 @@
                 <w:b/>
                 <w:sz w:val="18"/>
               </w:rPr>
+              <w:t>Pernos y tuercas cuerpo-bonete</w:t>
+            </w:r>
+          </w:p>
+        </w:tc>
+        <w:tc>
+          <w:tcPr>
+            <w:tcW w:type="dxa" w:w="6412"/>
+          </w:tcPr>
+          <w:p>
+            <w:r>
+              <w:rPr>
+                <w:sz w:val="18"/>
+              </w:rPr>
+              <w:t>Estándar del fabricante</w:t>
+            </w:r>
+          </w:p>
+        </w:tc>
+      </w:tr>
+      <w:tr>
+        <w:tc>
+          <w:tcPr>
+            <w:tcW w:type="dxa" w:w="3453"/>
+            <w:shd w:val="clear" w:color="auto" w:fill="EEF2F6"/>
+          </w:tcPr>
+          <w:p>
+            <w:r>
+              <w:rPr>
+                <w:b/>
+                <w:sz w:val="18"/>
+              </w:rPr>
+              <w:t>Espárragos y tuercas de la brida prensaempaques</w:t>
+            </w:r>
+          </w:p>
+        </w:tc>
+        <w:tc>
+          <w:tcPr>
+            <w:tcW w:type="dxa" w:w="6412"/>
+          </w:tcPr>
+          <w:p>
+            <w:r>
+              <w:rPr>
+                <w:sz w:val="18"/>
+              </w:rPr>
+              <w:t>Estándar del fabricante</w:t>
+            </w:r>
+          </w:p>
+        </w:tc>
+      </w:tr>
+      <w:tr>
+        <w:tc>
+          <w:tcPr>
+            <w:tcW w:type="dxa" w:w="3453"/>
+            <w:shd w:val="clear" w:color="auto" w:fill="EEF2F6"/>
+          </w:tcPr>
+          <w:p>
+            <w:r>
+              <w:rPr>
+                <w:b/>
+                <w:sz w:val="18"/>
+              </w:rPr>
               <w:t>Ruido admisible</w:t>
             </w:r>
           </w:p>
@@ -10779,7 +10839,7 @@
               <w:rPr>
                 <w:sz w:val="18"/>
               </w:rPr>
-              <w:t>No aplica</w:t>
+              <w:t>Flujo tiende a abrir (Flow to open)</w:t>
             </w:r>
           </w:p>
         </w:tc>
@@ -17539,6 +17599,88 @@
     </w:p>
     <w:p>
       <w:pPr>
+        <w:pStyle w:val="Heading3"/>
+      </w:pPr>
+      <w:r>
+        <w:t>Pernos y tuercas</w:t>
+      </w:r>
+    </w:p>
+    <w:tbl>
+      <w:tblPr>
+        <w:tblStyle w:val="TableGrid"/>
+        <w:tblW w:type="auto" w:w="0"/>
+        <w:jc w:val="center"/>
+        <w:tblLayout w:type="fixed"/>
+        <w:tblLook w:firstColumn="1" w:firstRow="1" w:lastColumn="0" w:lastRow="0" w:noHBand="0" w:noVBand="1" w:val="04A0"/>
+      </w:tblPr>
+      <w:tblGrid>
+        <w:gridCol w:w="4933"/>
+        <w:gridCol w:w="4933"/>
+      </w:tblGrid>
+      <w:tr>
+        <w:tc>
+          <w:tcPr>
+            <w:tcW w:type="dxa" w:w="3453"/>
+            <w:shd w:val="clear" w:color="auto" w:fill="EEF2F6"/>
+          </w:tcPr>
+          <w:p>
+            <w:r>
+              <w:rPr>
+                <w:b/>
+                <w:sz w:val="18"/>
+              </w:rPr>
+              <w:t>Pernos y tuercas cuerpo-bonete</w:t>
+            </w:r>
+          </w:p>
+        </w:tc>
+        <w:tc>
+          <w:tcPr>
+            <w:tcW w:type="dxa" w:w="6412"/>
+          </w:tcPr>
+          <w:p>
+            <w:r>
+              <w:rPr>
+                <w:sz w:val="18"/>
+              </w:rPr>
+              <w:t>Estándar del fabricante</w:t>
+            </w:r>
+          </w:p>
+        </w:tc>
+      </w:tr>
+      <w:tr>
+        <w:tc>
+          <w:tcPr>
+            <w:tcW w:type="dxa" w:w="3453"/>
+            <w:shd w:val="clear" w:color="auto" w:fill="EEF2F6"/>
+          </w:tcPr>
+          <w:p>
+            <w:r>
+              <w:rPr>
+                <w:b/>
+                <w:sz w:val="18"/>
+              </w:rPr>
+              <w:t>Espárragos y tuercas de la brida prensaempaques</w:t>
+            </w:r>
+          </w:p>
+        </w:tc>
+        <w:tc>
+          <w:tcPr>
+            <w:tcW w:type="dxa" w:w="6412"/>
+          </w:tcPr>
+          <w:p>
+            <w:r>
+              <w:rPr>
+                <w:sz w:val="18"/>
+              </w:rPr>
+              <w:t>Estándar del fabricante</w:t>
+            </w:r>
+          </w:p>
+        </w:tc>
+      </w:tr>
+    </w:tbl>
+    <w:p/>
+    <w:p>
+      <w:pPr>
         <w:pStyle w:val="ListBullet"/>
       </w:pPr>
       <w:r>
@@ -18506,7 +18648,7 @@
         <w:pStyle w:val="ListBullet"/>
       </w:pPr>
       <w:r>
-        <w:t>Calculado con N25 Valves Sizing 0.13.4 de INSTRUMATIK S.A.S.. Software independiente de fabricantes.</w:t>
+        <w:t>Calculado con N25 Valves Sizing 0.14.0 de INSTRUMATIK S.A.S.. Software independiente de fabricantes.</w:t>
       </w:r>
     </w:p>
     <w:sectPr>
@@ -18532,7 +18674,7 @@
       <w:rPr>
         <w:sz w:val="16"/>
       </w:rPr>
-      <w:t xml:space="preserve">N25 Valves Sizing 0.13.4 · Página </w:t>
+      <w:t xml:space="preserve">N25 Valves Sizing 0.14.0 · Página </w:t>
     </w:r>
     <w:r>
       <w:fldChar w:fldCharType="begin"/>

--- a/kit_workshop/resultados_de_referencia/Caso_A_baja_agua_enfriamiento_mariposa_resultados_N25.docx
+++ b/kit_workshop/resultados_de_referencia/Caso_A_baja_agua_enfriamiento_mariposa_resultados_N25.docx
@@ -6183,7 +6183,7 @@
         <w:pStyle w:val="ListBullet"/>
       </w:pPr>
       <w:r>
-        <w:t>Materiales descartados: 21 (detalle en la solapa 3-Materiales, botón Análisis).</w:t>
+        <w:t>Materiales descartados: 22 (detalle en la solapa 3-Materiales, botón Análisis).</w:t>
       </w:r>
     </w:p>
     <w:p>
@@ -10715,6 +10715,96 @@
                 <w:sz w:val="18"/>
               </w:rPr>
               <w:t>Espárragos y tuercas de la brida prensaempaques</w:t>
+            </w:r>
+          </w:p>
+        </w:tc>
+        <w:tc>
+          <w:tcPr>
+            <w:tcW w:type="dxa" w:w="6412"/>
+          </w:tcPr>
+          <w:p>
+            <w:r>
+              <w:rPr>
+                <w:sz w:val="18"/>
+              </w:rPr>
+              <w:t>Estándar del fabricante</w:t>
+            </w:r>
+          </w:p>
+        </w:tc>
+      </w:tr>
+      <w:tr>
+        <w:tc>
+          <w:tcPr>
+            <w:tcW w:type="dxa" w:w="3453"/>
+            <w:shd w:val="clear" w:color="auto" w:fill="EEF2F6"/>
+          </w:tcPr>
+          <w:p>
+            <w:r>
+              <w:rPr>
+                <w:b/>
+                <w:sz w:val="18"/>
+              </w:rPr>
+              <w:t>Junta cuerpo-bonete</w:t>
+            </w:r>
+          </w:p>
+        </w:tc>
+        <w:tc>
+          <w:tcPr>
+            <w:tcW w:type="dxa" w:w="6412"/>
+          </w:tcPr>
+          <w:p>
+            <w:r>
+              <w:rPr>
+                <w:sz w:val="18"/>
+              </w:rPr>
+              <w:t>Estándar del fabricante</w:t>
+            </w:r>
+          </w:p>
+        </w:tc>
+      </w:tr>
+      <w:tr>
+        <w:tc>
+          <w:tcPr>
+            <w:tcW w:type="dxa" w:w="3453"/>
+            <w:shd w:val="clear" w:color="auto" w:fill="EEF2F6"/>
+          </w:tcPr>
+          <w:p>
+            <w:r>
+              <w:rPr>
+                <w:b/>
+                <w:sz w:val="18"/>
+              </w:rPr>
+              <w:t>O-rings</w:t>
+            </w:r>
+          </w:p>
+        </w:tc>
+        <w:tc>
+          <w:tcPr>
+            <w:tcW w:type="dxa" w:w="6412"/>
+          </w:tcPr>
+          <w:p>
+            <w:r>
+              <w:rPr>
+                <w:sz w:val="18"/>
+              </w:rPr>
+              <w:t>Estándar del fabricante</w:t>
+            </w:r>
+          </w:p>
+        </w:tc>
+      </w:tr>
+      <w:tr>
+        <w:tc>
+          <w:tcPr>
+            <w:tcW w:type="dxa" w:w="3453"/>
+            <w:shd w:val="clear" w:color="auto" w:fill="EEF2F6"/>
+          </w:tcPr>
+          <w:p>
+            <w:r>
+              <w:rPr>
+                <w:b/>
+                <w:sz w:val="18"/>
+              </w:rPr>
+              <w:t>Resortes</w:t>
             </w:r>
           </w:p>
         </w:tc>
@@ -17602,7 +17692,7 @@
         <w:pStyle w:val="Heading3"/>
       </w:pPr>
       <w:r>
-        <w:t>Pernos y tuercas</w:t>
+        <w:t>Pernos, junta, O-rings y resortes</w:t>
       </w:r>
     </w:p>
     <w:tbl>
@@ -17660,6 +17750,96 @@
                 <w:sz w:val="18"/>
               </w:rPr>
               <w:t>Espárragos y tuercas de la brida prensaempaques</w:t>
+            </w:r>
+          </w:p>
+        </w:tc>
+        <w:tc>
+          <w:tcPr>
+            <w:tcW w:type="dxa" w:w="6412"/>
+          </w:tcPr>
+          <w:p>
+            <w:r>
+              <w:rPr>
+                <w:sz w:val="18"/>
+              </w:rPr>
+              <w:t>Estándar del fabricante</w:t>
+            </w:r>
+          </w:p>
+        </w:tc>
+      </w:tr>
+      <w:tr>
+        <w:tc>
+          <w:tcPr>
+            <w:tcW w:type="dxa" w:w="3453"/>
+            <w:shd w:val="clear" w:color="auto" w:fill="EEF2F6"/>
+          </w:tcPr>
+          <w:p>
+            <w:r>
+              <w:rPr>
+                <w:b/>
+                <w:sz w:val="18"/>
+              </w:rPr>
+              <w:t>Junta cuerpo-bonete</w:t>
+            </w:r>
+          </w:p>
+        </w:tc>
+        <w:tc>
+          <w:tcPr>
+            <w:tcW w:type="dxa" w:w="6412"/>
+          </w:tcPr>
+          <w:p>
+            <w:r>
+              <w:rPr>
+                <w:sz w:val="18"/>
+              </w:rPr>
+              <w:t>Estándar del fabricante</w:t>
+            </w:r>
+          </w:p>
+        </w:tc>
+      </w:tr>
+      <w:tr>
+        <w:tc>
+          <w:tcPr>
+            <w:tcW w:type="dxa" w:w="3453"/>
+            <w:shd w:val="clear" w:color="auto" w:fill="EEF2F6"/>
+          </w:tcPr>
+          <w:p>
+            <w:r>
+              <w:rPr>
+                <w:b/>
+                <w:sz w:val="18"/>
+              </w:rPr>
+              <w:t>O-rings</w:t>
+            </w:r>
+          </w:p>
+        </w:tc>
+        <w:tc>
+          <w:tcPr>
+            <w:tcW w:type="dxa" w:w="6412"/>
+          </w:tcPr>
+          <w:p>
+            <w:r>
+              <w:rPr>
+                <w:sz w:val="18"/>
+              </w:rPr>
+              <w:t>Estándar del fabricante</w:t>
+            </w:r>
+          </w:p>
+        </w:tc>
+      </w:tr>
+      <w:tr>
+        <w:tc>
+          <w:tcPr>
+            <w:tcW w:type="dxa" w:w="3453"/>
+            <w:shd w:val="clear" w:color="auto" w:fill="EEF2F6"/>
+          </w:tcPr>
+          <w:p>
+            <w:r>
+              <w:rPr>
+                <w:b/>
+                <w:sz w:val="18"/>
+              </w:rPr>
+              <w:t>Resortes</w:t>
             </w:r>
           </w:p>
         </w:tc>
@@ -18648,7 +18828,7 @@
         <w:pStyle w:val="ListBullet"/>
       </w:pPr>
       <w:r>
-        <w:t>Calculado con N25 Valves Sizing 0.14.0 de INSTRUMATIK S.A.S.. Software independiente de fabricantes.</w:t>
+        <w:t>Calculado con N25 Valves Sizing 0.14.1 de INSTRUMATIK S.A.S.. Software independiente de fabricantes.</w:t>
       </w:r>
     </w:p>
     <w:sectPr>
@@ -18674,7 +18854,7 @@
       <w:rPr>
         <w:sz w:val="16"/>
       </w:rPr>
-      <w:t xml:space="preserve">N25 Valves Sizing 0.14.0 · Página </w:t>
+      <w:t xml:space="preserve">N25 Valves Sizing 0.14.1 · Página </w:t>
     </w:r>
     <w:r>
       <w:fldChar w:fldCharType="begin"/>

--- a/kit_workshop/resultados_de_referencia/Caso_A_baja_agua_enfriamiento_mariposa_resultados_N25.docx
+++ b/kit_workshop/resultados_de_referencia/Caso_A_baja_agua_enfriamiento_mariposa_resultados_N25.docx
@@ -18828,7 +18828,7 @@
         <w:pStyle w:val="ListBullet"/>
       </w:pPr>
       <w:r>
-        <w:t>Calculado con N25 Valves Sizing 0.14.1 de INSTRUMATIK S.A.S.. Software independiente de fabricantes.</w:t>
+        <w:t>Calculado con N25 Valves Sizing 0.15.0 de INSTRUMATIK S.A.S.. Software independiente de fabricantes.</w:t>
       </w:r>
     </w:p>
     <w:sectPr>
@@ -18854,7 +18854,7 @@
       <w:rPr>
         <w:sz w:val="16"/>
       </w:rPr>
-      <w:t xml:space="preserve">N25 Valves Sizing 0.14.1 · Página </w:t>
+      <w:t xml:space="preserve">N25 Valves Sizing 0.15.0 · Página </w:t>
     </w:r>
     <w:r>
       <w:fldChar w:fldCharType="begin"/>

--- a/kit_workshop/resultados_de_referencia/Caso_A_baja_agua_enfriamiento_mariposa_resultados_N25.docx
+++ b/kit_workshop/resultados_de_referencia/Caso_A_baja_agua_enfriamiento_mariposa_resultados_N25.docx
@@ -18828,7 +18828,7 @@
         <w:pStyle w:val="ListBullet"/>
       </w:pPr>
       <w:r>
-        <w:t>Calculado con N25 Valves Sizing 0.15.0 de INSTRUMATIK S.A.S.. Software independiente de fabricantes.</w:t>
+        <w:t>Calculado con N25 Valves Sizing 0.15.1 de INSTRUMATIK S.A.S.. Software independiente de fabricantes.</w:t>
       </w:r>
     </w:p>
     <w:sectPr>
@@ -18854,7 +18854,7 @@
       <w:rPr>
         <w:sz w:val="16"/>
       </w:rPr>
-      <w:t xml:space="preserve">N25 Valves Sizing 0.15.0 · Página </w:t>
+      <w:t xml:space="preserve">N25 Valves Sizing 0.15.1 · Página </w:t>
     </w:r>
     <w:r>
       <w:fldChar w:fldCharType="begin"/>

--- a/kit_workshop/resultados_de_referencia/Caso_A_baja_agua_enfriamiento_mariposa_resultados_N25.docx
+++ b/kit_workshop/resultados_de_referencia/Caso_A_baja_agua_enfriamiento_mariposa_resultados_N25.docx
@@ -18828,7 +18828,7 @@
         <w:pStyle w:val="ListBullet"/>
       </w:pPr>
       <w:r>
-        <w:t>Calculado con N25 Valves Sizing 0.15.1 de INSTRUMATIK S.A.S.. Software independiente de fabricantes.</w:t>
+        <w:t>Calculado con N25 Valves Sizing 0.15.2 de INSTRUMATIK S.A.S.. Software independiente de fabricantes.</w:t>
       </w:r>
     </w:p>
     <w:sectPr>
@@ -18854,7 +18854,7 @@
       <w:rPr>
         <w:sz w:val="16"/>
       </w:rPr>
-      <w:t xml:space="preserve">N25 Valves Sizing 0.15.1 · Página </w:t>
+      <w:t xml:space="preserve">N25 Valves Sizing 0.15.2 · Página </w:t>
     </w:r>
     <w:r>
       <w:fldChar w:fldCharType="begin"/>
